--- a/docs/company/Company_Strategy_and_Business_Plan.docx
+++ b/docs/company/Company_Strategy_and_Business_Plan.docx
@@ -132,7 +132,7 @@
     <w:p>
       <w:pPr>
         <w:pStyle w:val="Heading1"/>
-        <w:pageBreakBefore/>
+        <w:pageBreakBefore w:val="0"/>
       </w:pPr>
       <w:r>
         <w:t>Company identity and ambition</w:t>
@@ -207,7 +207,7 @@
     <w:p>
       <w:pPr>
         <w:pStyle w:val="Heading1"/>
-        <w:pageBreakBefore/>
+        <w:pageBreakBefore w:val="0"/>
       </w:pPr>
       <w:r>
         <w:t>Market evidence and its limits</w:t>
@@ -225,10 +225,13 @@
       </w:r>
     </w:p>
     <w:p>
+      <w:pPr>
+        <w:jc w:val="center"/>
+      </w:pPr>
       <w:r>
         <w:drawing>
           <wp:inline xmlns:a="http://schemas.openxmlformats.org/drawingml/2006/main" xmlns:pic="http://schemas.openxmlformats.org/drawingml/2006/picture">
-            <wp:extent cx="6263640" cy="2795401"/>
+            <wp:extent cx="6172200" cy="2754592"/>
             <wp:docPr id="1" name="Picture 1" descr="Reported exposure and review practices"/>
             <wp:cNvGraphicFramePr>
               <a:graphicFrameLocks noChangeAspect="1"/>
@@ -237,7 +240,7 @@
               <a:graphicData uri="http://schemas.openxmlformats.org/drawingml/2006/picture">
                 <pic:pic>
                   <pic:nvPicPr>
-                    <pic:cNvPr id="0" name="research.png"/>
+                    <pic:cNvPr id="0" name="image1.png"/>
                     <pic:cNvPicPr/>
                   </pic:nvPicPr>
                   <pic:blipFill>
@@ -249,7 +252,7 @@
                   <pic:spPr>
                     <a:xfrm>
                       <a:off x="0" y="0"/>
-                      <a:ext cx="6263640" cy="2795401"/>
+                      <a:ext cx="6172200" cy="2754592"/>
                     </a:xfrm>
                     <a:prstGeom prst="rect"/>
                   </pic:spPr>
@@ -267,10 +270,8 @@
       <w:r>
         <w:rPr>
           <w:b w:val="0"/>
-          <w:i/>
-          <w:sz w:val="18"/>
         </w:rPr>
-        <w:t>Figure 1. Percent of UK businesses reporting each measure. Source S01, summary. Self-reporting and detection affect the results; a reported attack is not necessarily a successful compromise. The survey also reports a zero median perceived cost for the most disruptive breach or attack, cautioning against treating every reported event as an expensive incident.</w:t>
+        <w:t>Source S01, summary. These measures overlap and do not form a funnel. Self-reporting and detection affect the results; a reported attack is not necessarily a successful compromise. The survey also reports a zero median perceived cost for the most disruptive breach or attack, cautioning against treating every reported event as an expensive incident.</w:t>
       </w:r>
     </w:p>
     <w:p>
@@ -308,8 +309,30 @@
     </w:p>
     <w:p>
       <w:pPr>
+        <w:widowControl/>
+      </w:pPr>
+      <w:r>
+        <w:rPr>
+          <w:b w:val="0"/>
+        </w:rPr>
+        <w:t>Claroty reports that 55% of organizations in its Team82 dataset had four or more remote-access tools in their OT environments. The research examined more than 50,000 remote-access-enabled devices [S21]. This supports investigating tool and account fragmentation. The public release does not establish how representative the dataset is of smaller manufacturers or service providers.</w:t>
+      </w:r>
+    </w:p>
+    <w:p>
+      <w:pPr>
+        <w:widowControl/>
+      </w:pPr>
+      <w:r>
+        <w:rPr>
+          <w:b w:val="0"/>
+        </w:rPr>
+        <w:t>Dragos identified 1,020 ransomware incidents affecting industrial organizations in Q1 2026 from public disclosures and ransomware-group data-leak sites. Manufacturing represented 62% of the observed or claimed victims [S22]. This is threat context rather than evidence that vendor access caused those incidents. Neither source establishes demand or willingness to pay for the proposed review workflow.</w:t>
+      </w:r>
+    </w:p>
+    <w:p>
+      <w:pPr>
         <w:pStyle w:val="Heading1"/>
-        <w:pageBreakBefore/>
+        <w:pageBreakBefore w:val="0"/>
       </w:pPr>
       <w:r>
         <w:t>Problems worth investigating</w:t>
@@ -384,7 +407,7 @@
     <w:p>
       <w:pPr>
         <w:pStyle w:val="Heading1"/>
-        <w:pageBreakBefore/>
+        <w:pageBreakBefore w:val="0"/>
       </w:pPr>
       <w:r>
         <w:t>Opportunity selection</w:t>
@@ -402,10 +425,13 @@
       </w:r>
     </w:p>
     <w:p>
+      <w:pPr>
+        <w:jc w:val="center"/>
+      </w:pPr>
       <w:r>
         <w:drawing>
           <wp:inline xmlns:a="http://schemas.openxmlformats.org/drawingml/2006/main" xmlns:pic="http://schemas.openxmlformats.org/drawingml/2006/picture">
-            <wp:extent cx="6263640" cy="2795401"/>
+            <wp:extent cx="6172200" cy="2754592"/>
             <wp:docPr id="2" name="Picture 2" descr="Proposed opportunity priorities"/>
             <wp:cNvGraphicFramePr>
               <a:graphicFrameLocks noChangeAspect="1"/>
@@ -414,7 +440,7 @@
               <a:graphicData uri="http://schemas.openxmlformats.org/drawingml/2006/picture">
                 <pic:pic>
                   <pic:nvPicPr>
-                    <pic:cNvPr id="0" name="priority.png"/>
+                    <pic:cNvPr id="0" name="image2.png"/>
                     <pic:cNvPicPr/>
                   </pic:nvPicPr>
                   <pic:blipFill>
@@ -426,7 +452,7 @@
                   <pic:spPr>
                     <a:xfrm>
                       <a:off x="0" y="0"/>
-                      <a:ext cx="6263640" cy="2795401"/>
+                      <a:ext cx="6172200" cy="2754592"/>
                     </a:xfrm>
                     <a:prstGeom prst="rect"/>
                   </pic:spPr>
@@ -444,10 +470,8 @@
       <w:r>
         <w:rPr>
           <w:b w:val="0"/>
-          <w:i/>
-          <w:sz w:val="18"/>
         </w:rPr>
-        <w:t>Figure 2. Subjective weighted scores; inputs and formula are published in chart_data.json. Access review scores 3.70, OT evidence reconciliation 3.40, network change assurance 2.80, machine and agent authority 2.70, and general compliance reporting 3.25. Compliance's feasibility does not remove its weak differentiation score.</w:t>
+        <w:t>The weights are 25% documented recurring need, 25% feasibility at current capacity, 20% evidence availability, 15% room to differentiate, and 15% expansion potential. These scores are planning judgments, not measured demand. Compliance's feasibility does not remove its weak differentiation score.</w:t>
       </w:r>
     </w:p>
     <w:p>
@@ -497,7 +521,7 @@
     <w:p>
       <w:pPr>
         <w:pStyle w:val="Heading1"/>
-        <w:pageBreakBefore/>
+        <w:pageBreakBefore w:val="0"/>
       </w:pPr>
       <w:r>
         <w:t>Competition and defensibility</w:t>
@@ -510,9 +534,9 @@
         <w:tblLook w:firstColumn="1" w:firstRow="1" w:lastColumn="0" w:lastRow="0" w:noHBand="0" w:noVBand="1" w:val="04A0"/>
       </w:tblPr>
       <w:tblGrid>
-        <w:gridCol w:w="2333"/>
-        <w:gridCol w:w="3744"/>
-        <w:gridCol w:w="3888"/>
+        <w:gridCol w:w="3331"/>
+        <w:gridCol w:w="3331"/>
+        <w:gridCol w:w="3331"/>
       </w:tblGrid>
       <w:tr>
         <w:trPr>
@@ -521,17 +545,34 @@
         </w:trPr>
         <w:tc>
           <w:tcPr>
-            <w:tcW w:type="dxa" w:w="2333"/>
-            <w:shd w:fill="E9F0F3"/>
+            <w:tcW w:type="dxa" w:w="2376"/>
+            <w:vAlign w:val="center"/>
+            <w:tcMar>
+              <w:top w:w="100" w:type="dxa"/>
+              <w:start w:w="120" w:type="dxa"/>
+              <w:bottom w:w="100" w:type="dxa"/>
+              <w:end w:w="120" w:type="dxa"/>
+            </w:tcMar>
+            <w:tcBorders>
+              <w:top w:val="single" w:sz="8" w:color="D9D9D9"/>
+              <w:left w:val="single" w:sz="8" w:color="D9D9D9"/>
+              <w:bottom w:val="single" w:sz="8" w:color="D9D9D9"/>
+              <w:right w:val="single" w:sz="8" w:color="D9D9D9"/>
+              <w:insideH w:val="single" w:sz="8" w:color="D9D9D9"/>
+              <w:insideV w:val="single" w:sz="8" w:color="D9D9D9"/>
+            </w:tcBorders>
+            <w:shd w:fill="17354A"/>
           </w:tcPr>
           <w:p>
             <w:pPr>
-              <w:spacing w:after="100" w:before="100"/>
+              <w:spacing w:after="40" w:before="40"/>
             </w:pPr>
             <w:r>
               <w:rPr>
+                <w:rFonts w:ascii="Calibri" w:hAnsi="Calibri"/>
                 <w:b/>
-                <w:sz w:val="20"/>
+                <w:color w:val="FFFFFF"/>
+                <w:sz w:val="19"/>
               </w:rPr>
               <w:t>Existing approach</w:t>
             </w:r>
@@ -539,17 +580,34 @@
         </w:tc>
         <w:tc>
           <w:tcPr>
-            <w:tcW w:type="dxa" w:w="3744"/>
-            <w:shd w:fill="E9F0F3"/>
+            <w:tcW w:type="dxa" w:w="3672"/>
+            <w:vAlign w:val="center"/>
+            <w:tcMar>
+              <w:top w:w="100" w:type="dxa"/>
+              <w:start w:w="120" w:type="dxa"/>
+              <w:bottom w:w="100" w:type="dxa"/>
+              <w:end w:w="120" w:type="dxa"/>
+            </w:tcMar>
+            <w:tcBorders>
+              <w:top w:val="single" w:sz="8" w:color="D9D9D9"/>
+              <w:left w:val="single" w:sz="8" w:color="D9D9D9"/>
+              <w:bottom w:val="single" w:sz="8" w:color="D9D9D9"/>
+              <w:right w:val="single" w:sz="8" w:color="D9D9D9"/>
+              <w:insideH w:val="single" w:sz="8" w:color="D9D9D9"/>
+              <w:insideV w:val="single" w:sz="8" w:color="D9D9D9"/>
+            </w:tcBorders>
+            <w:shd w:fill="17354A"/>
           </w:tcPr>
           <w:p>
             <w:pPr>
-              <w:spacing w:after="100" w:before="100"/>
+              <w:spacing w:after="40" w:before="40"/>
             </w:pPr>
             <w:r>
               <w:rPr>
+                <w:rFonts w:ascii="Calibri" w:hAnsi="Calibri"/>
                 <w:b/>
-                <w:sz w:val="20"/>
+                <w:color w:val="FFFFFF"/>
+                <w:sz w:val="19"/>
               </w:rPr>
               <w:t>Publicly documented strength</w:t>
             </w:r>
@@ -558,16 +616,33 @@
         <w:tc>
           <w:tcPr>
             <w:tcW w:type="dxa" w:w="3888"/>
-            <w:shd w:fill="E9F0F3"/>
+            <w:vAlign w:val="center"/>
+            <w:tcMar>
+              <w:top w:w="100" w:type="dxa"/>
+              <w:start w:w="120" w:type="dxa"/>
+              <w:bottom w:w="100" w:type="dxa"/>
+              <w:end w:w="120" w:type="dxa"/>
+            </w:tcMar>
+            <w:tcBorders>
+              <w:top w:val="single" w:sz="8" w:color="D9D9D9"/>
+              <w:left w:val="single" w:sz="8" w:color="D9D9D9"/>
+              <w:bottom w:val="single" w:sz="8" w:color="D9D9D9"/>
+              <w:right w:val="single" w:sz="8" w:color="D9D9D9"/>
+              <w:insideH w:val="single" w:sz="8" w:color="D9D9D9"/>
+              <w:insideV w:val="single" w:sz="8" w:color="D9D9D9"/>
+            </w:tcBorders>
+            <w:shd w:fill="17354A"/>
           </w:tcPr>
           <w:p>
             <w:pPr>
-              <w:spacing w:after="100" w:before="100"/>
+              <w:spacing w:after="40" w:before="40"/>
             </w:pPr>
             <w:r>
               <w:rPr>
+                <w:rFonts w:ascii="Calibri" w:hAnsi="Calibri"/>
                 <w:b/>
-                <w:sz w:val="20"/>
+                <w:color w:val="FFFFFF"/>
+                <w:sz w:val="19"/>
               </w:rPr>
               <w:t>Required test for our proposal</w:t>
             </w:r>
@@ -580,16 +655,31 @@
         </w:trPr>
         <w:tc>
           <w:tcPr>
-            <w:tcW w:type="dxa" w:w="2333"/>
+            <w:tcW w:type="dxa" w:w="2376"/>
+            <w:vAlign w:val="center"/>
+            <w:tcMar>
+              <w:top w:w="100" w:type="dxa"/>
+              <w:start w:w="120" w:type="dxa"/>
+              <w:bottom w:w="100" w:type="dxa"/>
+              <w:end w:w="120" w:type="dxa"/>
+            </w:tcMar>
+            <w:tcBorders>
+              <w:top w:val="single" w:sz="8" w:color="D9D9D9"/>
+              <w:left w:val="single" w:sz="8" w:color="D9D9D9"/>
+              <w:bottom w:val="single" w:sz="8" w:color="D9D9D9"/>
+              <w:right w:val="single" w:sz="8" w:color="D9D9D9"/>
+              <w:insideH w:val="single" w:sz="8" w:color="D9D9D9"/>
+              <w:insideV w:val="single" w:sz="8" w:color="D9D9D9"/>
+            </w:tcBorders>
           </w:tcPr>
           <w:p>
             <w:pPr>
-              <w:spacing w:after="100" w:before="100"/>
+              <w:spacing w:after="40" w:before="40"/>
             </w:pPr>
             <w:r>
               <w:rPr>
-                <w:b w:val="0"/>
-                <w:sz w:val="20"/>
+                <w:rFonts w:ascii="Calibri" w:hAnsi="Calibri"/>
+                <w:sz w:val="19"/>
               </w:rPr>
               <w:t>Spreadsheet and administrator review</w:t>
             </w:r>
@@ -597,16 +687,31 @@
         </w:tc>
         <w:tc>
           <w:tcPr>
-            <w:tcW w:type="dxa" w:w="3744"/>
+            <w:tcW w:type="dxa" w:w="3672"/>
+            <w:vAlign w:val="center"/>
+            <w:tcMar>
+              <w:top w:w="100" w:type="dxa"/>
+              <w:start w:w="120" w:type="dxa"/>
+              <w:bottom w:w="100" w:type="dxa"/>
+              <w:end w:w="120" w:type="dxa"/>
+            </w:tcMar>
+            <w:tcBorders>
+              <w:top w:val="single" w:sz="8" w:color="D9D9D9"/>
+              <w:left w:val="single" w:sz="8" w:color="D9D9D9"/>
+              <w:bottom w:val="single" w:sz="8" w:color="D9D9D9"/>
+              <w:right w:val="single" w:sz="8" w:color="D9D9D9"/>
+              <w:insideH w:val="single" w:sz="8" w:color="D9D9D9"/>
+              <w:insideV w:val="single" w:sz="8" w:color="D9D9D9"/>
+            </w:tcBorders>
           </w:tcPr>
           <w:p>
             <w:pPr>
-              <w:spacing w:after="100" w:before="100"/>
+              <w:spacing w:after="40" w:before="40"/>
             </w:pPr>
             <w:r>
               <w:rPr>
-                <w:b w:val="0"/>
-                <w:sz w:val="20"/>
+                <w:rFonts w:ascii="Calibri" w:hAnsi="Calibri"/>
+                <w:sz w:val="19"/>
               </w:rPr>
               <w:t>Flexible manual baseline; low tool adoption burden</w:t>
             </w:r>
@@ -615,15 +720,30 @@
         <w:tc>
           <w:tcPr>
             <w:tcW w:type="dxa" w:w="3888"/>
+            <w:vAlign w:val="center"/>
+            <w:tcMar>
+              <w:top w:w="100" w:type="dxa"/>
+              <w:start w:w="120" w:type="dxa"/>
+              <w:bottom w:w="100" w:type="dxa"/>
+              <w:end w:w="120" w:type="dxa"/>
+            </w:tcMar>
+            <w:tcBorders>
+              <w:top w:val="single" w:sz="8" w:color="D9D9D9"/>
+              <w:left w:val="single" w:sz="8" w:color="D9D9D9"/>
+              <w:bottom w:val="single" w:sz="8" w:color="D9D9D9"/>
+              <w:right w:val="single" w:sz="8" w:color="D9D9D9"/>
+              <w:insideH w:val="single" w:sz="8" w:color="D9D9D9"/>
+              <w:insideV w:val="single" w:sz="8" w:color="D9D9D9"/>
+            </w:tcBorders>
           </w:tcPr>
           <w:p>
             <w:pPr>
-              <w:spacing w:after="100" w:before="100"/>
+              <w:spacing w:after="40" w:before="40"/>
             </w:pPr>
             <w:r>
               <w:rPr>
-                <w:b w:val="0"/>
-                <w:sz w:val="20"/>
+                <w:rFonts w:ascii="Calibri" w:hAnsi="Calibri"/>
+                <w:sz w:val="19"/>
               </w:rPr>
               <w:t>Does our workflow reduce total preparation and review effort?</w:t>
             </w:r>
@@ -636,16 +756,340 @@
         </w:trPr>
         <w:tc>
           <w:tcPr>
-            <w:tcW w:type="dxa" w:w="2333"/>
+            <w:tcW w:type="dxa" w:w="2376"/>
+            <w:vAlign w:val="center"/>
+            <w:tcMar>
+              <w:top w:w="100" w:type="dxa"/>
+              <w:start w:w="120" w:type="dxa"/>
+              <w:bottom w:w="100" w:type="dxa"/>
+              <w:end w:w="120" w:type="dxa"/>
+            </w:tcMar>
+            <w:tcBorders>
+              <w:top w:val="single" w:sz="8" w:color="D9D9D9"/>
+              <w:left w:val="single" w:sz="8" w:color="D9D9D9"/>
+              <w:bottom w:val="single" w:sz="8" w:color="D9D9D9"/>
+              <w:right w:val="single" w:sz="8" w:color="D9D9D9"/>
+              <w:insideH w:val="single" w:sz="8" w:color="D9D9D9"/>
+              <w:insideV w:val="single" w:sz="8" w:color="D9D9D9"/>
+            </w:tcBorders>
+            <w:shd w:fill="F3F7F8"/>
           </w:tcPr>
           <w:p>
             <w:pPr>
-              <w:spacing w:after="100" w:before="100"/>
+              <w:spacing w:after="40" w:before="40"/>
             </w:pPr>
             <w:r>
               <w:rPr>
-                <w:b w:val="0"/>
-                <w:sz w:val="20"/>
+                <w:rFonts w:ascii="Calibri" w:hAnsi="Calibri"/>
+                <w:sz w:val="19"/>
+              </w:rPr>
+              <w:t>Claroty and Secomea</w:t>
+            </w:r>
+          </w:p>
+        </w:tc>
+        <w:tc>
+          <w:tcPr>
+            <w:tcW w:type="dxa" w:w="3672"/>
+            <w:vAlign w:val="center"/>
+            <w:tcMar>
+              <w:top w:w="100" w:type="dxa"/>
+              <w:start w:w="120" w:type="dxa"/>
+              <w:bottom w:w="100" w:type="dxa"/>
+              <w:end w:w="120" w:type="dxa"/>
+            </w:tcMar>
+            <w:tcBorders>
+              <w:top w:val="single" w:sz="8" w:color="D9D9D9"/>
+              <w:left w:val="single" w:sz="8" w:color="D9D9D9"/>
+              <w:bottom w:val="single" w:sz="8" w:color="D9D9D9"/>
+              <w:right w:val="single" w:sz="8" w:color="D9D9D9"/>
+              <w:insideH w:val="single" w:sz="8" w:color="D9D9D9"/>
+              <w:insideV w:val="single" w:sz="8" w:color="D9D9D9"/>
+            </w:tcBorders>
+            <w:shd w:fill="F3F7F8"/>
+          </w:tcPr>
+          <w:p>
+            <w:pPr>
+              <w:spacing w:after="40" w:before="40"/>
+            </w:pPr>
+            <w:r>
+              <w:rPr>
+                <w:rFonts w:ascii="Calibri" w:hAnsi="Calibri"/>
+                <w:sz w:val="19"/>
+              </w:rPr>
+              <w:t>OT-specific remote access, third-party controls, visibility and audit workflows [S21, S23]</w:t>
+            </w:r>
+          </w:p>
+        </w:tc>
+        <w:tc>
+          <w:tcPr>
+            <w:tcW w:type="dxa" w:w="3888"/>
+            <w:vAlign w:val="center"/>
+            <w:tcMar>
+              <w:top w:w="100" w:type="dxa"/>
+              <w:start w:w="120" w:type="dxa"/>
+              <w:bottom w:w="100" w:type="dxa"/>
+              <w:end w:w="120" w:type="dxa"/>
+            </w:tcMar>
+            <w:tcBorders>
+              <w:top w:val="single" w:sz="8" w:color="D9D9D9"/>
+              <w:left w:val="single" w:sz="8" w:color="D9D9D9"/>
+              <w:bottom w:val="single" w:sz="8" w:color="D9D9D9"/>
+              <w:right w:val="single" w:sz="8" w:color="D9D9D9"/>
+              <w:insideH w:val="single" w:sz="8" w:color="D9D9D9"/>
+              <w:insideV w:val="single" w:sz="8" w:color="D9D9D9"/>
+            </w:tcBorders>
+            <w:shd w:fill="F3F7F8"/>
+          </w:tcPr>
+          <w:p>
+            <w:pPr>
+              <w:spacing w:after="40" w:before="40"/>
+            </w:pPr>
+            <w:r>
+              <w:rPr>
+                <w:rFonts w:ascii="Calibri" w:hAnsi="Calibri"/>
+                <w:sz w:val="19"/>
+              </w:rPr>
+              <w:t>Is a separate evidence-reconciliation service useful when these platforms are present or unavailable?</w:t>
+            </w:r>
+          </w:p>
+        </w:tc>
+      </w:tr>
+      <w:tr>
+        <w:trPr>
+          <w:cantSplit/>
+        </w:trPr>
+        <w:tc>
+          <w:tcPr>
+            <w:tcW w:type="dxa" w:w="2376"/>
+            <w:vAlign w:val="center"/>
+            <w:tcMar>
+              <w:top w:w="100" w:type="dxa"/>
+              <w:start w:w="120" w:type="dxa"/>
+              <w:bottom w:w="100" w:type="dxa"/>
+              <w:end w:w="120" w:type="dxa"/>
+            </w:tcMar>
+            <w:tcBorders>
+              <w:top w:val="single" w:sz="8" w:color="D9D9D9"/>
+              <w:left w:val="single" w:sz="8" w:color="D9D9D9"/>
+              <w:bottom w:val="single" w:sz="8" w:color="D9D9D9"/>
+              <w:right w:val="single" w:sz="8" w:color="D9D9D9"/>
+              <w:insideH w:val="single" w:sz="8" w:color="D9D9D9"/>
+              <w:insideV w:val="single" w:sz="8" w:color="D9D9D9"/>
+            </w:tcBorders>
+          </w:tcPr>
+          <w:p>
+            <w:pPr>
+              <w:spacing w:after="40" w:before="40"/>
+            </w:pPr>
+            <w:r>
+              <w:rPr>
+                <w:rFonts w:ascii="Calibri" w:hAnsi="Calibri"/>
+                <w:sz w:val="19"/>
+              </w:rPr>
+              <w:t>Tenable OT Security</w:t>
+            </w:r>
+          </w:p>
+        </w:tc>
+        <w:tc>
+          <w:tcPr>
+            <w:tcW w:type="dxa" w:w="3672"/>
+            <w:vAlign w:val="center"/>
+            <w:tcMar>
+              <w:top w:w="100" w:type="dxa"/>
+              <w:start w:w="120" w:type="dxa"/>
+              <w:bottom w:w="100" w:type="dxa"/>
+              <w:end w:w="120" w:type="dxa"/>
+            </w:tcMar>
+            <w:tcBorders>
+              <w:top w:val="single" w:sz="8" w:color="D9D9D9"/>
+              <w:left w:val="single" w:sz="8" w:color="D9D9D9"/>
+              <w:bottom w:val="single" w:sz="8" w:color="D9D9D9"/>
+              <w:right w:val="single" w:sz="8" w:color="D9D9D9"/>
+              <w:insideH w:val="single" w:sz="8" w:color="D9D9D9"/>
+              <w:insideV w:val="single" w:sz="8" w:color="D9D9D9"/>
+            </w:tcBorders>
+          </w:tcPr>
+          <w:p>
+            <w:pPr>
+              <w:spacing w:after="40" w:before="40"/>
+            </w:pPr>
+            <w:r>
+              <w:rPr>
+                <w:rFonts w:ascii="Calibri" w:hAnsi="Calibri"/>
+                <w:sz w:val="19"/>
+              </w:rPr>
+              <w:t>OT asset visibility, exposure analysis, attack paths and remediation context [S24]</w:t>
+            </w:r>
+          </w:p>
+        </w:tc>
+        <w:tc>
+          <w:tcPr>
+            <w:tcW w:type="dxa" w:w="3888"/>
+            <w:vAlign w:val="center"/>
+            <w:tcMar>
+              <w:top w:w="100" w:type="dxa"/>
+              <w:start w:w="120" w:type="dxa"/>
+              <w:bottom w:w="100" w:type="dxa"/>
+              <w:end w:w="120" w:type="dxa"/>
+            </w:tcMar>
+            <w:tcBorders>
+              <w:top w:val="single" w:sz="8" w:color="D9D9D9"/>
+              <w:left w:val="single" w:sz="8" w:color="D9D9D9"/>
+              <w:bottom w:val="single" w:sz="8" w:color="D9D9D9"/>
+              <w:right w:val="single" w:sz="8" w:color="D9D9D9"/>
+              <w:insideH w:val="single" w:sz="8" w:color="D9D9D9"/>
+              <w:insideV w:val="single" w:sz="8" w:color="D9D9D9"/>
+            </w:tcBorders>
+          </w:tcPr>
+          <w:p>
+            <w:pPr>
+              <w:spacing w:after="40" w:before="40"/>
+            </w:pPr>
+            <w:r>
+              <w:rPr>
+                <w:rFonts w:ascii="Calibri" w:hAnsi="Calibri"/>
+                <w:sz w:val="19"/>
+              </w:rPr>
+              <w:t>Does the proposed workflow answer a narrower approval-and-verification question without duplicating exposure management?</w:t>
+            </w:r>
+          </w:p>
+        </w:tc>
+      </w:tr>
+      <w:tr>
+        <w:trPr>
+          <w:cantSplit/>
+        </w:trPr>
+        <w:tc>
+          <w:tcPr>
+            <w:tcW w:type="dxa" w:w="2376"/>
+            <w:vAlign w:val="center"/>
+            <w:tcMar>
+              <w:top w:w="100" w:type="dxa"/>
+              <w:start w:w="120" w:type="dxa"/>
+              <w:bottom w:w="100" w:type="dxa"/>
+              <w:end w:w="120" w:type="dxa"/>
+            </w:tcMar>
+            <w:tcBorders>
+              <w:top w:val="single" w:sz="8" w:color="D9D9D9"/>
+              <w:left w:val="single" w:sz="8" w:color="D9D9D9"/>
+              <w:bottom w:val="single" w:sz="8" w:color="D9D9D9"/>
+              <w:right w:val="single" w:sz="8" w:color="D9D9D9"/>
+              <w:insideH w:val="single" w:sz="8" w:color="D9D9D9"/>
+              <w:insideV w:val="single" w:sz="8" w:color="D9D9D9"/>
+            </w:tcBorders>
+            <w:shd w:fill="F3F7F8"/>
+          </w:tcPr>
+          <w:p>
+            <w:pPr>
+              <w:spacing w:after="40" w:before="40"/>
+            </w:pPr>
+            <w:r>
+              <w:rPr>
+                <w:rFonts w:ascii="Calibri" w:hAnsi="Calibri"/>
+                <w:sz w:val="19"/>
+              </w:rPr>
+              <w:t>BloodHound</w:t>
+            </w:r>
+          </w:p>
+        </w:tc>
+        <w:tc>
+          <w:tcPr>
+            <w:tcW w:type="dxa" w:w="3672"/>
+            <w:vAlign w:val="center"/>
+            <w:tcMar>
+              <w:top w:w="100" w:type="dxa"/>
+              <w:start w:w="120" w:type="dxa"/>
+              <w:bottom w:w="100" w:type="dxa"/>
+              <w:end w:w="120" w:type="dxa"/>
+            </w:tcMar>
+            <w:tcBorders>
+              <w:top w:val="single" w:sz="8" w:color="D9D9D9"/>
+              <w:left w:val="single" w:sz="8" w:color="D9D9D9"/>
+              <w:bottom w:val="single" w:sz="8" w:color="D9D9D9"/>
+              <w:right w:val="single" w:sz="8" w:color="D9D9D9"/>
+              <w:insideH w:val="single" w:sz="8" w:color="D9D9D9"/>
+              <w:insideV w:val="single" w:sz="8" w:color="D9D9D9"/>
+            </w:tcBorders>
+            <w:shd w:fill="F3F7F8"/>
+          </w:tcPr>
+          <w:p>
+            <w:pPr>
+              <w:spacing w:after="40" w:before="40"/>
+            </w:pPr>
+            <w:r>
+              <w:rPr>
+                <w:rFonts w:ascii="Calibri" w:hAnsi="Calibri"/>
+                <w:sz w:val="19"/>
+              </w:rPr>
+              <w:t>Identity attack-path analysis and remediation guidance [S25]</w:t>
+            </w:r>
+          </w:p>
+        </w:tc>
+        <w:tc>
+          <w:tcPr>
+            <w:tcW w:type="dxa" w:w="3888"/>
+            <w:vAlign w:val="center"/>
+            <w:tcMar>
+              <w:top w:w="100" w:type="dxa"/>
+              <w:start w:w="120" w:type="dxa"/>
+              <w:bottom w:w="100" w:type="dxa"/>
+              <w:end w:w="120" w:type="dxa"/>
+            </w:tcMar>
+            <w:tcBorders>
+              <w:top w:val="single" w:sz="8" w:color="D9D9D9"/>
+              <w:left w:val="single" w:sz="8" w:color="D9D9D9"/>
+              <w:bottom w:val="single" w:sz="8" w:color="D9D9D9"/>
+              <w:right w:val="single" w:sz="8" w:color="D9D9D9"/>
+              <w:insideH w:val="single" w:sz="8" w:color="D9D9D9"/>
+              <w:insideV w:val="single" w:sz="8" w:color="D9D9D9"/>
+            </w:tcBorders>
+            <w:shd w:fill="F3F7F8"/>
+          </w:tcPr>
+          <w:p>
+            <w:pPr>
+              <w:spacing w:after="40" w:before="40"/>
+            </w:pPr>
+            <w:r>
+              <w:rPr>
+                <w:rFonts w:ascii="Calibri" w:hAnsi="Calibri"/>
+                <w:sz w:val="19"/>
+              </w:rPr>
+              <w:t>Does our industrial evidence contract cover decisions and sources outside supported identity environments?</w:t>
+            </w:r>
+          </w:p>
+        </w:tc>
+      </w:tr>
+      <w:tr>
+        <w:trPr>
+          <w:cantSplit/>
+        </w:trPr>
+        <w:tc>
+          <w:tcPr>
+            <w:tcW w:type="dxa" w:w="2376"/>
+            <w:vAlign w:val="center"/>
+            <w:tcMar>
+              <w:top w:w="100" w:type="dxa"/>
+              <w:start w:w="120" w:type="dxa"/>
+              <w:bottom w:w="100" w:type="dxa"/>
+              <w:end w:w="120" w:type="dxa"/>
+            </w:tcMar>
+            <w:tcBorders>
+              <w:top w:val="single" w:sz="8" w:color="D9D9D9"/>
+              <w:left w:val="single" w:sz="8" w:color="D9D9D9"/>
+              <w:bottom w:val="single" w:sz="8" w:color="D9D9D9"/>
+              <w:right w:val="single" w:sz="8" w:color="D9D9D9"/>
+              <w:insideH w:val="single" w:sz="8" w:color="D9D9D9"/>
+              <w:insideV w:val="single" w:sz="8" w:color="D9D9D9"/>
+            </w:tcBorders>
+          </w:tcPr>
+          <w:p>
+            <w:pPr>
+              <w:spacing w:after="40" w:before="40"/>
+            </w:pPr>
+            <w:r>
+              <w:rPr>
+                <w:rFonts w:ascii="Calibri" w:hAnsi="Calibri"/>
+                <w:sz w:val="19"/>
               </w:rPr>
               <w:t>Microsoft Entra and Veza</w:t>
             </w:r>
@@ -653,16 +1097,31 @@
         </w:tc>
         <w:tc>
           <w:tcPr>
-            <w:tcW w:type="dxa" w:w="3744"/>
+            <w:tcW w:type="dxa" w:w="3672"/>
+            <w:vAlign w:val="center"/>
+            <w:tcMar>
+              <w:top w:w="100" w:type="dxa"/>
+              <w:start w:w="120" w:type="dxa"/>
+              <w:bottom w:w="100" w:type="dxa"/>
+              <w:end w:w="120" w:type="dxa"/>
+            </w:tcMar>
+            <w:tcBorders>
+              <w:top w:val="single" w:sz="8" w:color="D9D9D9"/>
+              <w:left w:val="single" w:sz="8" w:color="D9D9D9"/>
+              <w:bottom w:val="single" w:sz="8" w:color="D9D9D9"/>
+              <w:right w:val="single" w:sz="8" w:color="D9D9D9"/>
+              <w:insideH w:val="single" w:sz="8" w:color="D9D9D9"/>
+              <w:insideV w:val="single" w:sz="8" w:color="D9D9D9"/>
+            </w:tcBorders>
           </w:tcPr>
           <w:p>
             <w:pPr>
-              <w:spacing w:after="100" w:before="100"/>
+              <w:spacing w:after="40" w:before="40"/>
             </w:pPr>
             <w:r>
               <w:rPr>
-                <w:b w:val="0"/>
-                <w:sz w:val="20"/>
+                <w:rFonts w:ascii="Calibri" w:hAnsi="Calibri"/>
+                <w:sz w:val="19"/>
               </w:rPr>
               <w:t>Access review and permission context [S08, S10]</w:t>
             </w:r>
@@ -671,15 +1130,30 @@
         <w:tc>
           <w:tcPr>
             <w:tcW w:type="dxa" w:w="3888"/>
+            <w:vAlign w:val="center"/>
+            <w:tcMar>
+              <w:top w:w="100" w:type="dxa"/>
+              <w:start w:w="120" w:type="dxa"/>
+              <w:bottom w:w="100" w:type="dxa"/>
+              <w:end w:w="120" w:type="dxa"/>
+            </w:tcMar>
+            <w:tcBorders>
+              <w:top w:val="single" w:sz="8" w:color="D9D9D9"/>
+              <w:left w:val="single" w:sz="8" w:color="D9D9D9"/>
+              <w:bottom w:val="single" w:sz="8" w:color="D9D9D9"/>
+              <w:right w:val="single" w:sz="8" w:color="D9D9D9"/>
+              <w:insideH w:val="single" w:sz="8" w:color="D9D9D9"/>
+              <w:insideV w:val="single" w:sz="8" w:color="D9D9D9"/>
+            </w:tcBorders>
           </w:tcPr>
           <w:p>
             <w:pPr>
-              <w:spacing w:after="100" w:before="100"/>
+              <w:spacing w:after="40" w:before="40"/>
             </w:pPr>
             <w:r>
               <w:rPr>
-                <w:b w:val="0"/>
-                <w:sz w:val="20"/>
+                <w:rFonts w:ascii="Calibri" w:hAnsi="Calibri"/>
+                <w:sz w:val="19"/>
               </w:rPr>
               <w:t>Is there a supported cross-source task not already met in the customer's configuration?</w:t>
             </w:r>
@@ -692,16 +1166,32 @@
         </w:trPr>
         <w:tc>
           <w:tcPr>
-            <w:tcW w:type="dxa" w:w="2333"/>
+            <w:tcW w:type="dxa" w:w="2376"/>
+            <w:vAlign w:val="center"/>
+            <w:tcMar>
+              <w:top w:w="100" w:type="dxa"/>
+              <w:start w:w="120" w:type="dxa"/>
+              <w:bottom w:w="100" w:type="dxa"/>
+              <w:end w:w="120" w:type="dxa"/>
+            </w:tcMar>
+            <w:tcBorders>
+              <w:top w:val="single" w:sz="8" w:color="D9D9D9"/>
+              <w:left w:val="single" w:sz="8" w:color="D9D9D9"/>
+              <w:bottom w:val="single" w:sz="8" w:color="D9D9D9"/>
+              <w:right w:val="single" w:sz="8" w:color="D9D9D9"/>
+              <w:insideH w:val="single" w:sz="8" w:color="D9D9D9"/>
+              <w:insideV w:val="single" w:sz="8" w:color="D9D9D9"/>
+            </w:tcBorders>
+            <w:shd w:fill="F3F7F8"/>
           </w:tcPr>
           <w:p>
             <w:pPr>
-              <w:spacing w:after="100" w:before="100"/>
+              <w:spacing w:after="40" w:before="40"/>
             </w:pPr>
             <w:r>
               <w:rPr>
-                <w:b w:val="0"/>
-                <w:sz w:val="20"/>
+                <w:rFonts w:ascii="Calibri" w:hAnsi="Calibri"/>
+                <w:sz w:val="19"/>
               </w:rPr>
               <w:t>Batfish and AlgoSec</w:t>
             </w:r>
@@ -709,16 +1199,32 @@
         </w:tc>
         <w:tc>
           <w:tcPr>
-            <w:tcW w:type="dxa" w:w="3744"/>
+            <w:tcW w:type="dxa" w:w="3672"/>
+            <w:vAlign w:val="center"/>
+            <w:tcMar>
+              <w:top w:w="100" w:type="dxa"/>
+              <w:start w:w="120" w:type="dxa"/>
+              <w:bottom w:w="100" w:type="dxa"/>
+              <w:end w:w="120" w:type="dxa"/>
+            </w:tcMar>
+            <w:tcBorders>
+              <w:top w:val="single" w:sz="8" w:color="D9D9D9"/>
+              <w:left w:val="single" w:sz="8" w:color="D9D9D9"/>
+              <w:bottom w:val="single" w:sz="8" w:color="D9D9D9"/>
+              <w:right w:val="single" w:sz="8" w:color="D9D9D9"/>
+              <w:insideH w:val="single" w:sz="8" w:color="D9D9D9"/>
+              <w:insideV w:val="single" w:sz="8" w:color="D9D9D9"/>
+            </w:tcBorders>
+            <w:shd w:fill="F3F7F8"/>
           </w:tcPr>
           <w:p>
             <w:pPr>
-              <w:spacing w:after="100" w:before="100"/>
+              <w:spacing w:after="40" w:before="40"/>
             </w:pPr>
             <w:r>
               <w:rPr>
-                <w:b w:val="0"/>
-                <w:sz w:val="20"/>
+                <w:rFonts w:ascii="Calibri" w:hAnsi="Calibri"/>
+                <w:sz w:val="19"/>
               </w:rPr>
               <w:t>Configuration analysis and change validation [S11, S12]</w:t>
             </w:r>
@@ -727,15 +1233,31 @@
         <w:tc>
           <w:tcPr>
             <w:tcW w:type="dxa" w:w="3888"/>
+            <w:vAlign w:val="center"/>
+            <w:tcMar>
+              <w:top w:w="100" w:type="dxa"/>
+              <w:start w:w="120" w:type="dxa"/>
+              <w:bottom w:w="100" w:type="dxa"/>
+              <w:end w:w="120" w:type="dxa"/>
+            </w:tcMar>
+            <w:tcBorders>
+              <w:top w:val="single" w:sz="8" w:color="D9D9D9"/>
+              <w:left w:val="single" w:sz="8" w:color="D9D9D9"/>
+              <w:bottom w:val="single" w:sz="8" w:color="D9D9D9"/>
+              <w:right w:val="single" w:sz="8" w:color="D9D9D9"/>
+              <w:insideH w:val="single" w:sz="8" w:color="D9D9D9"/>
+              <w:insideV w:val="single" w:sz="8" w:color="D9D9D9"/>
+            </w:tcBorders>
+            <w:shd w:fill="F3F7F8"/>
           </w:tcPr>
           <w:p>
             <w:pPr>
-              <w:spacing w:after="100" w:before="100"/>
+              <w:spacing w:after="40" w:before="40"/>
             </w:pPr>
             <w:r>
               <w:rPr>
-                <w:b w:val="0"/>
-                <w:sz w:val="20"/>
+                <w:rFonts w:ascii="Calibri" w:hAnsi="Calibri"/>
+                <w:sz w:val="19"/>
               </w:rPr>
               <w:t>Can we complement these results rather than reimplement their semantics?</w:t>
             </w:r>
@@ -748,16 +1270,31 @@
         </w:trPr>
         <w:tc>
           <w:tcPr>
-            <w:tcW w:type="dxa" w:w="2333"/>
+            <w:tcW w:type="dxa" w:w="2376"/>
+            <w:vAlign w:val="center"/>
+            <w:tcMar>
+              <w:top w:w="100" w:type="dxa"/>
+              <w:start w:w="120" w:type="dxa"/>
+              <w:bottom w:w="100" w:type="dxa"/>
+              <w:end w:w="120" w:type="dxa"/>
+            </w:tcMar>
+            <w:tcBorders>
+              <w:top w:val="single" w:sz="8" w:color="D9D9D9"/>
+              <w:left w:val="single" w:sz="8" w:color="D9D9D9"/>
+              <w:bottom w:val="single" w:sz="8" w:color="D9D9D9"/>
+              <w:right w:val="single" w:sz="8" w:color="D9D9D9"/>
+              <w:insideH w:val="single" w:sz="8" w:color="D9D9D9"/>
+              <w:insideV w:val="single" w:sz="8" w:color="D9D9D9"/>
+            </w:tcBorders>
           </w:tcPr>
           <w:p>
             <w:pPr>
-              <w:spacing w:after="100" w:before="100"/>
+              <w:spacing w:after="40" w:before="40"/>
             </w:pPr>
             <w:r>
               <w:rPr>
-                <w:b w:val="0"/>
-                <w:sz w:val="20"/>
+                <w:rFonts w:ascii="Calibri" w:hAnsi="Calibri"/>
+                <w:sz w:val="19"/>
               </w:rPr>
               <w:t>runZero</w:t>
             </w:r>
@@ -765,16 +1302,31 @@
         </w:tc>
         <w:tc>
           <w:tcPr>
-            <w:tcW w:type="dxa" w:w="3744"/>
+            <w:tcW w:type="dxa" w:w="3672"/>
+            <w:vAlign w:val="center"/>
+            <w:tcMar>
+              <w:top w:w="100" w:type="dxa"/>
+              <w:start w:w="120" w:type="dxa"/>
+              <w:bottom w:w="100" w:type="dxa"/>
+              <w:end w:w="120" w:type="dxa"/>
+            </w:tcMar>
+            <w:tcBorders>
+              <w:top w:val="single" w:sz="8" w:color="D9D9D9"/>
+              <w:left w:val="single" w:sz="8" w:color="D9D9D9"/>
+              <w:bottom w:val="single" w:sz="8" w:color="D9D9D9"/>
+              <w:right w:val="single" w:sz="8" w:color="D9D9D9"/>
+              <w:insideH w:val="single" w:sz="8" w:color="D9D9D9"/>
+              <w:insideV w:val="single" w:sz="8" w:color="D9D9D9"/>
+            </w:tcBorders>
           </w:tcPr>
           <w:p>
             <w:pPr>
-              <w:spacing w:after="100" w:before="100"/>
+              <w:spacing w:after="40" w:before="40"/>
             </w:pPr>
             <w:r>
               <w:rPr>
-                <w:b w:val="0"/>
-                <w:sz w:val="20"/>
+                <w:rFonts w:ascii="Calibri" w:hAnsi="Calibri"/>
+                <w:sz w:val="19"/>
               </w:rPr>
               <w:t>Imported asset correlation [S13]</w:t>
             </w:r>
@@ -783,15 +1335,30 @@
         <w:tc>
           <w:tcPr>
             <w:tcW w:type="dxa" w:w="3888"/>
+            <w:vAlign w:val="center"/>
+            <w:tcMar>
+              <w:top w:w="100" w:type="dxa"/>
+              <w:start w:w="120" w:type="dxa"/>
+              <w:bottom w:w="100" w:type="dxa"/>
+              <w:end w:w="120" w:type="dxa"/>
+            </w:tcMar>
+            <w:tcBorders>
+              <w:top w:val="single" w:sz="8" w:color="D9D9D9"/>
+              <w:left w:val="single" w:sz="8" w:color="D9D9D9"/>
+              <w:bottom w:val="single" w:sz="8" w:color="D9D9D9"/>
+              <w:right w:val="single" w:sz="8" w:color="D9D9D9"/>
+              <w:insideH w:val="single" w:sz="8" w:color="D9D9D9"/>
+              <w:insideV w:val="single" w:sz="8" w:color="D9D9D9"/>
+            </w:tcBorders>
           </w:tcPr>
           <w:p>
             <w:pPr>
-              <w:spacing w:after="100" w:before="100"/>
+              <w:spacing w:after="40" w:before="40"/>
             </w:pPr>
             <w:r>
               <w:rPr>
-                <w:b w:val="0"/>
-                <w:sz w:val="20"/>
+                <w:rFonts w:ascii="Calibri" w:hAnsi="Calibri"/>
+                <w:sz w:val="19"/>
               </w:rPr>
               <w:t>Does the customer need a specific evidence/approval workflow beyond inventory?</w:t>
             </w:r>
@@ -804,16 +1371,32 @@
         </w:trPr>
         <w:tc>
           <w:tcPr>
-            <w:tcW w:type="dxa" w:w="2333"/>
+            <w:tcW w:type="dxa" w:w="2376"/>
+            <w:vAlign w:val="center"/>
+            <w:tcMar>
+              <w:top w:w="100" w:type="dxa"/>
+              <w:start w:w="120" w:type="dxa"/>
+              <w:bottom w:w="100" w:type="dxa"/>
+              <w:end w:w="120" w:type="dxa"/>
+            </w:tcMar>
+            <w:tcBorders>
+              <w:top w:val="single" w:sz="8" w:color="D9D9D9"/>
+              <w:left w:val="single" w:sz="8" w:color="D9D9D9"/>
+              <w:bottom w:val="single" w:sz="8" w:color="D9D9D9"/>
+              <w:right w:val="single" w:sz="8" w:color="D9D9D9"/>
+              <w:insideH w:val="single" w:sz="8" w:color="D9D9D9"/>
+              <w:insideV w:val="single" w:sz="8" w:color="D9D9D9"/>
+            </w:tcBorders>
+            <w:shd w:fill="F3F7F8"/>
           </w:tcPr>
           <w:p>
             <w:pPr>
-              <w:spacing w:after="100" w:before="100"/>
+              <w:spacing w:after="40" w:before="40"/>
             </w:pPr>
             <w:r>
               <w:rPr>
-                <w:b w:val="0"/>
-                <w:sz w:val="20"/>
+                <w:rFonts w:ascii="Calibri" w:hAnsi="Calibri"/>
+                <w:sz w:val="19"/>
               </w:rPr>
               <w:t>Vanta</w:t>
             </w:r>
@@ -821,16 +1404,32 @@
         </w:tc>
         <w:tc>
           <w:tcPr>
-            <w:tcW w:type="dxa" w:w="3744"/>
+            <w:tcW w:type="dxa" w:w="3672"/>
+            <w:vAlign w:val="center"/>
+            <w:tcMar>
+              <w:top w:w="100" w:type="dxa"/>
+              <w:start w:w="120" w:type="dxa"/>
+              <w:bottom w:w="100" w:type="dxa"/>
+              <w:end w:w="120" w:type="dxa"/>
+            </w:tcMar>
+            <w:tcBorders>
+              <w:top w:val="single" w:sz="8" w:color="D9D9D9"/>
+              <w:left w:val="single" w:sz="8" w:color="D9D9D9"/>
+              <w:bottom w:val="single" w:sz="8" w:color="D9D9D9"/>
+              <w:right w:val="single" w:sz="8" w:color="D9D9D9"/>
+              <w:insideH w:val="single" w:sz="8" w:color="D9D9D9"/>
+              <w:insideV w:val="single" w:sz="8" w:color="D9D9D9"/>
+            </w:tcBorders>
+            <w:shd w:fill="F3F7F8"/>
           </w:tcPr>
           <w:p>
             <w:pPr>
-              <w:spacing w:after="100" w:before="100"/>
+              <w:spacing w:after="40" w:before="40"/>
             </w:pPr>
             <w:r>
               <w:rPr>
-                <w:b w:val="0"/>
-                <w:sz w:val="20"/>
+                <w:rFonts w:ascii="Calibri" w:hAnsi="Calibri"/>
+                <w:sz w:val="19"/>
               </w:rPr>
               <w:t>Automated test evidence visibility [S14]</w:t>
             </w:r>
@@ -839,15 +1438,31 @@
         <w:tc>
           <w:tcPr>
             <w:tcW w:type="dxa" w:w="3888"/>
+            <w:vAlign w:val="center"/>
+            <w:tcMar>
+              <w:top w:w="100" w:type="dxa"/>
+              <w:start w:w="120" w:type="dxa"/>
+              <w:bottom w:w="100" w:type="dxa"/>
+              <w:end w:w="120" w:type="dxa"/>
+            </w:tcMar>
+            <w:tcBorders>
+              <w:top w:val="single" w:sz="8" w:color="D9D9D9"/>
+              <w:left w:val="single" w:sz="8" w:color="D9D9D9"/>
+              <w:bottom w:val="single" w:sz="8" w:color="D9D9D9"/>
+              <w:right w:val="single" w:sz="8" w:color="D9D9D9"/>
+              <w:insideH w:val="single" w:sz="8" w:color="D9D9D9"/>
+              <w:insideV w:val="single" w:sz="8" w:color="D9D9D9"/>
+            </w:tcBorders>
+            <w:shd w:fill="F3F7F8"/>
           </w:tcPr>
           <w:p>
             <w:pPr>
-              <w:spacing w:after="100" w:before="100"/>
+              <w:spacing w:after="40" w:before="40"/>
             </w:pPr>
             <w:r>
               <w:rPr>
-                <w:b w:val="0"/>
-                <w:sz w:val="20"/>
+                <w:rFonts w:ascii="Calibri" w:hAnsi="Calibri"/>
+                <w:sz w:val="19"/>
               </w:rPr>
               <w:t>Is the output useful outside a generic compliance evidence request?</w:t>
             </w:r>
@@ -860,16 +1475,31 @@
         </w:trPr>
         <w:tc>
           <w:tcPr>
-            <w:tcW w:type="dxa" w:w="2333"/>
+            <w:tcW w:type="dxa" w:w="2376"/>
+            <w:vAlign w:val="center"/>
+            <w:tcMar>
+              <w:top w:w="100" w:type="dxa"/>
+              <w:start w:w="120" w:type="dxa"/>
+              <w:bottom w:w="100" w:type="dxa"/>
+              <w:end w:w="120" w:type="dxa"/>
+            </w:tcMar>
+            <w:tcBorders>
+              <w:top w:val="single" w:sz="8" w:color="D9D9D9"/>
+              <w:left w:val="single" w:sz="8" w:color="D9D9D9"/>
+              <w:bottom w:val="single" w:sz="8" w:color="D9D9D9"/>
+              <w:right w:val="single" w:sz="8" w:color="D9D9D9"/>
+              <w:insideH w:val="single" w:sz="8" w:color="D9D9D9"/>
+              <w:insideV w:val="single" w:sz="8" w:color="D9D9D9"/>
+            </w:tcBorders>
           </w:tcPr>
           <w:p>
             <w:pPr>
-              <w:spacing w:after="100" w:before="100"/>
+              <w:spacing w:after="40" w:before="40"/>
             </w:pPr>
             <w:r>
               <w:rPr>
-                <w:b w:val="0"/>
-                <w:sz w:val="20"/>
+                <w:rFonts w:ascii="Calibri" w:hAnsi="Calibri"/>
+                <w:sz w:val="19"/>
               </w:rPr>
               <w:t>CyberArk</w:t>
             </w:r>
@@ -877,16 +1507,31 @@
         </w:tc>
         <w:tc>
           <w:tcPr>
-            <w:tcW w:type="dxa" w:w="3744"/>
+            <w:tcW w:type="dxa" w:w="3672"/>
+            <w:vAlign w:val="center"/>
+            <w:tcMar>
+              <w:top w:w="100" w:type="dxa"/>
+              <w:start w:w="120" w:type="dxa"/>
+              <w:bottom w:w="100" w:type="dxa"/>
+              <w:end w:w="120" w:type="dxa"/>
+            </w:tcMar>
+            <w:tcBorders>
+              <w:top w:val="single" w:sz="8" w:color="D9D9D9"/>
+              <w:left w:val="single" w:sz="8" w:color="D9D9D9"/>
+              <w:bottom w:val="single" w:sz="8" w:color="D9D9D9"/>
+              <w:right w:val="single" w:sz="8" w:color="D9D9D9"/>
+              <w:insideH w:val="single" w:sz="8" w:color="D9D9D9"/>
+              <w:insideV w:val="single" w:sz="8" w:color="D9D9D9"/>
+            </w:tcBorders>
           </w:tcPr>
           <w:p>
             <w:pPr>
-              <w:spacing w:after="100" w:before="100"/>
+              <w:spacing w:after="40" w:before="40"/>
             </w:pPr>
             <w:r>
               <w:rPr>
-                <w:b w:val="0"/>
-                <w:sz w:val="20"/>
+                <w:rFonts w:ascii="Calibri" w:hAnsi="Calibri"/>
+                <w:sz w:val="19"/>
               </w:rPr>
               <w:t>Human, machine and agent identity positioning [S15]</w:t>
             </w:r>
@@ -895,15 +1540,30 @@
         <w:tc>
           <w:tcPr>
             <w:tcW w:type="dxa" w:w="3888"/>
+            <w:vAlign w:val="center"/>
+            <w:tcMar>
+              <w:top w:w="100" w:type="dxa"/>
+              <w:start w:w="120" w:type="dxa"/>
+              <w:bottom w:w="100" w:type="dxa"/>
+              <w:end w:w="120" w:type="dxa"/>
+            </w:tcMar>
+            <w:tcBorders>
+              <w:top w:val="single" w:sz="8" w:color="D9D9D9"/>
+              <w:left w:val="single" w:sz="8" w:color="D9D9D9"/>
+              <w:bottom w:val="single" w:sz="8" w:color="D9D9D9"/>
+              <w:right w:val="single" w:sz="8" w:color="D9D9D9"/>
+              <w:insideH w:val="single" w:sz="8" w:color="D9D9D9"/>
+              <w:insideV w:val="single" w:sz="8" w:color="D9D9D9"/>
+            </w:tcBorders>
           </w:tcPr>
           <w:p>
             <w:pPr>
-              <w:spacing w:after="100" w:before="100"/>
+              <w:spacing w:after="40" w:before="40"/>
             </w:pPr>
             <w:r>
               <w:rPr>
-                <w:b w:val="0"/>
-                <w:sz w:val="20"/>
+                <w:rFonts w:ascii="Calibri" w:hAnsi="Calibri"/>
+                <w:sz w:val="19"/>
               </w:rPr>
               <w:t>Is a bounded verification task underserved despite existing identity controls?</w:t>
             </w:r>
@@ -916,16 +1576,32 @@
         </w:trPr>
         <w:tc>
           <w:tcPr>
-            <w:tcW w:type="dxa" w:w="2333"/>
+            <w:tcW w:type="dxa" w:w="2376"/>
+            <w:vAlign w:val="center"/>
+            <w:tcMar>
+              <w:top w:w="100" w:type="dxa"/>
+              <w:start w:w="120" w:type="dxa"/>
+              <w:bottom w:w="100" w:type="dxa"/>
+              <w:end w:w="120" w:type="dxa"/>
+            </w:tcMar>
+            <w:tcBorders>
+              <w:top w:val="single" w:sz="8" w:color="D9D9D9"/>
+              <w:left w:val="single" w:sz="8" w:color="D9D9D9"/>
+              <w:bottom w:val="single" w:sz="8" w:color="D9D9D9"/>
+              <w:right w:val="single" w:sz="8" w:color="D9D9D9"/>
+              <w:insideH w:val="single" w:sz="8" w:color="D9D9D9"/>
+              <w:insideV w:val="single" w:sz="8" w:color="D9D9D9"/>
+            </w:tcBorders>
+            <w:shd w:fill="F3F7F8"/>
           </w:tcPr>
           <w:p>
             <w:pPr>
-              <w:spacing w:after="100" w:before="100"/>
+              <w:spacing w:after="40" w:before="40"/>
             </w:pPr>
             <w:r>
               <w:rPr>
-                <w:b w:val="0"/>
-                <w:sz w:val="20"/>
+                <w:rFonts w:ascii="Calibri" w:hAnsi="Calibri"/>
+                <w:sz w:val="19"/>
               </w:rPr>
               <w:t>Pentera</w:t>
             </w:r>
@@ -933,16 +1609,32 @@
         </w:tc>
         <w:tc>
           <w:tcPr>
-            <w:tcW w:type="dxa" w:w="3744"/>
+            <w:tcW w:type="dxa" w:w="3672"/>
+            <w:vAlign w:val="center"/>
+            <w:tcMar>
+              <w:top w:w="100" w:type="dxa"/>
+              <w:start w:w="120" w:type="dxa"/>
+              <w:bottom w:w="100" w:type="dxa"/>
+              <w:end w:w="120" w:type="dxa"/>
+            </w:tcMar>
+            <w:tcBorders>
+              <w:top w:val="single" w:sz="8" w:color="D9D9D9"/>
+              <w:left w:val="single" w:sz="8" w:color="D9D9D9"/>
+              <w:bottom w:val="single" w:sz="8" w:color="D9D9D9"/>
+              <w:right w:val="single" w:sz="8" w:color="D9D9D9"/>
+              <w:insideH w:val="single" w:sz="8" w:color="D9D9D9"/>
+              <w:insideV w:val="single" w:sz="8" w:color="D9D9D9"/>
+            </w:tcBorders>
+            <w:shd w:fill="F3F7F8"/>
           </w:tcPr>
           <w:p>
             <w:pPr>
-              <w:spacing w:after="100" w:before="100"/>
+              <w:spacing w:after="40" w:before="40"/>
             </w:pPr>
             <w:r>
               <w:rPr>
-                <w:b w:val="0"/>
-                <w:sz w:val="20"/>
+                <w:rFonts w:ascii="Calibri" w:hAnsi="Calibri"/>
+                <w:sz w:val="19"/>
               </w:rPr>
               <w:t>Security validation and revalidation [S16]</w:t>
             </w:r>
@@ -951,15 +1643,31 @@
         <w:tc>
           <w:tcPr>
             <w:tcW w:type="dxa" w:w="3888"/>
+            <w:vAlign w:val="center"/>
+            <w:tcMar>
+              <w:top w:w="100" w:type="dxa"/>
+              <w:start w:w="120" w:type="dxa"/>
+              <w:bottom w:w="100" w:type="dxa"/>
+              <w:end w:w="120" w:type="dxa"/>
+            </w:tcMar>
+            <w:tcBorders>
+              <w:top w:val="single" w:sz="8" w:color="D9D9D9"/>
+              <w:left w:val="single" w:sz="8" w:color="D9D9D9"/>
+              <w:bottom w:val="single" w:sz="8" w:color="D9D9D9"/>
+              <w:right w:val="single" w:sz="8" w:color="D9D9D9"/>
+              <w:insideH w:val="single" w:sz="8" w:color="D9D9D9"/>
+              <w:insideV w:val="single" w:sz="8" w:color="D9D9D9"/>
+            </w:tcBorders>
+            <w:shd w:fill="F3F7F8"/>
           </w:tcPr>
           <w:p>
             <w:pPr>
-              <w:spacing w:after="100" w:before="100"/>
+              <w:spacing w:after="40" w:before="40"/>
             </w:pPr>
             <w:r>
               <w:rPr>
-                <w:b w:val="0"/>
-                <w:sz w:val="20"/>
+                <w:rFonts w:ascii="Calibri" w:hAnsi="Calibri"/>
+                <w:sz w:val="19"/>
               </w:rPr>
               <w:t>Is a configuration-only, non-active review appropriate for the customer's question?</w:t>
             </w:r>
@@ -969,7 +1677,7 @@
     </w:tbl>
     <w:p>
       <w:pPr>
-        <w:spacing w:after="20"/>
+        <w:spacing w:after="40"/>
       </w:pPr>
     </w:p>
     <w:p>
@@ -1008,7 +1716,7 @@
     <w:p>
       <w:pPr>
         <w:pStyle w:val="Heading1"/>
-        <w:pageBreakBefore/>
+        <w:pageBreakBefore w:val="0"/>
       </w:pPr>
       <w:r>
         <w:t>First customer and commercial deliverable</w:t>
@@ -1022,7 +1730,7 @@
         <w:rPr>
           <w:b w:val="0"/>
         </w:rPr>
-        <w:t>The proposed first user is an IT provider or industrial integrator performing a bounded vendor-access review for a smaller operator. The potential buyer is the provider owner or delivery lead; the end customer's IT or operations owner approves scope and operational decisions. This is a channel hypothesis, not an existing relationship. Direct sales remain an alternative if providers do not value the workflow.</w:t>
+        <w:t>The proposed first user is an industrial integrator or OT-focused service provider that repeatedly manages vendor access for customer sites. The potential buyer is the provider owner or delivery lead; the end customer's IT or operations owner approves scope and operational decisions. Prioritize organizations with multiple vendors, fragmented access records, recurring reviews, and limited dedicated security capacity. Employee count alone is not a sufficient qualification. This is a channel hypothesis, not an existing relationship. A manufacturer is the operating environment and a secondary direct-buyer hypothesis if providers do not value the workflow.</w:t>
       </w:r>
     </w:p>
     <w:p>
@@ -1043,8 +1751,8 @@
         <w:tblLook w:firstColumn="1" w:firstRow="1" w:lastColumn="0" w:lastRow="0" w:noHBand="0" w:noVBand="1" w:val="04A0"/>
       </w:tblPr>
       <w:tblGrid>
-        <w:gridCol w:w="2952"/>
-        <w:gridCol w:w="7042"/>
+        <w:gridCol w:w="4997"/>
+        <w:gridCol w:w="4997"/>
       </w:tblGrid>
       <w:tr>
         <w:trPr>
@@ -1053,17 +1761,34 @@
         </w:trPr>
         <w:tc>
           <w:tcPr>
-            <w:tcW w:type="dxa" w:w="2952"/>
-            <w:shd w:fill="E9F0F3"/>
+            <w:tcW w:type="dxa" w:w="4968"/>
+            <w:vAlign w:val="center"/>
+            <w:tcMar>
+              <w:top w:w="100" w:type="dxa"/>
+              <w:start w:w="120" w:type="dxa"/>
+              <w:bottom w:w="100" w:type="dxa"/>
+              <w:end w:w="120" w:type="dxa"/>
+            </w:tcMar>
+            <w:tcBorders>
+              <w:top w:val="single" w:sz="8" w:color="D9D9D9"/>
+              <w:left w:val="single" w:sz="8" w:color="D9D9D9"/>
+              <w:bottom w:val="single" w:sz="8" w:color="D9D9D9"/>
+              <w:right w:val="single" w:sz="8" w:color="D9D9D9"/>
+              <w:insideH w:val="single" w:sz="8" w:color="D9D9D9"/>
+              <w:insideV w:val="single" w:sz="8" w:color="D9D9D9"/>
+            </w:tcBorders>
+            <w:shd w:fill="17354A"/>
           </w:tcPr>
           <w:p>
             <w:pPr>
-              <w:spacing w:after="100" w:before="100"/>
+              <w:spacing w:after="40" w:before="40"/>
             </w:pPr>
             <w:r>
               <w:rPr>
+                <w:rFonts w:ascii="Calibri" w:hAnsi="Calibri"/>
                 <w:b/>
-                <w:sz w:val="20"/>
+                <w:color w:val="FFFFFF"/>
+                <w:sz w:val="19"/>
               </w:rPr>
               <w:t>Customer receives</w:t>
             </w:r>
@@ -1071,17 +1796,34 @@
         </w:tc>
         <w:tc>
           <w:tcPr>
-            <w:tcW w:type="dxa" w:w="7042"/>
-            <w:shd w:fill="E9F0F3"/>
+            <w:tcW w:type="dxa" w:w="4968"/>
+            <w:vAlign w:val="center"/>
+            <w:tcMar>
+              <w:top w:w="100" w:type="dxa"/>
+              <w:start w:w="120" w:type="dxa"/>
+              <w:bottom w:w="100" w:type="dxa"/>
+              <w:end w:w="120" w:type="dxa"/>
+            </w:tcMar>
+            <w:tcBorders>
+              <w:top w:val="single" w:sz="8" w:color="D9D9D9"/>
+              <w:left w:val="single" w:sz="8" w:color="D9D9D9"/>
+              <w:bottom w:val="single" w:sz="8" w:color="D9D9D9"/>
+              <w:right w:val="single" w:sz="8" w:color="D9D9D9"/>
+              <w:insideH w:val="single" w:sz="8" w:color="D9D9D9"/>
+              <w:insideV w:val="single" w:sz="8" w:color="D9D9D9"/>
+            </w:tcBorders>
+            <w:shd w:fill="17354A"/>
           </w:tcPr>
           <w:p>
             <w:pPr>
-              <w:spacing w:after="100" w:before="100"/>
+              <w:spacing w:after="40" w:before="40"/>
             </w:pPr>
             <w:r>
               <w:rPr>
+                <w:rFonts w:ascii="Calibri" w:hAnsi="Calibri"/>
                 <w:b/>
-                <w:sz w:val="20"/>
+                <w:color w:val="FFFFFF"/>
+                <w:sz w:val="19"/>
               </w:rPr>
               <w:t>What it establishes</w:t>
             </w:r>
@@ -1094,16 +1836,31 @@
         </w:trPr>
         <w:tc>
           <w:tcPr>
-            <w:tcW w:type="dxa" w:w="2952"/>
+            <w:tcW w:type="dxa" w:w="4968"/>
+            <w:vAlign w:val="center"/>
+            <w:tcMar>
+              <w:top w:w="100" w:type="dxa"/>
+              <w:start w:w="120" w:type="dxa"/>
+              <w:bottom w:w="100" w:type="dxa"/>
+              <w:end w:w="120" w:type="dxa"/>
+            </w:tcMar>
+            <w:tcBorders>
+              <w:top w:val="single" w:sz="8" w:color="D9D9D9"/>
+              <w:left w:val="single" w:sz="8" w:color="D9D9D9"/>
+              <w:bottom w:val="single" w:sz="8" w:color="D9D9D9"/>
+              <w:right w:val="single" w:sz="8" w:color="D9D9D9"/>
+              <w:insideH w:val="single" w:sz="8" w:color="D9D9D9"/>
+              <w:insideV w:val="single" w:sz="8" w:color="D9D9D9"/>
+            </w:tcBorders>
           </w:tcPr>
           <w:p>
             <w:pPr>
-              <w:spacing w:after="100" w:before="100"/>
+              <w:spacing w:after="40" w:before="40"/>
             </w:pPr>
             <w:r>
               <w:rPr>
-                <w:b w:val="0"/>
-                <w:sz w:val="20"/>
+                <w:rFonts w:ascii="Calibri" w:hAnsi="Calibri"/>
+                <w:sz w:val="19"/>
               </w:rPr>
               <w:t>Short review summary</w:t>
             </w:r>
@@ -1111,16 +1868,31 @@
         </w:tc>
         <w:tc>
           <w:tcPr>
-            <w:tcW w:type="dxa" w:w="7042"/>
+            <w:tcW w:type="dxa" w:w="4968"/>
+            <w:vAlign w:val="center"/>
+            <w:tcMar>
+              <w:top w:w="100" w:type="dxa"/>
+              <w:start w:w="120" w:type="dxa"/>
+              <w:bottom w:w="100" w:type="dxa"/>
+              <w:end w:w="120" w:type="dxa"/>
+            </w:tcMar>
+            <w:tcBorders>
+              <w:top w:val="single" w:sz="8" w:color="D9D9D9"/>
+              <w:left w:val="single" w:sz="8" w:color="D9D9D9"/>
+              <w:bottom w:val="single" w:sz="8" w:color="D9D9D9"/>
+              <w:right w:val="single" w:sz="8" w:color="D9D9D9"/>
+              <w:insideH w:val="single" w:sz="8" w:color="D9D9D9"/>
+              <w:insideV w:val="single" w:sz="8" w:color="D9D9D9"/>
+            </w:tcBorders>
           </w:tcPr>
           <w:p>
             <w:pPr>
-              <w:spacing w:after="100" w:before="100"/>
+              <w:spacing w:after="40" w:before="40"/>
             </w:pPr>
             <w:r>
               <w:rPr>
-                <w:b w:val="0"/>
-                <w:sz w:val="20"/>
+                <w:rFonts w:ascii="Calibri" w:hAnsi="Calibri"/>
+                <w:sz w:val="19"/>
               </w:rPr>
               <w:t>Scope, observations, priority questions and material limits</w:t>
             </w:r>
@@ -1133,16 +1905,32 @@
         </w:trPr>
         <w:tc>
           <w:tcPr>
-            <w:tcW w:type="dxa" w:w="2952"/>
+            <w:tcW w:type="dxa" w:w="4968"/>
+            <w:vAlign w:val="center"/>
+            <w:tcMar>
+              <w:top w:w="100" w:type="dxa"/>
+              <w:start w:w="120" w:type="dxa"/>
+              <w:bottom w:w="100" w:type="dxa"/>
+              <w:end w:w="120" w:type="dxa"/>
+            </w:tcMar>
+            <w:tcBorders>
+              <w:top w:val="single" w:sz="8" w:color="D9D9D9"/>
+              <w:left w:val="single" w:sz="8" w:color="D9D9D9"/>
+              <w:bottom w:val="single" w:sz="8" w:color="D9D9D9"/>
+              <w:right w:val="single" w:sz="8" w:color="D9D9D9"/>
+              <w:insideH w:val="single" w:sz="8" w:color="D9D9D9"/>
+              <w:insideV w:val="single" w:sz="8" w:color="D9D9D9"/>
+            </w:tcBorders>
+            <w:shd w:fill="F3F7F8"/>
           </w:tcPr>
           <w:p>
             <w:pPr>
-              <w:spacing w:after="100" w:before="100"/>
+              <w:spacing w:after="40" w:before="40"/>
             </w:pPr>
             <w:r>
               <w:rPr>
-                <w:b w:val="0"/>
-                <w:sz w:val="20"/>
+                <w:rFonts w:ascii="Calibri" w:hAnsi="Calibri"/>
+                <w:sz w:val="19"/>
               </w:rPr>
               <w:t>Reconciliation table</w:t>
             </w:r>
@@ -1150,16 +1938,32 @@
         </w:tc>
         <w:tc>
           <w:tcPr>
-            <w:tcW w:type="dxa" w:w="7042"/>
+            <w:tcW w:type="dxa" w:w="4968"/>
+            <w:vAlign w:val="center"/>
+            <w:tcMar>
+              <w:top w:w="100" w:type="dxa"/>
+              <w:start w:w="120" w:type="dxa"/>
+              <w:bottom w:w="100" w:type="dxa"/>
+              <w:end w:w="120" w:type="dxa"/>
+            </w:tcMar>
+            <w:tcBorders>
+              <w:top w:val="single" w:sz="8" w:color="D9D9D9"/>
+              <w:left w:val="single" w:sz="8" w:color="D9D9D9"/>
+              <w:bottom w:val="single" w:sz="8" w:color="D9D9D9"/>
+              <w:right w:val="single" w:sz="8" w:color="D9D9D9"/>
+              <w:insideH w:val="single" w:sz="8" w:color="D9D9D9"/>
+              <w:insideV w:val="single" w:sz="8" w:color="D9D9D9"/>
+            </w:tcBorders>
+            <w:shd w:fill="F3F7F8"/>
           </w:tcPr>
           <w:p>
             <w:pPr>
-              <w:spacing w:after="100" w:before="100"/>
+              <w:spacing w:after="40" w:before="40"/>
             </w:pPr>
             <w:r>
               <w:rPr>
-                <w:b w:val="0"/>
-                <w:sz w:val="20"/>
+                <w:rFonts w:ascii="Calibri" w:hAnsi="Calibri"/>
+                <w:sz w:val="19"/>
               </w:rPr>
               <w:t>How recorded memberships compare with documented approvals</w:t>
             </w:r>
@@ -1172,16 +1976,31 @@
         </w:trPr>
         <w:tc>
           <w:tcPr>
-            <w:tcW w:type="dxa" w:w="2952"/>
+            <w:tcW w:type="dxa" w:w="4968"/>
+            <w:vAlign w:val="center"/>
+            <w:tcMar>
+              <w:top w:w="100" w:type="dxa"/>
+              <w:start w:w="120" w:type="dxa"/>
+              <w:bottom w:w="100" w:type="dxa"/>
+              <w:end w:w="120" w:type="dxa"/>
+            </w:tcMar>
+            <w:tcBorders>
+              <w:top w:val="single" w:sz="8" w:color="D9D9D9"/>
+              <w:left w:val="single" w:sz="8" w:color="D9D9D9"/>
+              <w:bottom w:val="single" w:sz="8" w:color="D9D9D9"/>
+              <w:right w:val="single" w:sz="8" w:color="D9D9D9"/>
+              <w:insideH w:val="single" w:sz="8" w:color="D9D9D9"/>
+              <w:insideV w:val="single" w:sz="8" w:color="D9D9D9"/>
+            </w:tcBorders>
           </w:tcPr>
           <w:p>
             <w:pPr>
-              <w:spacing w:after="100" w:before="100"/>
+              <w:spacing w:after="40" w:before="40"/>
             </w:pPr>
             <w:r>
               <w:rPr>
-                <w:b w:val="0"/>
-                <w:sz w:val="20"/>
+                <w:rFonts w:ascii="Calibri" w:hAnsi="Calibri"/>
+                <w:sz w:val="19"/>
               </w:rPr>
               <w:t>Exceptions register</w:t>
             </w:r>
@@ -1189,16 +2008,31 @@
         </w:tc>
         <w:tc>
           <w:tcPr>
-            <w:tcW w:type="dxa" w:w="7042"/>
+            <w:tcW w:type="dxa" w:w="4968"/>
+            <w:vAlign w:val="center"/>
+            <w:tcMar>
+              <w:top w:w="100" w:type="dxa"/>
+              <w:start w:w="120" w:type="dxa"/>
+              <w:bottom w:w="100" w:type="dxa"/>
+              <w:end w:w="120" w:type="dxa"/>
+            </w:tcMar>
+            <w:tcBorders>
+              <w:top w:val="single" w:sz="8" w:color="D9D9D9"/>
+              <w:left w:val="single" w:sz="8" w:color="D9D9D9"/>
+              <w:bottom w:val="single" w:sz="8" w:color="D9D9D9"/>
+              <w:right w:val="single" w:sz="8" w:color="D9D9D9"/>
+              <w:insideH w:val="single" w:sz="8" w:color="D9D9D9"/>
+              <w:insideV w:val="single" w:sz="8" w:color="D9D9D9"/>
+            </w:tcBorders>
           </w:tcPr>
           <w:p>
             <w:pPr>
-              <w:spacing w:after="100" w:before="100"/>
+              <w:spacing w:after="40" w:before="40"/>
             </w:pPr>
             <w:r>
               <w:rPr>
-                <w:b w:val="0"/>
-                <w:sz w:val="20"/>
+                <w:rFonts w:ascii="Calibri" w:hAnsi="Calibri"/>
+                <w:sz w:val="19"/>
               </w:rPr>
               <w:t>Expired approvals, missing owners, unmatched identities and contradictory evidence</w:t>
             </w:r>
@@ -1211,16 +2045,32 @@
         </w:trPr>
         <w:tc>
           <w:tcPr>
-            <w:tcW w:type="dxa" w:w="2952"/>
+            <w:tcW w:type="dxa" w:w="4968"/>
+            <w:vAlign w:val="center"/>
+            <w:tcMar>
+              <w:top w:w="100" w:type="dxa"/>
+              <w:start w:w="120" w:type="dxa"/>
+              <w:bottom w:w="100" w:type="dxa"/>
+              <w:end w:w="120" w:type="dxa"/>
+            </w:tcMar>
+            <w:tcBorders>
+              <w:top w:val="single" w:sz="8" w:color="D9D9D9"/>
+              <w:left w:val="single" w:sz="8" w:color="D9D9D9"/>
+              <w:bottom w:val="single" w:sz="8" w:color="D9D9D9"/>
+              <w:right w:val="single" w:sz="8" w:color="D9D9D9"/>
+              <w:insideH w:val="single" w:sz="8" w:color="D9D9D9"/>
+              <w:insideV w:val="single" w:sz="8" w:color="D9D9D9"/>
+            </w:tcBorders>
+            <w:shd w:fill="F3F7F8"/>
           </w:tcPr>
           <w:p>
             <w:pPr>
-              <w:spacing w:after="100" w:before="100"/>
+              <w:spacing w:after="40" w:before="40"/>
             </w:pPr>
             <w:r>
               <w:rPr>
-                <w:b w:val="0"/>
-                <w:sz w:val="20"/>
+                <w:rFonts w:ascii="Calibri" w:hAnsi="Calibri"/>
+                <w:sz w:val="19"/>
               </w:rPr>
               <w:t>Reviewer decision record</w:t>
             </w:r>
@@ -1228,16 +2078,32 @@
         </w:tc>
         <w:tc>
           <w:tcPr>
-            <w:tcW w:type="dxa" w:w="7042"/>
+            <w:tcW w:type="dxa" w:w="4968"/>
+            <w:vAlign w:val="center"/>
+            <w:tcMar>
+              <w:top w:w="100" w:type="dxa"/>
+              <w:start w:w="120" w:type="dxa"/>
+              <w:bottom w:w="100" w:type="dxa"/>
+              <w:end w:w="120" w:type="dxa"/>
+            </w:tcMar>
+            <w:tcBorders>
+              <w:top w:val="single" w:sz="8" w:color="D9D9D9"/>
+              <w:left w:val="single" w:sz="8" w:color="D9D9D9"/>
+              <w:bottom w:val="single" w:sz="8" w:color="D9D9D9"/>
+              <w:right w:val="single" w:sz="8" w:color="D9D9D9"/>
+              <w:insideH w:val="single" w:sz="8" w:color="D9D9D9"/>
+              <w:insideV w:val="single" w:sz="8" w:color="D9D9D9"/>
+            </w:tcBorders>
+            <w:shd w:fill="F3F7F8"/>
           </w:tcPr>
           <w:p>
             <w:pPr>
-              <w:spacing w:after="100" w:before="100"/>
+              <w:spacing w:after="40" w:before="40"/>
             </w:pPr>
             <w:r>
               <w:rPr>
-                <w:b w:val="0"/>
-                <w:sz w:val="20"/>
+                <w:rFonts w:ascii="Calibri" w:hAnsi="Calibri"/>
+                <w:sz w:val="19"/>
               </w:rPr>
               <w:t>Who chose to retain, investigate or request a change and why</w:t>
             </w:r>
@@ -1250,16 +2116,31 @@
         </w:trPr>
         <w:tc>
           <w:tcPr>
-            <w:tcW w:type="dxa" w:w="2952"/>
+            <w:tcW w:type="dxa" w:w="4968"/>
+            <w:vAlign w:val="center"/>
+            <w:tcMar>
+              <w:top w:w="100" w:type="dxa"/>
+              <w:start w:w="120" w:type="dxa"/>
+              <w:bottom w:w="100" w:type="dxa"/>
+              <w:end w:w="120" w:type="dxa"/>
+            </w:tcMar>
+            <w:tcBorders>
+              <w:top w:val="single" w:sz="8" w:color="D9D9D9"/>
+              <w:left w:val="single" w:sz="8" w:color="D9D9D9"/>
+              <w:bottom w:val="single" w:sz="8" w:color="D9D9D9"/>
+              <w:right w:val="single" w:sz="8" w:color="D9D9D9"/>
+              <w:insideH w:val="single" w:sz="8" w:color="D9D9D9"/>
+              <w:insideV w:val="single" w:sz="8" w:color="D9D9D9"/>
+            </w:tcBorders>
           </w:tcPr>
           <w:p>
             <w:pPr>
-              <w:spacing w:after="100" w:before="100"/>
+              <w:spacing w:after="40" w:before="40"/>
             </w:pPr>
             <w:r>
               <w:rPr>
-                <w:b w:val="0"/>
-                <w:sz w:val="20"/>
+                <w:rFonts w:ascii="Calibri" w:hAnsi="Calibri"/>
+                <w:sz w:val="19"/>
               </w:rPr>
               <w:t>Follow-up comparison</w:t>
             </w:r>
@@ -1267,16 +2148,31 @@
         </w:tc>
         <w:tc>
           <w:tcPr>
-            <w:tcW w:type="dxa" w:w="7042"/>
+            <w:tcW w:type="dxa" w:w="4968"/>
+            <w:vAlign w:val="center"/>
+            <w:tcMar>
+              <w:top w:w="100" w:type="dxa"/>
+              <w:start w:w="120" w:type="dxa"/>
+              <w:bottom w:w="100" w:type="dxa"/>
+              <w:end w:w="120" w:type="dxa"/>
+            </w:tcMar>
+            <w:tcBorders>
+              <w:top w:val="single" w:sz="8" w:color="D9D9D9"/>
+              <w:left w:val="single" w:sz="8" w:color="D9D9D9"/>
+              <w:bottom w:val="single" w:sz="8" w:color="D9D9D9"/>
+              <w:right w:val="single" w:sz="8" w:color="D9D9D9"/>
+              <w:insideH w:val="single" w:sz="8" w:color="D9D9D9"/>
+              <w:insideV w:val="single" w:sz="8" w:color="D9D9D9"/>
+            </w:tcBorders>
           </w:tcPr>
           <w:p>
             <w:pPr>
-              <w:spacing w:after="100" w:before="100"/>
+              <w:spacing w:after="40" w:before="40"/>
             </w:pPr>
             <w:r>
               <w:rPr>
-                <w:b w:val="0"/>
-                <w:sz w:val="20"/>
+                <w:rFonts w:ascii="Calibri" w:hAnsi="Calibri"/>
+                <w:sz w:val="19"/>
               </w:rPr>
               <w:t>What comparable evidence shows changed; what remains unresolved</w:t>
             </w:r>
@@ -1289,16 +2185,32 @@
         </w:trPr>
         <w:tc>
           <w:tcPr>
-            <w:tcW w:type="dxa" w:w="2952"/>
+            <w:tcW w:type="dxa" w:w="4968"/>
+            <w:vAlign w:val="center"/>
+            <w:tcMar>
+              <w:top w:w="100" w:type="dxa"/>
+              <w:start w:w="120" w:type="dxa"/>
+              <w:bottom w:w="100" w:type="dxa"/>
+              <w:end w:w="120" w:type="dxa"/>
+            </w:tcMar>
+            <w:tcBorders>
+              <w:top w:val="single" w:sz="8" w:color="D9D9D9"/>
+              <w:left w:val="single" w:sz="8" w:color="D9D9D9"/>
+              <w:bottom w:val="single" w:sz="8" w:color="D9D9D9"/>
+              <w:right w:val="single" w:sz="8" w:color="D9D9D9"/>
+              <w:insideH w:val="single" w:sz="8" w:color="D9D9D9"/>
+              <w:insideV w:val="single" w:sz="8" w:color="D9D9D9"/>
+            </w:tcBorders>
+            <w:shd w:fill="F3F7F8"/>
           </w:tcPr>
           <w:p>
             <w:pPr>
-              <w:spacing w:after="100" w:before="100"/>
+              <w:spacing w:after="40" w:before="40"/>
             </w:pPr>
             <w:r>
               <w:rPr>
-                <w:b w:val="0"/>
-                <w:sz w:val="20"/>
+                <w:rFonts w:ascii="Calibri" w:hAnsi="Calibri"/>
+                <w:sz w:val="19"/>
               </w:rPr>
               <w:t>Evidence appendix</w:t>
             </w:r>
@@ -1306,16 +2218,32 @@
         </w:tc>
         <w:tc>
           <w:tcPr>
-            <w:tcW w:type="dxa" w:w="7042"/>
+            <w:tcW w:type="dxa" w:w="4968"/>
+            <w:vAlign w:val="center"/>
+            <w:tcMar>
+              <w:top w:w="100" w:type="dxa"/>
+              <w:start w:w="120" w:type="dxa"/>
+              <w:bottom w:w="100" w:type="dxa"/>
+              <w:end w:w="120" w:type="dxa"/>
+            </w:tcMar>
+            <w:tcBorders>
+              <w:top w:val="single" w:sz="8" w:color="D9D9D9"/>
+              <w:left w:val="single" w:sz="8" w:color="D9D9D9"/>
+              <w:bottom w:val="single" w:sz="8" w:color="D9D9D9"/>
+              <w:right w:val="single" w:sz="8" w:color="D9D9D9"/>
+              <w:insideH w:val="single" w:sz="8" w:color="D9D9D9"/>
+              <w:insideV w:val="single" w:sz="8" w:color="D9D9D9"/>
+            </w:tcBorders>
+            <w:shd w:fill="F3F7F8"/>
           </w:tcPr>
           <w:p>
             <w:pPr>
-              <w:spacing w:after="100" w:before="100"/>
+              <w:spacing w:after="40" w:before="40"/>
             </w:pPr>
             <w:r>
               <w:rPr>
-                <w:b w:val="0"/>
-                <w:sz w:val="20"/>
+                <w:rFonts w:ascii="Calibri" w:hAnsi="Calibri"/>
+                <w:sz w:val="19"/>
               </w:rPr>
               <w:t>Source references, timestamps, scope and method versions</w:t>
             </w:r>
@@ -1325,7 +2253,7 @@
     </w:tbl>
     <w:p>
       <w:pPr>
-        <w:spacing w:after="20"/>
+        <w:spacing w:after="40"/>
       </w:pPr>
     </w:p>
     <w:p>
@@ -1363,8 +2291,19 @@
     </w:p>
     <w:p>
       <w:pPr>
+        <w:widowControl/>
+      </w:pPr>
+      <w:r>
+        <w:rPr>
+          <w:b w:val="0"/>
+        </w:rPr>
+        <w:t>Conduct 12 to 15 structured discovery interviews before treating this segment as selected. At least eight should involve independent industrial integrators or OT-focused service providers. The remaining interviews may test direct manufacturing, automation-integrator, or warehouse hypotheses. Record the triggering event, current process, evidence sources, manual effort, unresolved work, existing products, decision owner, budget owner, and procurement path. Interview count alone is not validation.</w:t>
+      </w:r>
+    </w:p>
+    <w:p>
+      <w:pPr>
         <w:pStyle w:val="Heading1"/>
-        <w:pageBreakBefore/>
+        <w:pageBreakBefore w:val="0"/>
       </w:pPr>
       <w:r>
         <w:t>Product architecture and research program</w:t>
@@ -1439,7 +2378,7 @@
     <w:p>
       <w:pPr>
         <w:pStyle w:val="Heading1"/>
-        <w:pageBreakBefore/>
+        <w:pageBreakBefore w:val="0"/>
       </w:pPr>
       <w:r>
         <w:t>Market sizing and route to customers</w:t>
@@ -1514,7 +2453,7 @@
     <w:p>
       <w:pPr>
         <w:pStyle w:val="Heading1"/>
-        <w:pageBreakBefore/>
+        <w:pageBreakBefore w:val="0"/>
       </w:pPr>
       <w:r>
         <w:t>Business model and economics</w:t>
@@ -1539,14 +2478,17 @@
         <w:rPr>
           <w:b w:val="0"/>
         </w:rPr>
-        <w:t>The following sensitivity uses an illustrative USD 2,500 price, USD 100 per delivery hour, and USD 250 other direct costs. These are author-selected planning inputs, not customer quotes, market prices, or approved commercial terms. Count founder delivery effort even when unpaid.</w:t>
+        <w:t>Test an illustrative USD 2,500 to USD 5,000 assessment range during price discovery. This range is not a market average, quote, or approved commercial term. The sensitivity below uses the lower USD 2,500 value, USD 100 per delivery hour, and USD 250 of other direct costs to expose downside risk. Count founder delivery effort even when unpaid.</w:t>
       </w:r>
     </w:p>
     <w:p>
+      <w:pPr>
+        <w:jc w:val="center"/>
+      </w:pPr>
       <w:r>
         <w:drawing>
           <wp:inline xmlns:a="http://schemas.openxmlformats.org/drawingml/2006/main" xmlns:pic="http://schemas.openxmlformats.org/drawingml/2006/picture">
-            <wp:extent cx="6263640" cy="2795401"/>
+            <wp:extent cx="6172200" cy="2754592"/>
             <wp:docPr id="3" name="Picture 3" descr="Delivery effort determines assessment margin"/>
             <wp:cNvGraphicFramePr>
               <a:graphicFrameLocks noChangeAspect="1"/>
@@ -1555,7 +2497,7 @@
               <a:graphicData uri="http://schemas.openxmlformats.org/drawingml/2006/picture">
                 <pic:pic>
                   <pic:nvPicPr>
-                    <pic:cNvPr id="0" name="economics.png"/>
+                    <pic:cNvPr id="0" name="image3.png"/>
                     <pic:cNvPicPr/>
                   </pic:nvPicPr>
                   <pic:blipFill>
@@ -1567,7 +2509,7 @@
                   <pic:spPr>
                     <a:xfrm>
                       <a:off x="0" y="0"/>
-                      <a:ext cx="6263640" cy="2795401"/>
+                      <a:ext cx="6172200" cy="2754592"/>
                     </a:xfrm>
                     <a:prstGeom prst="rect"/>
                   </pic:spPr>
@@ -1585,10 +2527,8 @@
       <w:r>
         <w:rPr>
           <w:b w:val="0"/>
-          <w:i/>
-          <w:sz w:val="18"/>
         </w:rPr>
-        <w:t>Figure 3. Gross margin equals price less delivery labor and other direct costs, divided by price. At 8, 12, 16, and 20 hours, margins are 58%, 42%, 26%, and 10%. Acquisition, development, overhead, taxes, and financing are excluded. High gross margin does not imply positive cash flow.</w:t>
+        <w:t>Gross margin equals price less delivery labor and other direct costs, divided by price. Acquisition, development, overhead, taxes, and financing are excluded. High gross margin does not imply positive cash flow.</w:t>
       </w:r>
     </w:p>
     <w:p>
@@ -1638,7 +2578,7 @@
     <w:p>
       <w:pPr>
         <w:pStyle w:val="Heading1"/>
-        <w:pageBreakBefore/>
+        <w:pageBreakBefore w:val="0"/>
       </w:pPr>
       <w:r>
         <w:t>Funding and organizational readiness</w:t>
@@ -1702,7 +2642,7 @@
     <w:p>
       <w:pPr>
         <w:pStyle w:val="Heading1"/>
-        <w:pageBreakBefore/>
+        <w:pageBreakBefore w:val="0"/>
       </w:pPr>
       <w:r>
         <w:t>Six month operating plan</w:t>
@@ -1720,10 +2660,13 @@
       </w:r>
     </w:p>
     <w:p>
+      <w:pPr>
+        <w:jc w:val="center"/>
+      </w:pPr>
       <w:r>
         <w:drawing>
           <wp:inline xmlns:a="http://schemas.openxmlformats.org/drawingml/2006/main" xmlns:pic="http://schemas.openxmlformats.org/drawingml/2006/picture">
-            <wp:extent cx="6263640" cy="2795401"/>
+            <wp:extent cx="6172200" cy="2754592"/>
             <wp:docPr id="4" name="Picture 4" descr="A conservative six month work budget"/>
             <wp:cNvGraphicFramePr>
               <a:graphicFrameLocks noChangeAspect="1"/>
@@ -1732,7 +2675,7 @@
               <a:graphicData uri="http://schemas.openxmlformats.org/drawingml/2006/picture">
                 <pic:pic>
                   <pic:nvPicPr>
-                    <pic:cNvPr id="0" name="capacity.png"/>
+                    <pic:cNvPr id="0" name="image4.png"/>
                     <pic:cNvPicPr/>
                   </pic:nvPicPr>
                   <pic:blipFill>
@@ -1744,7 +2687,7 @@
                   <pic:spPr>
                     <a:xfrm>
                       <a:off x="0" y="0"/>
-                      <a:ext cx="6263640" cy="2795401"/>
+                      <a:ext cx="6172200" cy="2754592"/>
                     </a:xfrm>
                     <a:prstGeom prst="rect"/>
                   </pic:spPr>
@@ -1762,10 +2705,8 @@
       <w:r>
         <w:rPr>
           <w:b w:val="0"/>
-          <w:i/>
-          <w:sz w:val="18"/>
         </w:rPr>
-        <w:t>Figure 4. Proposed allocation of 200 combined hours: 80 engineering and tests, 60 market/customer work, 30 governance/finance, and 30 review/contingency. Additional availability is not assumed in deliverables. Owners must confirm allocations.</w:t>
+        <w:t>The proposed allocation totals 200 combined hours. Additional availability is not assumed in deliverables. Owners must confirm allocations.</w:t>
       </w:r>
     </w:p>
     <w:tbl>
@@ -1775,8 +2716,8 @@
         <w:tblLook w:firstColumn="1" w:firstRow="1" w:lastColumn="0" w:lastRow="0" w:noHBand="0" w:noVBand="1" w:val="04A0"/>
       </w:tblPr>
       <w:tblGrid>
-        <w:gridCol w:w="2952"/>
-        <w:gridCol w:w="7042"/>
+        <w:gridCol w:w="4997"/>
+        <w:gridCol w:w="4997"/>
       </w:tblGrid>
       <w:tr>
         <w:trPr>
@@ -1785,17 +2726,34 @@
         </w:trPr>
         <w:tc>
           <w:tcPr>
-            <w:tcW w:type="dxa" w:w="2952"/>
-            <w:shd w:fill="E9F0F3"/>
+            <w:tcW w:type="dxa" w:w="4968"/>
+            <w:vAlign w:val="center"/>
+            <w:tcMar>
+              <w:top w:w="100" w:type="dxa"/>
+              <w:start w:w="120" w:type="dxa"/>
+              <w:bottom w:w="100" w:type="dxa"/>
+              <w:end w:w="120" w:type="dxa"/>
+            </w:tcMar>
+            <w:tcBorders>
+              <w:top w:val="single" w:sz="8" w:color="D9D9D9"/>
+              <w:left w:val="single" w:sz="8" w:color="D9D9D9"/>
+              <w:bottom w:val="single" w:sz="8" w:color="D9D9D9"/>
+              <w:right w:val="single" w:sz="8" w:color="D9D9D9"/>
+              <w:insideH w:val="single" w:sz="8" w:color="D9D9D9"/>
+              <w:insideV w:val="single" w:sz="8" w:color="D9D9D9"/>
+            </w:tcBorders>
+            <w:shd w:fill="17354A"/>
           </w:tcPr>
           <w:p>
             <w:pPr>
-              <w:spacing w:after="100" w:before="100"/>
+              <w:spacing w:after="40" w:before="40"/>
             </w:pPr>
             <w:r>
               <w:rPr>
+                <w:rFonts w:ascii="Calibri" w:hAnsi="Calibri"/>
                 <w:b/>
-                <w:sz w:val="20"/>
+                <w:color w:val="FFFFFF"/>
+                <w:sz w:val="19"/>
               </w:rPr>
               <w:t>Window</w:t>
             </w:r>
@@ -1803,17 +2761,34 @@
         </w:tc>
         <w:tc>
           <w:tcPr>
-            <w:tcW w:type="dxa" w:w="7042"/>
-            <w:shd w:fill="E9F0F3"/>
+            <w:tcW w:type="dxa" w:w="4968"/>
+            <w:vAlign w:val="center"/>
+            <w:tcMar>
+              <w:top w:w="100" w:type="dxa"/>
+              <w:start w:w="120" w:type="dxa"/>
+              <w:bottom w:w="100" w:type="dxa"/>
+              <w:end w:w="120" w:type="dxa"/>
+            </w:tcMar>
+            <w:tcBorders>
+              <w:top w:val="single" w:sz="8" w:color="D9D9D9"/>
+              <w:left w:val="single" w:sz="8" w:color="D9D9D9"/>
+              <w:bottom w:val="single" w:sz="8" w:color="D9D9D9"/>
+              <w:right w:val="single" w:sz="8" w:color="D9D9D9"/>
+              <w:insideH w:val="single" w:sz="8" w:color="D9D9D9"/>
+              <w:insideV w:val="single" w:sz="8" w:color="D9D9D9"/>
+            </w:tcBorders>
+            <w:shd w:fill="17354A"/>
           </w:tcPr>
           <w:p>
             <w:pPr>
-              <w:spacing w:after="100" w:before="100"/>
+              <w:spacing w:after="40" w:before="40"/>
             </w:pPr>
             <w:r>
               <w:rPr>
+                <w:rFonts w:ascii="Calibri" w:hAnsi="Calibri"/>
                 <w:b/>
-                <w:sz w:val="20"/>
+                <w:color w:val="FFFFFF"/>
+                <w:sz w:val="19"/>
               </w:rPr>
               <w:t>Output and acceptance</w:t>
             </w:r>
@@ -1826,16 +2801,31 @@
         </w:trPr>
         <w:tc>
           <w:tcPr>
-            <w:tcW w:type="dxa" w:w="2952"/>
+            <w:tcW w:type="dxa" w:w="4968"/>
+            <w:vAlign w:val="center"/>
+            <w:tcMar>
+              <w:top w:w="100" w:type="dxa"/>
+              <w:start w:w="120" w:type="dxa"/>
+              <w:bottom w:w="100" w:type="dxa"/>
+              <w:end w:w="120" w:type="dxa"/>
+            </w:tcMar>
+            <w:tcBorders>
+              <w:top w:val="single" w:sz="8" w:color="D9D9D9"/>
+              <w:left w:val="single" w:sz="8" w:color="D9D9D9"/>
+              <w:bottom w:val="single" w:sz="8" w:color="D9D9D9"/>
+              <w:right w:val="single" w:sz="8" w:color="D9D9D9"/>
+              <w:insideH w:val="single" w:sz="8" w:color="D9D9D9"/>
+              <w:insideV w:val="single" w:sz="8" w:color="D9D9D9"/>
+            </w:tcBorders>
           </w:tcPr>
           <w:p>
             <w:pPr>
-              <w:spacing w:after="100" w:before="100"/>
+              <w:spacing w:after="40" w:before="40"/>
             </w:pPr>
             <w:r>
               <w:rPr>
-                <w:b w:val="0"/>
-                <w:sz w:val="20"/>
+                <w:rFonts w:ascii="Calibri" w:hAnsi="Calibri"/>
+                <w:sz w:val="19"/>
               </w:rPr>
               <w:t>Weeks 1–2</w:t>
             </w:r>
@@ -1843,16 +2833,31 @@
         </w:tc>
         <w:tc>
           <w:tcPr>
-            <w:tcW w:type="dxa" w:w="7042"/>
+            <w:tcW w:type="dxa" w:w="4968"/>
+            <w:vAlign w:val="center"/>
+            <w:tcMar>
+              <w:top w:w="100" w:type="dxa"/>
+              <w:start w:w="120" w:type="dxa"/>
+              <w:bottom w:w="100" w:type="dxa"/>
+              <w:end w:w="120" w:type="dxa"/>
+            </w:tcMar>
+            <w:tcBorders>
+              <w:top w:val="single" w:sz="8" w:color="D9D9D9"/>
+              <w:left w:val="single" w:sz="8" w:color="D9D9D9"/>
+              <w:bottom w:val="single" w:sz="8" w:color="D9D9D9"/>
+              <w:right w:val="single" w:sz="8" w:color="D9D9D9"/>
+              <w:insideH w:val="single" w:sz="8" w:color="D9D9D9"/>
+              <w:insideV w:val="single" w:sz="8" w:color="D9D9D9"/>
+            </w:tcBorders>
           </w:tcPr>
           <w:p>
             <w:pPr>
-              <w:spacing w:after="100" w:before="100"/>
+              <w:spacing w:after="40" w:before="40"/>
             </w:pPr>
             <w:r>
               <w:rPr>
-                <w:b w:val="0"/>
-                <w:sz w:val="20"/>
+                <w:rFonts w:ascii="Calibri" w:hAnsi="Calibri"/>
+                <w:sz w:val="19"/>
               </w:rPr>
               <w:t>Founder thesis and experiment selection; preserve alternatives and approve an hours cap</w:t>
             </w:r>
@@ -1865,16 +2870,32 @@
         </w:trPr>
         <w:tc>
           <w:tcPr>
-            <w:tcW w:type="dxa" w:w="2952"/>
+            <w:tcW w:type="dxa" w:w="4968"/>
+            <w:vAlign w:val="center"/>
+            <w:tcMar>
+              <w:top w:w="100" w:type="dxa"/>
+              <w:start w:w="120" w:type="dxa"/>
+              <w:bottom w:w="100" w:type="dxa"/>
+              <w:end w:w="120" w:type="dxa"/>
+            </w:tcMar>
+            <w:tcBorders>
+              <w:top w:val="single" w:sz="8" w:color="D9D9D9"/>
+              <w:left w:val="single" w:sz="8" w:color="D9D9D9"/>
+              <w:bottom w:val="single" w:sz="8" w:color="D9D9D9"/>
+              <w:right w:val="single" w:sz="8" w:color="D9D9D9"/>
+              <w:insideH w:val="single" w:sz="8" w:color="D9D9D9"/>
+              <w:insideV w:val="single" w:sz="8" w:color="D9D9D9"/>
+            </w:tcBorders>
+            <w:shd w:fill="F3F7F8"/>
           </w:tcPr>
           <w:p>
             <w:pPr>
-              <w:spacing w:after="100" w:before="100"/>
+              <w:spacing w:after="40" w:before="40"/>
             </w:pPr>
             <w:r>
               <w:rPr>
-                <w:b w:val="0"/>
-                <w:sz w:val="20"/>
+                <w:rFonts w:ascii="Calibri" w:hAnsi="Calibri"/>
+                <w:sz w:val="19"/>
               </w:rPr>
               <w:t>Weeks 3–6</w:t>
             </w:r>
@@ -1882,16 +2903,32 @@
         </w:tc>
         <w:tc>
           <w:tcPr>
-            <w:tcW w:type="dxa" w:w="7042"/>
+            <w:tcW w:type="dxa" w:w="4968"/>
+            <w:vAlign w:val="center"/>
+            <w:tcMar>
+              <w:top w:w="100" w:type="dxa"/>
+              <w:start w:w="120" w:type="dxa"/>
+              <w:bottom w:w="100" w:type="dxa"/>
+              <w:end w:w="120" w:type="dxa"/>
+            </w:tcMar>
+            <w:tcBorders>
+              <w:top w:val="single" w:sz="8" w:color="D9D9D9"/>
+              <w:left w:val="single" w:sz="8" w:color="D9D9D9"/>
+              <w:bottom w:val="single" w:sz="8" w:color="D9D9D9"/>
+              <w:right w:val="single" w:sz="8" w:color="D9D9D9"/>
+              <w:insideH w:val="single" w:sz="8" w:color="D9D9D9"/>
+              <w:insideV w:val="single" w:sz="8" w:color="D9D9D9"/>
+            </w:tcBorders>
+            <w:shd w:fill="F3F7F8"/>
           </w:tcPr>
           <w:p>
             <w:pPr>
-              <w:spacing w:after="100" w:before="100"/>
+              <w:spacing w:after="40" w:before="40"/>
             </w:pPr>
             <w:r>
               <w:rPr>
-                <w:b w:val="0"/>
-                <w:sz w:val="20"/>
+                <w:rFonts w:ascii="Calibri" w:hAnsi="Calibri"/>
+                <w:sz w:val="19"/>
               </w:rPr>
               <w:t>One input contract, synthetic cases, baseline report and manual/competitor comparison protocol</w:t>
             </w:r>
@@ -1904,16 +2941,31 @@
         </w:trPr>
         <w:tc>
           <w:tcPr>
-            <w:tcW w:type="dxa" w:w="2952"/>
+            <w:tcW w:type="dxa" w:w="4968"/>
+            <w:vAlign w:val="center"/>
+            <w:tcMar>
+              <w:top w:w="100" w:type="dxa"/>
+              <w:start w:w="120" w:type="dxa"/>
+              <w:bottom w:w="100" w:type="dxa"/>
+              <w:end w:w="120" w:type="dxa"/>
+            </w:tcMar>
+            <w:tcBorders>
+              <w:top w:val="single" w:sz="8" w:color="D9D9D9"/>
+              <w:left w:val="single" w:sz="8" w:color="D9D9D9"/>
+              <w:bottom w:val="single" w:sz="8" w:color="D9D9D9"/>
+              <w:right w:val="single" w:sz="8" w:color="D9D9D9"/>
+              <w:insideH w:val="single" w:sz="8" w:color="D9D9D9"/>
+              <w:insideV w:val="single" w:sz="8" w:color="D9D9D9"/>
+            </w:tcBorders>
           </w:tcPr>
           <w:p>
             <w:pPr>
-              <w:spacing w:after="100" w:before="100"/>
+              <w:spacing w:after="40" w:before="40"/>
             </w:pPr>
             <w:r>
               <w:rPr>
-                <w:b w:val="0"/>
-                <w:sz w:val="20"/>
+                <w:rFonts w:ascii="Calibri" w:hAnsi="Calibri"/>
+                <w:sz w:val="19"/>
               </w:rPr>
               <w:t>Weeks 7–10</w:t>
             </w:r>
@@ -1921,16 +2973,31 @@
         </w:tc>
         <w:tc>
           <w:tcPr>
-            <w:tcW w:type="dxa" w:w="7042"/>
+            <w:tcW w:type="dxa" w:w="4968"/>
+            <w:vAlign w:val="center"/>
+            <w:tcMar>
+              <w:top w:w="100" w:type="dxa"/>
+              <w:start w:w="120" w:type="dxa"/>
+              <w:bottom w:w="100" w:type="dxa"/>
+              <w:end w:w="120" w:type="dxa"/>
+            </w:tcMar>
+            <w:tcBorders>
+              <w:top w:val="single" w:sz="8" w:color="D9D9D9"/>
+              <w:left w:val="single" w:sz="8" w:color="D9D9D9"/>
+              <w:bottom w:val="single" w:sz="8" w:color="D9D9D9"/>
+              <w:right w:val="single" w:sz="8" w:color="D9D9D9"/>
+              <w:insideH w:val="single" w:sz="8" w:color="D9D9D9"/>
+              <w:insideV w:val="single" w:sz="8" w:color="D9D9D9"/>
+            </w:tcBorders>
           </w:tcPr>
           <w:p>
             <w:pPr>
-              <w:spacing w:after="100" w:before="100"/>
+              <w:spacing w:after="40" w:before="40"/>
             </w:pPr>
             <w:r>
               <w:rPr>
-                <w:b w:val="0"/>
-                <w:sz w:val="20"/>
+                <w:rFonts w:ascii="Calibri" w:hAnsi="Calibri"/>
+                <w:sz w:val="19"/>
               </w:rPr>
               <w:t>Bounded prototype and measured end-to-end benchmark; no unsupported conclusions</w:t>
             </w:r>
@@ -1943,16 +3010,32 @@
         </w:trPr>
         <w:tc>
           <w:tcPr>
-            <w:tcW w:type="dxa" w:w="2952"/>
+            <w:tcW w:type="dxa" w:w="4968"/>
+            <w:vAlign w:val="center"/>
+            <w:tcMar>
+              <w:top w:w="100" w:type="dxa"/>
+              <w:start w:w="120" w:type="dxa"/>
+              <w:bottom w:w="100" w:type="dxa"/>
+              <w:end w:w="120" w:type="dxa"/>
+            </w:tcMar>
+            <w:tcBorders>
+              <w:top w:val="single" w:sz="8" w:color="D9D9D9"/>
+              <w:left w:val="single" w:sz="8" w:color="D9D9D9"/>
+              <w:bottom w:val="single" w:sz="8" w:color="D9D9D9"/>
+              <w:right w:val="single" w:sz="8" w:color="D9D9D9"/>
+              <w:insideH w:val="single" w:sz="8" w:color="D9D9D9"/>
+              <w:insideV w:val="single" w:sz="8" w:color="D9D9D9"/>
+            </w:tcBorders>
+            <w:shd w:fill="F3F7F8"/>
           </w:tcPr>
           <w:p>
             <w:pPr>
-              <w:spacing w:after="100" w:before="100"/>
+              <w:spacing w:after="40" w:before="40"/>
             </w:pPr>
             <w:r>
               <w:rPr>
-                <w:b w:val="0"/>
-                <w:sz w:val="20"/>
+                <w:rFonts w:ascii="Calibri" w:hAnsi="Calibri"/>
+                <w:sz w:val="19"/>
               </w:rPr>
               <w:t>Weeks 11–14</w:t>
             </w:r>
@@ -1960,16 +3043,32 @@
         </w:tc>
         <w:tc>
           <w:tcPr>
-            <w:tcW w:type="dxa" w:w="7042"/>
+            <w:tcW w:type="dxa" w:w="4968"/>
+            <w:vAlign w:val="center"/>
+            <w:tcMar>
+              <w:top w:w="100" w:type="dxa"/>
+              <w:start w:w="120" w:type="dxa"/>
+              <w:bottom w:w="100" w:type="dxa"/>
+              <w:end w:w="120" w:type="dxa"/>
+            </w:tcMar>
+            <w:tcBorders>
+              <w:top w:val="single" w:sz="8" w:color="D9D9D9"/>
+              <w:left w:val="single" w:sz="8" w:color="D9D9D9"/>
+              <w:bottom w:val="single" w:sz="8" w:color="D9D9D9"/>
+              <w:right w:val="single" w:sz="8" w:color="D9D9D9"/>
+              <w:insideH w:val="single" w:sz="8" w:color="D9D9D9"/>
+              <w:insideV w:val="single" w:sz="8" w:color="D9D9D9"/>
+            </w:tcBorders>
+            <w:shd w:fill="F3F7F8"/>
           </w:tcPr>
           <w:p>
             <w:pPr>
-              <w:spacing w:after="100" w:before="100"/>
+              <w:spacing w:after="40" w:before="40"/>
             </w:pPr>
             <w:r>
               <w:rPr>
-                <w:b w:val="0"/>
-                <w:sz w:val="20"/>
+                <w:rFonts w:ascii="Calibri" w:hAnsi="Calibri"/>
+                <w:sz w:val="19"/>
               </w:rPr>
               <w:t>Practitioner review and repeatability evidence; record disagreement and input burden</w:t>
             </w:r>
@@ -1982,16 +3081,31 @@
         </w:trPr>
         <w:tc>
           <w:tcPr>
-            <w:tcW w:type="dxa" w:w="2952"/>
+            <w:tcW w:type="dxa" w:w="4968"/>
+            <w:vAlign w:val="center"/>
+            <w:tcMar>
+              <w:top w:w="100" w:type="dxa"/>
+              <w:start w:w="120" w:type="dxa"/>
+              <w:bottom w:w="100" w:type="dxa"/>
+              <w:end w:w="120" w:type="dxa"/>
+            </w:tcMar>
+            <w:tcBorders>
+              <w:top w:val="single" w:sz="8" w:color="D9D9D9"/>
+              <w:left w:val="single" w:sz="8" w:color="D9D9D9"/>
+              <w:bottom w:val="single" w:sz="8" w:color="D9D9D9"/>
+              <w:right w:val="single" w:sz="8" w:color="D9D9D9"/>
+              <w:insideH w:val="single" w:sz="8" w:color="D9D9D9"/>
+              <w:insideV w:val="single" w:sz="8" w:color="D9D9D9"/>
+            </w:tcBorders>
           </w:tcPr>
           <w:p>
             <w:pPr>
-              <w:spacing w:after="100" w:before="100"/>
+              <w:spacing w:after="40" w:before="40"/>
             </w:pPr>
             <w:r>
               <w:rPr>
-                <w:b w:val="0"/>
-                <w:sz w:val="20"/>
+                <w:rFonts w:ascii="Calibri" w:hAnsi="Calibri"/>
+                <w:sz w:val="19"/>
               </w:rPr>
               <w:t>Weeks 15–18</w:t>
             </w:r>
@@ -1999,16 +3113,31 @@
         </w:tc>
         <w:tc>
           <w:tcPr>
-            <w:tcW w:type="dxa" w:w="7042"/>
+            <w:tcW w:type="dxa" w:w="4968"/>
+            <w:vAlign w:val="center"/>
+            <w:tcMar>
+              <w:top w:w="100" w:type="dxa"/>
+              <w:start w:w="120" w:type="dxa"/>
+              <w:bottom w:w="100" w:type="dxa"/>
+              <w:end w:w="120" w:type="dxa"/>
+            </w:tcMar>
+            <w:tcBorders>
+              <w:top w:val="single" w:sz="8" w:color="D9D9D9"/>
+              <w:left w:val="single" w:sz="8" w:color="D9D9D9"/>
+              <w:bottom w:val="single" w:sz="8" w:color="D9D9D9"/>
+              <w:right w:val="single" w:sz="8" w:color="D9D9D9"/>
+              <w:insideH w:val="single" w:sz="8" w:color="D9D9D9"/>
+              <w:insideV w:val="single" w:sz="8" w:color="D9D9D9"/>
+            </w:tcBorders>
           </w:tcPr>
           <w:p>
             <w:pPr>
-              <w:spacing w:after="100" w:before="100"/>
+              <w:spacing w:after="40" w:before="40"/>
             </w:pPr>
             <w:r>
               <w:rPr>
-                <w:b w:val="0"/>
-                <w:sz w:val="20"/>
+                <w:rFonts w:ascii="Calibri" w:hAnsi="Calibri"/>
+                <w:sz w:val="19"/>
               </w:rPr>
               <w:t>Proceed only with a credible sponsor: evaluation scope, data procedures, review owner and cost cap</w:t>
             </w:r>
@@ -2021,16 +3150,32 @@
         </w:trPr>
         <w:tc>
           <w:tcPr>
-            <w:tcW w:type="dxa" w:w="2952"/>
+            <w:tcW w:type="dxa" w:w="4968"/>
+            <w:vAlign w:val="center"/>
+            <w:tcMar>
+              <w:top w:w="100" w:type="dxa"/>
+              <w:start w:w="120" w:type="dxa"/>
+              <w:bottom w:w="100" w:type="dxa"/>
+              <w:end w:w="120" w:type="dxa"/>
+            </w:tcMar>
+            <w:tcBorders>
+              <w:top w:val="single" w:sz="8" w:color="D9D9D9"/>
+              <w:left w:val="single" w:sz="8" w:color="D9D9D9"/>
+              <w:bottom w:val="single" w:sz="8" w:color="D9D9D9"/>
+              <w:right w:val="single" w:sz="8" w:color="D9D9D9"/>
+              <w:insideH w:val="single" w:sz="8" w:color="D9D9D9"/>
+              <w:insideV w:val="single" w:sz="8" w:color="D9D9D9"/>
+            </w:tcBorders>
+            <w:shd w:fill="F3F7F8"/>
           </w:tcPr>
           <w:p>
             <w:pPr>
-              <w:spacing w:after="100" w:before="100"/>
+              <w:spacing w:after="40" w:before="40"/>
             </w:pPr>
             <w:r>
               <w:rPr>
-                <w:b w:val="0"/>
-                <w:sz w:val="20"/>
+                <w:rFonts w:ascii="Calibri" w:hAnsi="Calibri"/>
+                <w:sz w:val="19"/>
               </w:rPr>
               <w:t>Weeks 19–22</w:t>
             </w:r>
@@ -2038,16 +3183,32 @@
         </w:tc>
         <w:tc>
           <w:tcPr>
-            <w:tcW w:type="dxa" w:w="7042"/>
+            <w:tcW w:type="dxa" w:w="4968"/>
+            <w:vAlign w:val="center"/>
+            <w:tcMar>
+              <w:top w:w="100" w:type="dxa"/>
+              <w:start w:w="120" w:type="dxa"/>
+              <w:bottom w:w="100" w:type="dxa"/>
+              <w:end w:w="120" w:type="dxa"/>
+            </w:tcMar>
+            <w:tcBorders>
+              <w:top w:val="single" w:sz="8" w:color="D9D9D9"/>
+              <w:left w:val="single" w:sz="8" w:color="D9D9D9"/>
+              <w:bottom w:val="single" w:sz="8" w:color="D9D9D9"/>
+              <w:right w:val="single" w:sz="8" w:color="D9D9D9"/>
+              <w:insideH w:val="single" w:sz="8" w:color="D9D9D9"/>
+              <w:insideV w:val="single" w:sz="8" w:color="D9D9D9"/>
+            </w:tcBorders>
+            <w:shd w:fill="F3F7F8"/>
           </w:tcPr>
           <w:p>
             <w:pPr>
-              <w:spacing w:after="100" w:before="100"/>
+              <w:spacing w:after="40" w:before="40"/>
             </w:pPr>
             <w:r>
               <w:rPr>
-                <w:b w:val="0"/>
-                <w:sz w:val="20"/>
+                <w:rFonts w:ascii="Calibri" w:hAnsi="Calibri"/>
+                <w:sz w:val="19"/>
               </w:rPr>
               <w:t>One controlled evaluation if readiness passes; otherwise resolve the specific blockers</w:t>
             </w:r>
@@ -2060,16 +3221,31 @@
         </w:trPr>
         <w:tc>
           <w:tcPr>
-            <w:tcW w:type="dxa" w:w="2952"/>
+            <w:tcW w:type="dxa" w:w="4968"/>
+            <w:vAlign w:val="center"/>
+            <w:tcMar>
+              <w:top w:w="100" w:type="dxa"/>
+              <w:start w:w="120" w:type="dxa"/>
+              <w:bottom w:w="100" w:type="dxa"/>
+              <w:end w:w="120" w:type="dxa"/>
+            </w:tcMar>
+            <w:tcBorders>
+              <w:top w:val="single" w:sz="8" w:color="D9D9D9"/>
+              <w:left w:val="single" w:sz="8" w:color="D9D9D9"/>
+              <w:bottom w:val="single" w:sz="8" w:color="D9D9D9"/>
+              <w:right w:val="single" w:sz="8" w:color="D9D9D9"/>
+              <w:insideH w:val="single" w:sz="8" w:color="D9D9D9"/>
+              <w:insideV w:val="single" w:sz="8" w:color="D9D9D9"/>
+            </w:tcBorders>
           </w:tcPr>
           <w:p>
             <w:pPr>
-              <w:spacing w:after="100" w:before="100"/>
+              <w:spacing w:after="40" w:before="40"/>
             </w:pPr>
             <w:r>
               <w:rPr>
-                <w:b w:val="0"/>
-                <w:sz w:val="20"/>
+                <w:rFonts w:ascii="Calibri" w:hAnsi="Calibri"/>
+                <w:sz w:val="19"/>
               </w:rPr>
               <w:t>Weeks 23–25</w:t>
             </w:r>
@@ -2077,16 +3253,31 @@
         </w:tc>
         <w:tc>
           <w:tcPr>
-            <w:tcW w:type="dxa" w:w="7042"/>
+            <w:tcW w:type="dxa" w:w="4968"/>
+            <w:vAlign w:val="center"/>
+            <w:tcMar>
+              <w:top w:w="100" w:type="dxa"/>
+              <w:start w:w="120" w:type="dxa"/>
+              <w:bottom w:w="100" w:type="dxa"/>
+              <w:end w:w="120" w:type="dxa"/>
+            </w:tcMar>
+            <w:tcBorders>
+              <w:top w:val="single" w:sz="8" w:color="D9D9D9"/>
+              <w:left w:val="single" w:sz="8" w:color="D9D9D9"/>
+              <w:bottom w:val="single" w:sz="8" w:color="D9D9D9"/>
+              <w:right w:val="single" w:sz="8" w:color="D9D9D9"/>
+              <w:insideH w:val="single" w:sz="8" w:color="D9D9D9"/>
+              <w:insideV w:val="single" w:sz="8" w:color="D9D9D9"/>
+            </w:tcBorders>
           </w:tcPr>
           <w:p>
             <w:pPr>
-              <w:spacing w:after="100" w:before="100"/>
+              <w:spacing w:after="40" w:before="40"/>
             </w:pPr>
             <w:r>
               <w:rPr>
-                <w:b w:val="0"/>
-                <w:sz w:val="20"/>
+                <w:rFonts w:ascii="Calibri" w:hAnsi="Calibri"/>
+                <w:sz w:val="19"/>
               </w:rPr>
               <w:t>Continue, narrow or stop decision; revised business model and next-quarter backlog</w:t>
             </w:r>
@@ -2096,7 +3287,7 @@
     </w:tbl>
     <w:p>
       <w:pPr>
-        <w:spacing w:after="20"/>
+        <w:spacing w:after="40"/>
       </w:pPr>
     </w:p>
     <w:p>
@@ -2124,7 +3315,7 @@
     <w:p>
       <w:pPr>
         <w:pStyle w:val="Heading1"/>
-        <w:pageBreakBefore/>
+        <w:pageBreakBefore w:val="0"/>
       </w:pPr>
       <w:r>
         <w:t>Security and delivery governance</w:t>
@@ -2199,7 +3390,7 @@
     <w:p>
       <w:pPr>
         <w:pStyle w:val="Heading1"/>
-        <w:pageBreakBefore/>
+        <w:pageBreakBefore w:val="0"/>
       </w:pPr>
       <w:r>
         <w:t>Risks and falsification criteria</w:t>
@@ -2212,9 +3403,9 @@
         <w:tblLook w:firstColumn="1" w:firstRow="1" w:lastColumn="0" w:lastRow="0" w:noHBand="0" w:noVBand="1" w:val="04A0"/>
       </w:tblPr>
       <w:tblGrid>
-        <w:gridCol w:w="2333"/>
-        <w:gridCol w:w="3744"/>
-        <w:gridCol w:w="3888"/>
+        <w:gridCol w:w="3331"/>
+        <w:gridCol w:w="3331"/>
+        <w:gridCol w:w="3331"/>
       </w:tblGrid>
       <w:tr>
         <w:trPr>
@@ -2223,17 +3414,34 @@
         </w:trPr>
         <w:tc>
           <w:tcPr>
-            <w:tcW w:type="dxa" w:w="2333"/>
-            <w:shd w:fill="E9F0F3"/>
+            <w:tcW w:type="dxa" w:w="2376"/>
+            <w:vAlign w:val="center"/>
+            <w:tcMar>
+              <w:top w:w="100" w:type="dxa"/>
+              <w:start w:w="120" w:type="dxa"/>
+              <w:bottom w:w="100" w:type="dxa"/>
+              <w:end w:w="120" w:type="dxa"/>
+            </w:tcMar>
+            <w:tcBorders>
+              <w:top w:val="single" w:sz="8" w:color="D9D9D9"/>
+              <w:left w:val="single" w:sz="8" w:color="D9D9D9"/>
+              <w:bottom w:val="single" w:sz="8" w:color="D9D9D9"/>
+              <w:right w:val="single" w:sz="8" w:color="D9D9D9"/>
+              <w:insideH w:val="single" w:sz="8" w:color="D9D9D9"/>
+              <w:insideV w:val="single" w:sz="8" w:color="D9D9D9"/>
+            </w:tcBorders>
+            <w:shd w:fill="17354A"/>
           </w:tcPr>
           <w:p>
             <w:pPr>
-              <w:spacing w:after="100" w:before="100"/>
+              <w:spacing w:after="40" w:before="40"/>
             </w:pPr>
             <w:r>
               <w:rPr>
+                <w:rFonts w:ascii="Calibri" w:hAnsi="Calibri"/>
                 <w:b/>
-                <w:sz w:val="20"/>
+                <w:color w:val="FFFFFF"/>
+                <w:sz w:val="19"/>
               </w:rPr>
               <w:t>Risk</w:t>
             </w:r>
@@ -2241,17 +3449,34 @@
         </w:tc>
         <w:tc>
           <w:tcPr>
-            <w:tcW w:type="dxa" w:w="3744"/>
-            <w:shd w:fill="E9F0F3"/>
+            <w:tcW w:type="dxa" w:w="3672"/>
+            <w:vAlign w:val="center"/>
+            <w:tcMar>
+              <w:top w:w="100" w:type="dxa"/>
+              <w:start w:w="120" w:type="dxa"/>
+              <w:bottom w:w="100" w:type="dxa"/>
+              <w:end w:w="120" w:type="dxa"/>
+            </w:tcMar>
+            <w:tcBorders>
+              <w:top w:val="single" w:sz="8" w:color="D9D9D9"/>
+              <w:left w:val="single" w:sz="8" w:color="D9D9D9"/>
+              <w:bottom w:val="single" w:sz="8" w:color="D9D9D9"/>
+              <w:right w:val="single" w:sz="8" w:color="D9D9D9"/>
+              <w:insideH w:val="single" w:sz="8" w:color="D9D9D9"/>
+              <w:insideV w:val="single" w:sz="8" w:color="D9D9D9"/>
+            </w:tcBorders>
+            <w:shd w:fill="17354A"/>
           </w:tcPr>
           <w:p>
             <w:pPr>
-              <w:spacing w:after="100" w:before="100"/>
+              <w:spacing w:after="40" w:before="40"/>
             </w:pPr>
             <w:r>
               <w:rPr>
+                <w:rFonts w:ascii="Calibri" w:hAnsi="Calibri"/>
                 <w:b/>
-                <w:sz w:val="20"/>
+                <w:color w:val="FFFFFF"/>
+                <w:sz w:val="19"/>
               </w:rPr>
               <w:t>Early indicator</w:t>
             </w:r>
@@ -2260,16 +3485,33 @@
         <w:tc>
           <w:tcPr>
             <w:tcW w:type="dxa" w:w="3888"/>
-            <w:shd w:fill="E9F0F3"/>
+            <w:vAlign w:val="center"/>
+            <w:tcMar>
+              <w:top w:w="100" w:type="dxa"/>
+              <w:start w:w="120" w:type="dxa"/>
+              <w:bottom w:w="100" w:type="dxa"/>
+              <w:end w:w="120" w:type="dxa"/>
+            </w:tcMar>
+            <w:tcBorders>
+              <w:top w:val="single" w:sz="8" w:color="D9D9D9"/>
+              <w:left w:val="single" w:sz="8" w:color="D9D9D9"/>
+              <w:bottom w:val="single" w:sz="8" w:color="D9D9D9"/>
+              <w:right w:val="single" w:sz="8" w:color="D9D9D9"/>
+              <w:insideH w:val="single" w:sz="8" w:color="D9D9D9"/>
+              <w:insideV w:val="single" w:sz="8" w:color="D9D9D9"/>
+            </w:tcBorders>
+            <w:shd w:fill="17354A"/>
           </w:tcPr>
           <w:p>
             <w:pPr>
-              <w:spacing w:after="100" w:before="100"/>
+              <w:spacing w:after="40" w:before="40"/>
             </w:pPr>
             <w:r>
               <w:rPr>
+                <w:rFonts w:ascii="Calibri" w:hAnsi="Calibri"/>
                 <w:b/>
-                <w:sz w:val="20"/>
+                <w:color w:val="FFFFFF"/>
+                <w:sz w:val="19"/>
               </w:rPr>
               <w:t>Response and proposed owner</w:t>
             </w:r>
@@ -2282,16 +3524,31 @@
         </w:trPr>
         <w:tc>
           <w:tcPr>
-            <w:tcW w:type="dxa" w:w="2333"/>
+            <w:tcW w:type="dxa" w:w="2376"/>
+            <w:vAlign w:val="center"/>
+            <w:tcMar>
+              <w:top w:w="100" w:type="dxa"/>
+              <w:start w:w="120" w:type="dxa"/>
+              <w:bottom w:w="100" w:type="dxa"/>
+              <w:end w:w="120" w:type="dxa"/>
+            </w:tcMar>
+            <w:tcBorders>
+              <w:top w:val="single" w:sz="8" w:color="D9D9D9"/>
+              <w:left w:val="single" w:sz="8" w:color="D9D9D9"/>
+              <w:bottom w:val="single" w:sz="8" w:color="D9D9D9"/>
+              <w:right w:val="single" w:sz="8" w:color="D9D9D9"/>
+              <w:insideH w:val="single" w:sz="8" w:color="D9D9D9"/>
+              <w:insideV w:val="single" w:sz="8" w:color="D9D9D9"/>
+            </w:tcBorders>
           </w:tcPr>
           <w:p>
             <w:pPr>
-              <w:spacing w:after="100" w:before="100"/>
+              <w:spacing w:after="40" w:before="40"/>
             </w:pPr>
             <w:r>
               <w:rPr>
-                <w:b w:val="0"/>
-                <w:sz w:val="20"/>
+                <w:rFonts w:ascii="Calibri" w:hAnsi="Calibri"/>
+                <w:sz w:val="19"/>
               </w:rPr>
               <w:t>No meaningful differentiation</w:t>
             </w:r>
@@ -2299,16 +3556,31 @@
         </w:tc>
         <w:tc>
           <w:tcPr>
-            <w:tcW w:type="dxa" w:w="3744"/>
+            <w:tcW w:type="dxa" w:w="3672"/>
+            <w:vAlign w:val="center"/>
+            <w:tcMar>
+              <w:top w:w="100" w:type="dxa"/>
+              <w:start w:w="120" w:type="dxa"/>
+              <w:bottom w:w="100" w:type="dxa"/>
+              <w:end w:w="120" w:type="dxa"/>
+            </w:tcMar>
+            <w:tcBorders>
+              <w:top w:val="single" w:sz="8" w:color="D9D9D9"/>
+              <w:left w:val="single" w:sz="8" w:color="D9D9D9"/>
+              <w:bottom w:val="single" w:sz="8" w:color="D9D9D9"/>
+              <w:right w:val="single" w:sz="8" w:color="D9D9D9"/>
+              <w:insideH w:val="single" w:sz="8" w:color="D9D9D9"/>
+              <w:insideV w:val="single" w:sz="8" w:color="D9D9D9"/>
+            </w:tcBorders>
           </w:tcPr>
           <w:p>
             <w:pPr>
-              <w:spacing w:after="100" w:before="100"/>
+              <w:spacing w:after="40" w:before="40"/>
             </w:pPr>
             <w:r>
               <w:rPr>
-                <w:b w:val="0"/>
-                <w:sz w:val="20"/>
+                <w:rFonts w:ascii="Calibri" w:hAnsi="Calibri"/>
+                <w:sz w:val="19"/>
               </w:rPr>
               <w:t>Existing tool completes the same job with comparable effort</w:t>
             </w:r>
@@ -2317,15 +3589,30 @@
         <w:tc>
           <w:tcPr>
             <w:tcW w:type="dxa" w:w="3888"/>
+            <w:vAlign w:val="center"/>
+            <w:tcMar>
+              <w:top w:w="100" w:type="dxa"/>
+              <w:start w:w="120" w:type="dxa"/>
+              <w:bottom w:w="100" w:type="dxa"/>
+              <w:end w:w="120" w:type="dxa"/>
+            </w:tcMar>
+            <w:tcBorders>
+              <w:top w:val="single" w:sz="8" w:color="D9D9D9"/>
+              <w:left w:val="single" w:sz="8" w:color="D9D9D9"/>
+              <w:bottom w:val="single" w:sz="8" w:color="D9D9D9"/>
+              <w:right w:val="single" w:sz="8" w:color="D9D9D9"/>
+              <w:insideH w:val="single" w:sz="8" w:color="D9D9D9"/>
+              <w:insideV w:val="single" w:sz="8" w:color="D9D9D9"/>
+            </w:tcBorders>
           </w:tcPr>
           <w:p>
             <w:pPr>
-              <w:spacing w:after="100" w:before="100"/>
+              <w:spacing w:after="40" w:before="40"/>
             </w:pPr>
             <w:r>
               <w:rPr>
-                <w:b w:val="0"/>
-                <w:sz w:val="20"/>
+                <w:rFonts w:ascii="Calibri" w:hAnsi="Calibri"/>
+                <w:sz w:val="19"/>
               </w:rPr>
               <w:t>Stop feature expansion; revise workflow; both founders</w:t>
             </w:r>
@@ -2338,16 +3625,32 @@
         </w:trPr>
         <w:tc>
           <w:tcPr>
-            <w:tcW w:type="dxa" w:w="2333"/>
+            <w:tcW w:type="dxa" w:w="2376"/>
+            <w:vAlign w:val="center"/>
+            <w:tcMar>
+              <w:top w:w="100" w:type="dxa"/>
+              <w:start w:w="120" w:type="dxa"/>
+              <w:bottom w:w="100" w:type="dxa"/>
+              <w:end w:w="120" w:type="dxa"/>
+            </w:tcMar>
+            <w:tcBorders>
+              <w:top w:val="single" w:sz="8" w:color="D9D9D9"/>
+              <w:left w:val="single" w:sz="8" w:color="D9D9D9"/>
+              <w:bottom w:val="single" w:sz="8" w:color="D9D9D9"/>
+              <w:right w:val="single" w:sz="8" w:color="D9D9D9"/>
+              <w:insideH w:val="single" w:sz="8" w:color="D9D9D9"/>
+              <w:insideV w:val="single" w:sz="8" w:color="D9D9D9"/>
+            </w:tcBorders>
+            <w:shd w:fill="F3F7F8"/>
           </w:tcPr>
           <w:p>
             <w:pPr>
-              <w:spacing w:after="100" w:before="100"/>
+              <w:spacing w:after="40" w:before="40"/>
             </w:pPr>
             <w:r>
               <w:rPr>
-                <w:b w:val="0"/>
-                <w:sz w:val="20"/>
+                <w:rFonts w:ascii="Calibri" w:hAnsi="Calibri"/>
+                <w:sz w:val="19"/>
               </w:rPr>
               <w:t>Input burden exceeds value</w:t>
             </w:r>
@@ -2355,16 +3658,32 @@
         </w:tc>
         <w:tc>
           <w:tcPr>
-            <w:tcW w:type="dxa" w:w="3744"/>
+            <w:tcW w:type="dxa" w:w="3672"/>
+            <w:vAlign w:val="center"/>
+            <w:tcMar>
+              <w:top w:w="100" w:type="dxa"/>
+              <w:start w:w="120" w:type="dxa"/>
+              <w:bottom w:w="100" w:type="dxa"/>
+              <w:end w:w="120" w:type="dxa"/>
+            </w:tcMar>
+            <w:tcBorders>
+              <w:top w:val="single" w:sz="8" w:color="D9D9D9"/>
+              <w:left w:val="single" w:sz="8" w:color="D9D9D9"/>
+              <w:bottom w:val="single" w:sz="8" w:color="D9D9D9"/>
+              <w:right w:val="single" w:sz="8" w:color="D9D9D9"/>
+              <w:insideH w:val="single" w:sz="8" w:color="D9D9D9"/>
+              <w:insideV w:val="single" w:sz="8" w:color="D9D9D9"/>
+            </w:tcBorders>
+            <w:shd w:fill="F3F7F8"/>
           </w:tcPr>
           <w:p>
             <w:pPr>
-              <w:spacing w:after="100" w:before="100"/>
+              <w:spacing w:after="40" w:before="40"/>
             </w:pPr>
             <w:r>
               <w:rPr>
-                <w:b w:val="0"/>
-                <w:sz w:val="20"/>
+                <w:rFonts w:ascii="Calibri" w:hAnsi="Calibri"/>
+                <w:sz w:val="19"/>
               </w:rPr>
               <w:t>Manual mapping dominates review time</w:t>
             </w:r>
@@ -2373,15 +3692,31 @@
         <w:tc>
           <w:tcPr>
             <w:tcW w:type="dxa" w:w="3888"/>
+            <w:vAlign w:val="center"/>
+            <w:tcMar>
+              <w:top w:w="100" w:type="dxa"/>
+              <w:start w:w="120" w:type="dxa"/>
+              <w:bottom w:w="100" w:type="dxa"/>
+              <w:end w:w="120" w:type="dxa"/>
+            </w:tcMar>
+            <w:tcBorders>
+              <w:top w:val="single" w:sz="8" w:color="D9D9D9"/>
+              <w:left w:val="single" w:sz="8" w:color="D9D9D9"/>
+              <w:bottom w:val="single" w:sz="8" w:color="D9D9D9"/>
+              <w:right w:val="single" w:sz="8" w:color="D9D9D9"/>
+              <w:insideH w:val="single" w:sz="8" w:color="D9D9D9"/>
+              <w:insideV w:val="single" w:sz="8" w:color="D9D9D9"/>
+            </w:tcBorders>
+            <w:shd w:fill="F3F7F8"/>
           </w:tcPr>
           <w:p>
             <w:pPr>
-              <w:spacing w:after="100" w:before="100"/>
+              <w:spacing w:after="40" w:before="40"/>
             </w:pPr>
             <w:r>
               <w:rPr>
-                <w:b w:val="0"/>
-                <w:sz w:val="20"/>
+                <w:rFonts w:ascii="Calibri" w:hAnsi="Calibri"/>
+                <w:sz w:val="19"/>
               </w:rPr>
               <w:t>Narrow formats or stop importer; Juan</w:t>
             </w:r>
@@ -2394,16 +3729,31 @@
         </w:trPr>
         <w:tc>
           <w:tcPr>
-            <w:tcW w:type="dxa" w:w="2333"/>
+            <w:tcW w:type="dxa" w:w="2376"/>
+            <w:vAlign w:val="center"/>
+            <w:tcMar>
+              <w:top w:w="100" w:type="dxa"/>
+              <w:start w:w="120" w:type="dxa"/>
+              <w:bottom w:w="100" w:type="dxa"/>
+              <w:end w:w="120" w:type="dxa"/>
+            </w:tcMar>
+            <w:tcBorders>
+              <w:top w:val="single" w:sz="8" w:color="D9D9D9"/>
+              <w:left w:val="single" w:sz="8" w:color="D9D9D9"/>
+              <w:bottom w:val="single" w:sz="8" w:color="D9D9D9"/>
+              <w:right w:val="single" w:sz="8" w:color="D9D9D9"/>
+              <w:insideH w:val="single" w:sz="8" w:color="D9D9D9"/>
+              <w:insideV w:val="single" w:sz="8" w:color="D9D9D9"/>
+            </w:tcBorders>
           </w:tcPr>
           <w:p>
             <w:pPr>
-              <w:spacing w:after="100" w:before="100"/>
+              <w:spacing w:after="40" w:before="40"/>
             </w:pPr>
             <w:r>
               <w:rPr>
-                <w:b w:val="0"/>
-                <w:sz w:val="20"/>
+                <w:rFonts w:ascii="Calibri" w:hAnsi="Calibri"/>
+                <w:sz w:val="19"/>
               </w:rPr>
               <w:t>False assurance</w:t>
             </w:r>
@@ -2411,16 +3761,31 @@
         </w:tc>
         <w:tc>
           <w:tcPr>
-            <w:tcW w:type="dxa" w:w="3744"/>
+            <w:tcW w:type="dxa" w:w="3672"/>
+            <w:vAlign w:val="center"/>
+            <w:tcMar>
+              <w:top w:w="100" w:type="dxa"/>
+              <w:start w:w="120" w:type="dxa"/>
+              <w:bottom w:w="100" w:type="dxa"/>
+              <w:end w:w="120" w:type="dxa"/>
+            </w:tcMar>
+            <w:tcBorders>
+              <w:top w:val="single" w:sz="8" w:color="D9D9D9"/>
+              <w:left w:val="single" w:sz="8" w:color="D9D9D9"/>
+              <w:bottom w:val="single" w:sz="8" w:color="D9D9D9"/>
+              <w:right w:val="single" w:sz="8" w:color="D9D9D9"/>
+              <w:insideH w:val="single" w:sz="8" w:color="D9D9D9"/>
+              <w:insideV w:val="single" w:sz="8" w:color="D9D9D9"/>
+            </w:tcBorders>
           </w:tcPr>
           <w:p>
             <w:pPr>
-              <w:spacing w:after="100" w:before="100"/>
+              <w:spacing w:after="40" w:before="40"/>
             </w:pPr>
             <w:r>
               <w:rPr>
-                <w:b w:val="0"/>
-                <w:sz w:val="20"/>
+                <w:rFonts w:ascii="Calibri" w:hAnsi="Calibri"/>
+                <w:sz w:val="19"/>
               </w:rPr>
               <w:t>Incomplete evidence appears resolved</w:t>
             </w:r>
@@ -2429,15 +3794,30 @@
         <w:tc>
           <w:tcPr>
             <w:tcW w:type="dxa" w:w="3888"/>
+            <w:vAlign w:val="center"/>
+            <w:tcMar>
+              <w:top w:w="100" w:type="dxa"/>
+              <w:start w:w="120" w:type="dxa"/>
+              <w:bottom w:w="100" w:type="dxa"/>
+              <w:end w:w="120" w:type="dxa"/>
+            </w:tcMar>
+            <w:tcBorders>
+              <w:top w:val="single" w:sz="8" w:color="D9D9D9"/>
+              <w:left w:val="single" w:sz="8" w:color="D9D9D9"/>
+              <w:bottom w:val="single" w:sz="8" w:color="D9D9D9"/>
+              <w:right w:val="single" w:sz="8" w:color="D9D9D9"/>
+              <w:insideH w:val="single" w:sz="8" w:color="D9D9D9"/>
+              <w:insideV w:val="single" w:sz="8" w:color="D9D9D9"/>
+            </w:tcBorders>
           </w:tcPr>
           <w:p>
             <w:pPr>
-              <w:spacing w:after="100" w:before="100"/>
+              <w:spacing w:after="40" w:before="40"/>
             </w:pPr>
             <w:r>
               <w:rPr>
-                <w:b w:val="0"/>
-                <w:sz w:val="20"/>
+                <w:rFonts w:ascii="Calibri" w:hAnsi="Calibri"/>
+                <w:sz w:val="19"/>
               </w:rPr>
               <w:t>Block release; strengthen contract and independent cases; Juan</w:t>
             </w:r>
@@ -2450,16 +3830,32 @@
         </w:trPr>
         <w:tc>
           <w:tcPr>
-            <w:tcW w:type="dxa" w:w="2333"/>
+            <w:tcW w:type="dxa" w:w="2376"/>
+            <w:vAlign w:val="center"/>
+            <w:tcMar>
+              <w:top w:w="100" w:type="dxa"/>
+              <w:start w:w="120" w:type="dxa"/>
+              <w:bottom w:w="100" w:type="dxa"/>
+              <w:end w:w="120" w:type="dxa"/>
+            </w:tcMar>
+            <w:tcBorders>
+              <w:top w:val="single" w:sz="8" w:color="D9D9D9"/>
+              <w:left w:val="single" w:sz="8" w:color="D9D9D9"/>
+              <w:bottom w:val="single" w:sz="8" w:color="D9D9D9"/>
+              <w:right w:val="single" w:sz="8" w:color="D9D9D9"/>
+              <w:insideH w:val="single" w:sz="8" w:color="D9D9D9"/>
+              <w:insideV w:val="single" w:sz="8" w:color="D9D9D9"/>
+            </w:tcBorders>
+            <w:shd w:fill="F3F7F8"/>
           </w:tcPr>
           <w:p>
             <w:pPr>
-              <w:spacing w:after="100" w:before="100"/>
+              <w:spacing w:after="40" w:before="40"/>
             </w:pPr>
             <w:r>
               <w:rPr>
-                <w:b w:val="0"/>
-                <w:sz w:val="20"/>
+                <w:rFonts w:ascii="Calibri" w:hAnsi="Calibri"/>
+                <w:sz w:val="19"/>
               </w:rPr>
               <w:t>No reachable buyer</w:t>
             </w:r>
@@ -2467,16 +3863,32 @@
         </w:tc>
         <w:tc>
           <w:tcPr>
-            <w:tcW w:type="dxa" w:w="3744"/>
+            <w:tcW w:type="dxa" w:w="3672"/>
+            <w:vAlign w:val="center"/>
+            <w:tcMar>
+              <w:top w:w="100" w:type="dxa"/>
+              <w:start w:w="120" w:type="dxa"/>
+              <w:bottom w:w="100" w:type="dxa"/>
+              <w:end w:w="120" w:type="dxa"/>
+            </w:tcMar>
+            <w:tcBorders>
+              <w:top w:val="single" w:sz="8" w:color="D9D9D9"/>
+              <w:left w:val="single" w:sz="8" w:color="D9D9D9"/>
+              <w:bottom w:val="single" w:sz="8" w:color="D9D9D9"/>
+              <w:right w:val="single" w:sz="8" w:color="D9D9D9"/>
+              <w:insideH w:val="single" w:sz="8" w:color="D9D9D9"/>
+              <w:insideV w:val="single" w:sz="8" w:color="D9D9D9"/>
+            </w:tcBorders>
+            <w:shd w:fill="F3F7F8"/>
           </w:tcPr>
           <w:p>
             <w:pPr>
-              <w:spacing w:after="100" w:before="100"/>
+              <w:spacing w:after="40" w:before="40"/>
             </w:pPr>
             <w:r>
               <w:rPr>
-                <w:b w:val="0"/>
-                <w:sz w:val="20"/>
+                <w:rFonts w:ascii="Calibri" w:hAnsi="Calibri"/>
+                <w:sz w:val="19"/>
               </w:rPr>
               <w:t>Praise but no evaluator or purchasing owner</w:t>
             </w:r>
@@ -2485,15 +3897,31 @@
         <w:tc>
           <w:tcPr>
             <w:tcW w:type="dxa" w:w="3888"/>
+            <w:vAlign w:val="center"/>
+            <w:tcMar>
+              <w:top w:w="100" w:type="dxa"/>
+              <w:start w:w="120" w:type="dxa"/>
+              <w:bottom w:w="100" w:type="dxa"/>
+              <w:end w:w="120" w:type="dxa"/>
+            </w:tcMar>
+            <w:tcBorders>
+              <w:top w:val="single" w:sz="8" w:color="D9D9D9"/>
+              <w:left w:val="single" w:sz="8" w:color="D9D9D9"/>
+              <w:bottom w:val="single" w:sz="8" w:color="D9D9D9"/>
+              <w:right w:val="single" w:sz="8" w:color="D9D9D9"/>
+              <w:insideH w:val="single" w:sz="8" w:color="D9D9D9"/>
+              <w:insideV w:val="single" w:sz="8" w:color="D9D9D9"/>
+            </w:tcBorders>
+            <w:shd w:fill="F3F7F8"/>
           </w:tcPr>
           <w:p>
             <w:pPr>
-              <w:spacing w:after="100" w:before="100"/>
+              <w:spacing w:after="40" w:before="40"/>
             </w:pPr>
             <w:r>
               <w:rPr>
-                <w:b w:val="0"/>
-                <w:sz w:val="20"/>
+                <w:rFonts w:ascii="Calibri" w:hAnsi="Calibri"/>
+                <w:sz w:val="19"/>
               </w:rPr>
               <w:t>Reassess segment/channel; Shawn proposed</w:t>
             </w:r>
@@ -2506,16 +3934,31 @@
         </w:trPr>
         <w:tc>
           <w:tcPr>
-            <w:tcW w:type="dxa" w:w="2333"/>
+            <w:tcW w:type="dxa" w:w="2376"/>
+            <w:vAlign w:val="center"/>
+            <w:tcMar>
+              <w:top w:w="100" w:type="dxa"/>
+              <w:start w:w="120" w:type="dxa"/>
+              <w:bottom w:w="100" w:type="dxa"/>
+              <w:end w:w="120" w:type="dxa"/>
+            </w:tcMar>
+            <w:tcBorders>
+              <w:top w:val="single" w:sz="8" w:color="D9D9D9"/>
+              <w:left w:val="single" w:sz="8" w:color="D9D9D9"/>
+              <w:bottom w:val="single" w:sz="8" w:color="D9D9D9"/>
+              <w:right w:val="single" w:sz="8" w:color="D9D9D9"/>
+              <w:insideH w:val="single" w:sz="8" w:color="D9D9D9"/>
+              <w:insideV w:val="single" w:sz="8" w:color="D9D9D9"/>
+            </w:tcBorders>
           </w:tcPr>
           <w:p>
             <w:pPr>
-              <w:spacing w:after="100" w:before="100"/>
+              <w:spacing w:after="40" w:before="40"/>
             </w:pPr>
             <w:r>
               <w:rPr>
-                <w:b w:val="0"/>
-                <w:sz w:val="20"/>
+                <w:rFonts w:ascii="Calibri" w:hAnsi="Calibri"/>
+                <w:sz w:val="19"/>
               </w:rPr>
               <w:t>Consulting trap</w:t>
             </w:r>
@@ -2523,16 +3966,31 @@
         </w:tc>
         <w:tc>
           <w:tcPr>
-            <w:tcW w:type="dxa" w:w="3744"/>
+            <w:tcW w:type="dxa" w:w="3672"/>
+            <w:vAlign w:val="center"/>
+            <w:tcMar>
+              <w:top w:w="100" w:type="dxa"/>
+              <w:start w:w="120" w:type="dxa"/>
+              <w:bottom w:w="100" w:type="dxa"/>
+              <w:end w:w="120" w:type="dxa"/>
+            </w:tcMar>
+            <w:tcBorders>
+              <w:top w:val="single" w:sz="8" w:color="D9D9D9"/>
+              <w:left w:val="single" w:sz="8" w:color="D9D9D9"/>
+              <w:bottom w:val="single" w:sz="8" w:color="D9D9D9"/>
+              <w:right w:val="single" w:sz="8" w:color="D9D9D9"/>
+              <w:insideH w:val="single" w:sz="8" w:color="D9D9D9"/>
+              <w:insideV w:val="single" w:sz="8" w:color="D9D9D9"/>
+            </w:tcBorders>
           </w:tcPr>
           <w:p>
             <w:pPr>
-              <w:spacing w:after="100" w:before="100"/>
+              <w:spacing w:after="40" w:before="40"/>
             </w:pPr>
             <w:r>
               <w:rPr>
-                <w:b w:val="0"/>
-                <w:sz w:val="20"/>
+                <w:rFonts w:ascii="Calibri" w:hAnsi="Calibri"/>
+                <w:sz w:val="19"/>
               </w:rPr>
               <w:t>Each review needs bespoke logic</w:t>
             </w:r>
@@ -2541,15 +3999,30 @@
         <w:tc>
           <w:tcPr>
             <w:tcW w:type="dxa" w:w="3888"/>
+            <w:vAlign w:val="center"/>
+            <w:tcMar>
+              <w:top w:w="100" w:type="dxa"/>
+              <w:start w:w="120" w:type="dxa"/>
+              <w:bottom w:w="100" w:type="dxa"/>
+              <w:end w:w="120" w:type="dxa"/>
+            </w:tcMar>
+            <w:tcBorders>
+              <w:top w:val="single" w:sz="8" w:color="D9D9D9"/>
+              <w:left w:val="single" w:sz="8" w:color="D9D9D9"/>
+              <w:bottom w:val="single" w:sz="8" w:color="D9D9D9"/>
+              <w:right w:val="single" w:sz="8" w:color="D9D9D9"/>
+              <w:insideH w:val="single" w:sz="8" w:color="D9D9D9"/>
+              <w:insideV w:val="single" w:sz="8" w:color="D9D9D9"/>
+            </w:tcBorders>
           </w:tcPr>
           <w:p>
             <w:pPr>
-              <w:spacing w:after="100" w:before="100"/>
+              <w:spacing w:after="40" w:before="40"/>
             </w:pPr>
             <w:r>
               <w:rPr>
-                <w:b w:val="0"/>
-                <w:sz w:val="20"/>
+                <w:rFonts w:ascii="Calibri" w:hAnsi="Calibri"/>
+                <w:sz w:val="19"/>
               </w:rPr>
               <w:t>Cap custom work; require repeatable pattern; both</w:t>
             </w:r>
@@ -2562,16 +4035,32 @@
         </w:trPr>
         <w:tc>
           <w:tcPr>
-            <w:tcW w:type="dxa" w:w="2333"/>
+            <w:tcW w:type="dxa" w:w="2376"/>
+            <w:vAlign w:val="center"/>
+            <w:tcMar>
+              <w:top w:w="100" w:type="dxa"/>
+              <w:start w:w="120" w:type="dxa"/>
+              <w:bottom w:w="100" w:type="dxa"/>
+              <w:end w:w="120" w:type="dxa"/>
+            </w:tcMar>
+            <w:tcBorders>
+              <w:top w:val="single" w:sz="8" w:color="D9D9D9"/>
+              <w:left w:val="single" w:sz="8" w:color="D9D9D9"/>
+              <w:bottom w:val="single" w:sz="8" w:color="D9D9D9"/>
+              <w:right w:val="single" w:sz="8" w:color="D9D9D9"/>
+              <w:insideH w:val="single" w:sz="8" w:color="D9D9D9"/>
+              <w:insideV w:val="single" w:sz="8" w:color="D9D9D9"/>
+            </w:tcBorders>
+            <w:shd w:fill="F3F7F8"/>
           </w:tcPr>
           <w:p>
             <w:pPr>
-              <w:spacing w:after="100" w:before="100"/>
+              <w:spacing w:after="40" w:before="40"/>
             </w:pPr>
             <w:r>
               <w:rPr>
-                <w:b w:val="0"/>
-                <w:sz w:val="20"/>
+                <w:rFonts w:ascii="Calibri" w:hAnsi="Calibri"/>
+                <w:sz w:val="19"/>
               </w:rPr>
               <w:t>Founder capacity overload</w:t>
             </w:r>
@@ -2579,16 +4068,32 @@
         </w:tc>
         <w:tc>
           <w:tcPr>
-            <w:tcW w:type="dxa" w:w="3744"/>
+            <w:tcW w:type="dxa" w:w="3672"/>
+            <w:vAlign w:val="center"/>
+            <w:tcMar>
+              <w:top w:w="100" w:type="dxa"/>
+              <w:start w:w="120" w:type="dxa"/>
+              <w:bottom w:w="100" w:type="dxa"/>
+              <w:end w:w="120" w:type="dxa"/>
+            </w:tcMar>
+            <w:tcBorders>
+              <w:top w:val="single" w:sz="8" w:color="D9D9D9"/>
+              <w:left w:val="single" w:sz="8" w:color="D9D9D9"/>
+              <w:bottom w:val="single" w:sz="8" w:color="D9D9D9"/>
+              <w:right w:val="single" w:sz="8" w:color="D9D9D9"/>
+              <w:insideH w:val="single" w:sz="8" w:color="D9D9D9"/>
+              <w:insideV w:val="single" w:sz="8" w:color="D9D9D9"/>
+            </w:tcBorders>
+            <w:shd w:fill="F3F7F8"/>
           </w:tcPr>
           <w:p>
             <w:pPr>
-              <w:spacing w:after="100" w:before="100"/>
+              <w:spacing w:after="40" w:before="40"/>
             </w:pPr>
             <w:r>
               <w:rPr>
-                <w:b w:val="0"/>
-                <w:sz w:val="20"/>
+                <w:rFonts w:ascii="Calibri" w:hAnsi="Calibri"/>
+                <w:sz w:val="19"/>
               </w:rPr>
               <w:t>Reserve consumed before core milestone</w:t>
             </w:r>
@@ -2597,15 +4102,31 @@
         <w:tc>
           <w:tcPr>
             <w:tcW w:type="dxa" w:w="3888"/>
+            <w:vAlign w:val="center"/>
+            <w:tcMar>
+              <w:top w:w="100" w:type="dxa"/>
+              <w:start w:w="120" w:type="dxa"/>
+              <w:bottom w:w="100" w:type="dxa"/>
+              <w:end w:w="120" w:type="dxa"/>
+            </w:tcMar>
+            <w:tcBorders>
+              <w:top w:val="single" w:sz="8" w:color="D9D9D9"/>
+              <w:left w:val="single" w:sz="8" w:color="D9D9D9"/>
+              <w:bottom w:val="single" w:sz="8" w:color="D9D9D9"/>
+              <w:right w:val="single" w:sz="8" w:color="D9D9D9"/>
+              <w:insideH w:val="single" w:sz="8" w:color="D9D9D9"/>
+              <w:insideV w:val="single" w:sz="8" w:color="D9D9D9"/>
+            </w:tcBorders>
+            <w:shd w:fill="F3F7F8"/>
           </w:tcPr>
           <w:p>
             <w:pPr>
-              <w:spacing w:after="100" w:before="100"/>
+              <w:spacing w:after="40" w:before="40"/>
             </w:pPr>
             <w:r>
               <w:rPr>
-                <w:b w:val="0"/>
-                <w:sz w:val="20"/>
+                <w:rFonts w:ascii="Calibri" w:hAnsi="Calibri"/>
+                <w:sz w:val="19"/>
               </w:rPr>
               <w:t>Cut scope or move dates; both</w:t>
             </w:r>
@@ -2618,16 +4139,31 @@
         </w:trPr>
         <w:tc>
           <w:tcPr>
-            <w:tcW w:type="dxa" w:w="2333"/>
+            <w:tcW w:type="dxa" w:w="2376"/>
+            <w:vAlign w:val="center"/>
+            <w:tcMar>
+              <w:top w:w="100" w:type="dxa"/>
+              <w:start w:w="120" w:type="dxa"/>
+              <w:bottom w:w="100" w:type="dxa"/>
+              <w:end w:w="120" w:type="dxa"/>
+            </w:tcMar>
+            <w:tcBorders>
+              <w:top w:val="single" w:sz="8" w:color="D9D9D9"/>
+              <w:left w:val="single" w:sz="8" w:color="D9D9D9"/>
+              <w:bottom w:val="single" w:sz="8" w:color="D9D9D9"/>
+              <w:right w:val="single" w:sz="8" w:color="D9D9D9"/>
+              <w:insideH w:val="single" w:sz="8" w:color="D9D9D9"/>
+              <w:insideV w:val="single" w:sz="8" w:color="D9D9D9"/>
+            </w:tcBorders>
           </w:tcPr>
           <w:p>
             <w:pPr>
-              <w:spacing w:after="100" w:before="100"/>
+              <w:spacing w:after="40" w:before="40"/>
             </w:pPr>
             <w:r>
               <w:rPr>
-                <w:b w:val="0"/>
-                <w:sz w:val="20"/>
+                <w:rFonts w:ascii="Calibri" w:hAnsi="Calibri"/>
+                <w:sz w:val="19"/>
               </w:rPr>
               <w:t>Sensitive-data exposure</w:t>
             </w:r>
@@ -2635,16 +4171,31 @@
         </w:tc>
         <w:tc>
           <w:tcPr>
-            <w:tcW w:type="dxa" w:w="3744"/>
+            <w:tcW w:type="dxa" w:w="3672"/>
+            <w:vAlign w:val="center"/>
+            <w:tcMar>
+              <w:top w:w="100" w:type="dxa"/>
+              <w:start w:w="120" w:type="dxa"/>
+              <w:bottom w:w="100" w:type="dxa"/>
+              <w:end w:w="120" w:type="dxa"/>
+            </w:tcMar>
+            <w:tcBorders>
+              <w:top w:val="single" w:sz="8" w:color="D9D9D9"/>
+              <w:left w:val="single" w:sz="8" w:color="D9D9D9"/>
+              <w:bottom w:val="single" w:sz="8" w:color="D9D9D9"/>
+              <w:right w:val="single" w:sz="8" w:color="D9D9D9"/>
+              <w:insideH w:val="single" w:sz="8" w:color="D9D9D9"/>
+              <w:insideV w:val="single" w:sz="8" w:color="D9D9D9"/>
+            </w:tcBorders>
           </w:tcPr>
           <w:p>
             <w:pPr>
-              <w:spacing w:after="100" w:before="100"/>
+              <w:spacing w:after="40" w:before="40"/>
             </w:pPr>
             <w:r>
               <w:rPr>
-                <w:b w:val="0"/>
-                <w:sz w:val="20"/>
+                <w:rFonts w:ascii="Calibri" w:hAnsi="Calibri"/>
+                <w:sz w:val="19"/>
               </w:rPr>
               <w:t>Uncontrolled exports or unclear storage</w:t>
             </w:r>
@@ -2653,15 +4204,30 @@
         <w:tc>
           <w:tcPr>
             <w:tcW w:type="dxa" w:w="3888"/>
+            <w:vAlign w:val="center"/>
+            <w:tcMar>
+              <w:top w:w="100" w:type="dxa"/>
+              <w:start w:w="120" w:type="dxa"/>
+              <w:bottom w:w="100" w:type="dxa"/>
+              <w:end w:w="120" w:type="dxa"/>
+            </w:tcMar>
+            <w:tcBorders>
+              <w:top w:val="single" w:sz="8" w:color="D9D9D9"/>
+              <w:left w:val="single" w:sz="8" w:color="D9D9D9"/>
+              <w:bottom w:val="single" w:sz="8" w:color="D9D9D9"/>
+              <w:right w:val="single" w:sz="8" w:color="D9D9D9"/>
+              <w:insideH w:val="single" w:sz="8" w:color="D9D9D9"/>
+              <w:insideV w:val="single" w:sz="8" w:color="D9D9D9"/>
+            </w:tcBorders>
           </w:tcPr>
           <w:p>
             <w:pPr>
-              <w:spacing w:after="100" w:before="100"/>
+              <w:spacing w:after="40" w:before="40"/>
             </w:pPr>
             <w:r>
               <w:rPr>
-                <w:b w:val="0"/>
-                <w:sz w:val="20"/>
+                <w:rFonts w:ascii="Calibri" w:hAnsi="Calibri"/>
+                <w:sz w:val="19"/>
               </w:rPr>
               <w:t>Pause intake and address incident/handling controls; both</w:t>
             </w:r>
@@ -2674,16 +4240,32 @@
         </w:trPr>
         <w:tc>
           <w:tcPr>
-            <w:tcW w:type="dxa" w:w="2333"/>
+            <w:tcW w:type="dxa" w:w="2376"/>
+            <w:vAlign w:val="center"/>
+            <w:tcMar>
+              <w:top w:w="100" w:type="dxa"/>
+              <w:start w:w="120" w:type="dxa"/>
+              <w:bottom w:w="100" w:type="dxa"/>
+              <w:end w:w="120" w:type="dxa"/>
+            </w:tcMar>
+            <w:tcBorders>
+              <w:top w:val="single" w:sz="8" w:color="D9D9D9"/>
+              <w:left w:val="single" w:sz="8" w:color="D9D9D9"/>
+              <w:bottom w:val="single" w:sz="8" w:color="D9D9D9"/>
+              <w:right w:val="single" w:sz="8" w:color="D9D9D9"/>
+              <w:insideH w:val="single" w:sz="8" w:color="D9D9D9"/>
+              <w:insideV w:val="single" w:sz="8" w:color="D9D9D9"/>
+            </w:tcBorders>
+            <w:shd w:fill="F3F7F8"/>
           </w:tcPr>
           <w:p>
             <w:pPr>
-              <w:spacing w:after="100" w:before="100"/>
+              <w:spacing w:after="40" w:before="40"/>
             </w:pPr>
             <w:r>
               <w:rPr>
-                <w:b w:val="0"/>
-                <w:sz w:val="20"/>
+                <w:rFonts w:ascii="Calibri" w:hAnsi="Calibri"/>
+                <w:sz w:val="19"/>
               </w:rPr>
               <w:t>Premature platform expansion</w:t>
             </w:r>
@@ -2691,16 +4273,32 @@
         </w:tc>
         <w:tc>
           <w:tcPr>
-            <w:tcW w:type="dxa" w:w="3744"/>
+            <w:tcW w:type="dxa" w:w="3672"/>
+            <w:vAlign w:val="center"/>
+            <w:tcMar>
+              <w:top w:w="100" w:type="dxa"/>
+              <w:start w:w="120" w:type="dxa"/>
+              <w:bottom w:w="100" w:type="dxa"/>
+              <w:end w:w="120" w:type="dxa"/>
+            </w:tcMar>
+            <w:tcBorders>
+              <w:top w:val="single" w:sz="8" w:color="D9D9D9"/>
+              <w:left w:val="single" w:sz="8" w:color="D9D9D9"/>
+              <w:bottom w:val="single" w:sz="8" w:color="D9D9D9"/>
+              <w:right w:val="single" w:sz="8" w:color="D9D9D9"/>
+              <w:insideH w:val="single" w:sz="8" w:color="D9D9D9"/>
+              <w:insideV w:val="single" w:sz="8" w:color="D9D9D9"/>
+            </w:tcBorders>
+            <w:shd w:fill="F3F7F8"/>
           </w:tcPr>
           <w:p>
             <w:pPr>
-              <w:spacing w:after="100" w:before="100"/>
+              <w:spacing w:after="40" w:before="40"/>
             </w:pPr>
             <w:r>
               <w:rPr>
-                <w:b w:val="0"/>
-                <w:sz w:val="20"/>
+                <w:rFonts w:ascii="Calibri" w:hAnsi="Calibri"/>
+                <w:sz w:val="19"/>
               </w:rPr>
               <w:t>Multiple products without repeat usage</w:t>
             </w:r>
@@ -2709,15 +4307,31 @@
         <w:tc>
           <w:tcPr>
             <w:tcW w:type="dxa" w:w="3888"/>
+            <w:vAlign w:val="center"/>
+            <w:tcMar>
+              <w:top w:w="100" w:type="dxa"/>
+              <w:start w:w="120" w:type="dxa"/>
+              <w:bottom w:w="100" w:type="dxa"/>
+              <w:end w:w="120" w:type="dxa"/>
+            </w:tcMar>
+            <w:tcBorders>
+              <w:top w:val="single" w:sz="8" w:color="D9D9D9"/>
+              <w:left w:val="single" w:sz="8" w:color="D9D9D9"/>
+              <w:bottom w:val="single" w:sz="8" w:color="D9D9D9"/>
+              <w:right w:val="single" w:sz="8" w:color="D9D9D9"/>
+              <w:insideH w:val="single" w:sz="8" w:color="D9D9D9"/>
+              <w:insideV w:val="single" w:sz="8" w:color="D9D9D9"/>
+            </w:tcBorders>
+            <w:shd w:fill="F3F7F8"/>
           </w:tcPr>
           <w:p>
             <w:pPr>
-              <w:spacing w:after="100" w:before="100"/>
+              <w:spacing w:after="40" w:before="40"/>
             </w:pPr>
             <w:r>
               <w:rPr>
-                <w:b w:val="0"/>
-                <w:sz w:val="20"/>
+                <w:rFonts w:ascii="Calibri" w:hAnsi="Calibri"/>
+                <w:sz w:val="19"/>
               </w:rPr>
               <w:t>Return to one funded experiment; both</w:t>
             </w:r>
@@ -2727,7 +4341,7 @@
     </w:tbl>
     <w:p>
       <w:pPr>
-        <w:spacing w:after="20"/>
+        <w:spacing w:after="40"/>
       </w:pPr>
     </w:p>
     <w:p>
@@ -2749,7 +4363,7 @@
         <w:rPr>
           <w:b w:val="0"/>
         </w:rPr>
-        <w:t>A proposed commercial gate is two independent organizations willing to evaluate the same output and one identifiable purchasing route. A scaling gate is three paid deliveries across at least two customers, positive contribution including labor, and repeat demand. These thresholds organize decisions; they do not establish statistical market validation.</w:t>
+        <w:t>A proposed commercial gate is three independent organizations describing a comparable recurring workflow, two confirming that usable authorized evidence could support the same bounded analysis, and one identifiable budget owner agreeing in writing to a defined evaluation scope and commercial discussion. Verbal interest does not satisfy the written-sponsor criterion. A scaling gate is three paid deliveries across at least two customers, positive contribution including labor, and repeat demand. These thresholds organize decisions; they do not establish statistical market validation.</w:t>
       </w:r>
     </w:p>
     <w:p>
@@ -2766,7 +4380,7 @@
     <w:p>
       <w:pPr>
         <w:pStyle w:val="Heading1"/>
-        <w:pageBreakBefore/>
+        <w:pageBreakBefore w:val="0"/>
       </w:pPr>
       <w:r>
         <w:t>Path to a durable international business</w:t>
@@ -2824,7 +4438,7 @@
         <w:rPr>
           <w:b w:val="0"/>
         </w:rPr>
-        <w:t>The full working package includes this narrative, a source register, editable chart data, a project backlog, and a Word edition. Refresh sources before external fundraising or material commercial use. Update facts and financial assumptions when actual customer and cost evidence arrives, rather than extending illustrations into a persuasive but unsupported forecast.</w:t>
+        <w:t>The working package includes this narrative, a source register, a project backlog, and a Word edition with presentation charts embedded. Refresh sources before external fundraising or material commercial use. Update facts and financial assumptions when actual customer and cost evidence arrives, rather than extending illustrations into a persuasive but unsupported forecast.</w:t>
       </w:r>
     </w:p>
     <w:p>
@@ -2846,7 +4460,7 @@
           <w:b/>
           <w:sz w:val="20"/>
         </w:rPr>
-        <w:t>S01  UK DSIT and Home Office  Cyber security breaches survey 2025/2026</w:t>
+        <w:t>S01  UK DSIT and Home Office — Cyber security breaches survey 2025/2026</w:t>
       </w:r>
     </w:p>
     <w:p>
@@ -2869,6 +4483,7 @@
         <w:r>
           <w:rPr>
             <w:color w:val="176C78"/>
+            <w:u w:val="single"/>
           </w:rPr>
           <w:t>Source S01</w:t>
         </w:r>
@@ -2884,7 +4499,7 @@
           <w:b/>
           <w:sz w:val="20"/>
         </w:rPr>
-        <w:t>S02  Gartner  Forecast Analysis Information Security Worldwide 2026</w:t>
+        <w:t>S02  Gartner — Forecast Analysis Information Security Worldwide 2026</w:t>
       </w:r>
     </w:p>
     <w:p>
@@ -2907,6 +4522,7 @@
         <w:r>
           <w:rPr>
             <w:color w:val="176C78"/>
+            <w:u w:val="single"/>
           </w:rPr>
           <w:t>Source S02</w:t>
         </w:r>
@@ -2922,7 +4538,7 @@
           <w:b/>
           <w:sz w:val="20"/>
         </w:rPr>
-        <w:t>S03  CIS  Control 5 Account Management</w:t>
+        <w:t>S03  CIS — Control 5 Account Management</w:t>
       </w:r>
     </w:p>
     <w:p>
@@ -2945,6 +4561,7 @@
         <w:r>
           <w:rPr>
             <w:color w:val="176C78"/>
+            <w:u w:val="single"/>
           </w:rPr>
           <w:t>Source S03</w:t>
         </w:r>
@@ -2960,7 +4577,7 @@
           <w:b/>
           <w:sz w:val="20"/>
         </w:rPr>
-        <w:t>S04  Australian Signals Directorate and partners  Creating and maintaining a definitive view of your OT architecture</w:t>
+        <w:t>S04  Australian Signals Directorate and partners — Creating and maintaining a definitive view of your OT architecture</w:t>
       </w:r>
     </w:p>
     <w:p>
@@ -2983,6 +4600,7 @@
         <w:r>
           <w:rPr>
             <w:color w:val="176C78"/>
+            <w:u w:val="single"/>
           </w:rPr>
           <w:t>Source S04</w:t>
         </w:r>
@@ -2998,7 +4616,7 @@
           <w:b/>
           <w:sz w:val="20"/>
         </w:rPr>
-        <w:t>S05  NIST  Security Segmentation in a Small Manufacturing Environment</w:t>
+        <w:t>S05  NIST — Security Segmentation in a Small Manufacturing Environment</w:t>
       </w:r>
     </w:p>
     <w:p>
@@ -3021,6 +4639,7 @@
         <w:r>
           <w:rPr>
             <w:color w:val="176C78"/>
+            <w:u w:val="single"/>
           </w:rPr>
           <w:t>Source S05</w:t>
         </w:r>
@@ -3045,7 +4664,7 @@
           <w:b/>
           <w:sz w:val="20"/>
         </w:rPr>
-        <w:t>S06  NIST  AI Agent Standards Initiative</w:t>
+        <w:t>S06  NIST — AI Agent Standards Initiative</w:t>
       </w:r>
     </w:p>
     <w:p>
@@ -3068,6 +4687,7 @@
         <w:r>
           <w:rPr>
             <w:color w:val="176C78"/>
+            <w:u w:val="single"/>
           </w:rPr>
           <w:t>Source S06</w:t>
         </w:r>
@@ -3083,7 +4703,7 @@
           <w:b/>
           <w:sz w:val="20"/>
         </w:rPr>
-        <w:t>S07  NIST  Comments on Software and Agentic AI Identity Concept Paper</w:t>
+        <w:t>S07  NIST — Comments on Software and Agentic AI Identity Concept Paper</w:t>
       </w:r>
     </w:p>
     <w:p>
@@ -3106,6 +4726,7 @@
         <w:r>
           <w:rPr>
             <w:color w:val="176C78"/>
+            <w:u w:val="single"/>
           </w:rPr>
           <w:t>Source S07</w:t>
         </w:r>
@@ -3121,7 +4742,7 @@
           <w:b/>
           <w:sz w:val="20"/>
         </w:rPr>
-        <w:t>S08  Microsoft  Manage user and guest user access with access reviews</w:t>
+        <w:t>S08  Microsoft — Manage user and guest user access with access reviews</w:t>
       </w:r>
     </w:p>
     <w:p>
@@ -3144,6 +4765,7 @@
         <w:r>
           <w:rPr>
             <w:color w:val="176C78"/>
+            <w:u w:val="single"/>
           </w:rPr>
           <w:t>Source S08</w:t>
         </w:r>
@@ -3159,7 +4781,7 @@
           <w:b/>
           <w:sz w:val="20"/>
         </w:rPr>
-        <w:t>S09  Microsoft  Bulk download group membership list</w:t>
+        <w:t>S09  Microsoft — Bulk download group membership list</w:t>
       </w:r>
     </w:p>
     <w:p>
@@ -3182,6 +4804,7 @@
         <w:r>
           <w:rPr>
             <w:color w:val="176C78"/>
+            <w:u w:val="single"/>
           </w:rPr>
           <w:t>Source S09</w:t>
         </w:r>
@@ -3197,7 +4820,7 @@
           <w:b/>
           <w:sz w:val="20"/>
         </w:rPr>
-        <w:t>S10  Veza  Access Reviews</w:t>
+        <w:t>S10  Veza — Access Reviews</w:t>
       </w:r>
     </w:p>
     <w:p>
@@ -3220,6 +4843,7 @@
         <w:r>
           <w:rPr>
             <w:color w:val="176C78"/>
+            <w:u w:val="single"/>
           </w:rPr>
           <w:t>Source S10</w:t>
         </w:r>
@@ -3244,7 +4868,7 @@
           <w:b/>
           <w:sz w:val="20"/>
         </w:rPr>
-        <w:t>S11  Batfish  Network configuration analysis</w:t>
+        <w:t>S11  Batfish — Network configuration analysis</w:t>
       </w:r>
     </w:p>
     <w:p>
@@ -3267,6 +4891,7 @@
         <w:r>
           <w:rPr>
             <w:color w:val="176C78"/>
+            <w:u w:val="single"/>
           </w:rPr>
           <w:t>Source S11</w:t>
         </w:r>
@@ -3282,7 +4907,7 @@
           <w:b/>
           <w:sz w:val="20"/>
         </w:rPr>
-        <w:t>S12  AlgoSec  Traffic change and recertification requests validation</w:t>
+        <w:t>S12  AlgoSec — Traffic change and recertification requests validation</w:t>
       </w:r>
     </w:p>
     <w:p>
@@ -3305,6 +4930,7 @@
         <w:r>
           <w:rPr>
             <w:color w:val="176C78"/>
+            <w:u w:val="single"/>
           </w:rPr>
           <w:t>Source S12</w:t>
         </w:r>
@@ -3320,7 +4946,7 @@
           <w:b/>
           <w:sz w:val="20"/>
         </w:rPr>
-        <w:t>S13  runZero  Inbound integrations</w:t>
+        <w:t>S13  runZero — Inbound integrations</w:t>
       </w:r>
     </w:p>
     <w:p>
@@ -3343,6 +4969,7 @@
         <w:r>
           <w:rPr>
             <w:color w:val="176C78"/>
+            <w:u w:val="single"/>
           </w:rPr>
           <w:t>Source S13</w:t>
         </w:r>
@@ -3358,7 +4985,7 @@
           <w:b/>
           <w:sz w:val="20"/>
         </w:rPr>
-        <w:t>S14  Vanta  Automated Test Evidence</w:t>
+        <w:t>S14  Vanta — Automated Test Evidence</w:t>
       </w:r>
     </w:p>
     <w:p>
@@ -3381,6 +5008,7 @@
         <w:r>
           <w:rPr>
             <w:color w:val="176C78"/>
+            <w:u w:val="single"/>
           </w:rPr>
           <w:t>Source S14</w:t>
         </w:r>
@@ -3396,7 +5024,7 @@
           <w:b/>
           <w:sz w:val="20"/>
         </w:rPr>
-        <w:t>S15  CyberArk  Securing Identities for the Agentic AI Landscape</w:t>
+        <w:t>S15  CyberArk — Securing Identities for the Agentic AI Landscape</w:t>
       </w:r>
     </w:p>
     <w:p>
@@ -3419,6 +5047,7 @@
         <w:r>
           <w:rPr>
             <w:color w:val="176C78"/>
+            <w:u w:val="single"/>
           </w:rPr>
           <w:t>Source S15</w:t>
         </w:r>
@@ -3443,7 +5072,7 @@
           <w:b/>
           <w:sz w:val="20"/>
         </w:rPr>
-        <w:t>S16  Pentera  Security Validation Platform</w:t>
+        <w:t>S16  Pentera — Security Validation Platform</w:t>
       </w:r>
     </w:p>
     <w:p>
@@ -3466,6 +5095,7 @@
         <w:r>
           <w:rPr>
             <w:color w:val="176C78"/>
+            <w:u w:val="single"/>
           </w:rPr>
           <w:t>Source S16</w:t>
         </w:r>
@@ -3481,7 +5111,7 @@
           <w:b/>
           <w:sz w:val="20"/>
         </w:rPr>
-        <w:t>S17  US Census Bureau  Statistics of US Businesses</w:t>
+        <w:t>S17  US Census Bureau — Statistics of US Businesses</w:t>
       </w:r>
     </w:p>
     <w:p>
@@ -3504,6 +5134,7 @@
         <w:r>
           <w:rPr>
             <w:color w:val="176C78"/>
+            <w:u w:val="single"/>
           </w:rPr>
           <w:t>Source S17</w:t>
         </w:r>
@@ -3519,7 +5150,7 @@
           <w:b/>
           <w:sz w:val="20"/>
         </w:rPr>
-        <w:t>S18  NIST  Connect with an MEP Center</w:t>
+        <w:t>S18  NIST — Connect with an MEP Center</w:t>
       </w:r>
     </w:p>
     <w:p>
@@ -3542,6 +5173,7 @@
         <w:r>
           <w:rPr>
             <w:color w:val="176C78"/>
+            <w:u w:val="single"/>
           </w:rPr>
           <w:t>Source S18</w:t>
         </w:r>
@@ -3557,7 +5189,7 @@
           <w:b/>
           <w:sz w:val="20"/>
         </w:rPr>
-        <w:t>S19  ConductorOne  Red River Credit Union customer story</w:t>
+        <w:t>S19  ConductorOne — Red River Credit Union customer story</w:t>
       </w:r>
     </w:p>
     <w:p>
@@ -3580,6 +5212,7 @@
         <w:r>
           <w:rPr>
             <w:color w:val="176C78"/>
+            <w:u w:val="single"/>
           </w:rPr>
           <w:t>Source S19</w:t>
         </w:r>
@@ -3595,7 +5228,7 @@
           <w:b/>
           <w:sz w:val="20"/>
         </w:rPr>
-        <w:t>S20  CISA and FBI  Updated Product Security Bad Practices guidance</w:t>
+        <w:t>S20  CISA and FBI — Updated Product Security Bad Practices guidance</w:t>
       </w:r>
     </w:p>
     <w:p>
@@ -3618,8 +5251,213 @@
         <w:r>
           <w:rPr>
             <w:color w:val="176C78"/>
+            <w:u w:val="single"/>
           </w:rPr>
           <w:t>Source S20</w:t>
+        </w:r>
+      </w:hyperlink>
+    </w:p>
+    <w:p>
+      <w:pPr>
+        <w:pStyle w:val="Heading1"/>
+        <w:pageBreakBefore/>
+      </w:pPr>
+      <w:r>
+        <w:t>Research sources 21 to 25</w:t>
+      </w:r>
+    </w:p>
+    <w:p>
+      <w:pPr>
+        <w:keepNext/>
+        <w:widowControl/>
+      </w:pPr>
+      <w:r>
+        <w:rPr>
+          <w:b/>
+          <w:sz w:val="20"/>
+        </w:rPr>
+        <w:t>S21  Claroty Team82 — Remote access tool sprawl in OT environments</w:t>
+      </w:r>
+    </w:p>
+    <w:p>
+      <w:pPr>
+        <w:widowControl/>
+      </w:pPr>
+      <w:r>
+        <w:rPr>
+          <w:b w:val="0"/>
+          <w:sz w:val="20"/>
+        </w:rPr>
+        <w:t>2024-09-10 | Vendor research and press release. Claroty reports that 55% of organizations in its Team82 dataset had four or more remote-access tools in their OT environments. The underlying research examined data from more than 50,000 remote-access-enabled devices. Proprietary vendor research. The public release does not provide enough sampling detail to treat the result as industrial prevalence, customer demand, or willingness to pay. Organizations and devices represented in Claroty's dataset may differ from the proposed customer segment.</w:t>
+      </w:r>
+    </w:p>
+    <w:p>
+      <w:pPr>
+        <w:spacing w:after="240"/>
+      </w:pPr>
+      <w:hyperlink r:id="rId34">
+        <w:r>
+          <w:rPr>
+            <w:color w:val="176C78"/>
+            <w:u w:val="single"/>
+          </w:rPr>
+          <w:t>Source S21</w:t>
+        </w:r>
+      </w:hyperlink>
+    </w:p>
+    <w:p>
+      <w:pPr>
+        <w:keepNext/>
+        <w:widowControl/>
+      </w:pPr>
+      <w:r>
+        <w:rPr>
+          <w:b/>
+          <w:sz w:val="20"/>
+        </w:rPr>
+        <w:t>S22  Dragos — Industrial Ransomware Analysis for the First Quarter of 2026</w:t>
+      </w:r>
+    </w:p>
+    <w:p>
+      <w:pPr>
+        <w:widowControl/>
+      </w:pPr>
+      <w:r>
+        <w:rPr>
+          <w:b w:val="0"/>
+          <w:sz w:val="20"/>
+        </w:rPr>
+        <w:t>2026-06-03 | Vendor threat-intelligence analysis. Dragos identified 1,020 ransomware incidents affecting industrial organizations from public disclosures and ransomware-group data-leak sites. Manufacturing represented 62% of the observed or claimed victims. Observed and claimed victim data are not a complete census of confirmed attacks. The statistic provides industrial threat context; it does not attribute the incidents to vendor access or establish demand for this company's proposed workflow.</w:t>
+      </w:r>
+    </w:p>
+    <w:p>
+      <w:pPr>
+        <w:spacing w:after="240"/>
+      </w:pPr>
+      <w:hyperlink r:id="rId35">
+        <w:r>
+          <w:rPr>
+            <w:color w:val="176C78"/>
+            <w:u w:val="single"/>
+          </w:rPr>
+          <w:t>Source S22</w:t>
+        </w:r>
+      </w:hyperlink>
+    </w:p>
+    <w:p>
+      <w:pPr>
+        <w:keepNext/>
+        <w:widowControl/>
+      </w:pPr>
+      <w:r>
+        <w:rPr>
+          <w:b/>
+          <w:sz w:val="20"/>
+        </w:rPr>
+        <w:t>S23  Secomea — Secure remote access built for OT</w:t>
+      </w:r>
+    </w:p>
+    <w:p>
+      <w:pPr>
+        <w:widowControl/>
+      </w:pPr>
+      <w:r>
+        <w:rPr>
+          <w:b w:val="0"/>
+          <w:sz w:val="20"/>
+        </w:rPr>
+        <w:t>accessed 2026-10-10 | Vendor capability description. Secomea describes OT-specific remote access, user and session controls, auditability, and use by manufacturers, machine builders, OEMs, critical-infrastructure operators, and system integrators. Vendor-described capability and customer count. Ease of deployment, effectiveness, pricing, and customer outcomes were not independently tested.</w:t>
+      </w:r>
+    </w:p>
+    <w:p>
+      <w:pPr>
+        <w:spacing w:after="240"/>
+      </w:pPr>
+      <w:hyperlink r:id="rId36">
+        <w:r>
+          <w:rPr>
+            <w:color w:val="176C78"/>
+            <w:u w:val="single"/>
+          </w:rPr>
+          <w:t>Source S23</w:t>
+        </w:r>
+      </w:hyperlink>
+    </w:p>
+    <w:p>
+      <w:pPr>
+        <w:keepNext/>
+        <w:widowControl/>
+      </w:pPr>
+      <w:r>
+        <w:rPr>
+          <w:b/>
+          <w:sz w:val="20"/>
+        </w:rPr>
+        <w:t>S24  Tenable — Tenable One OT Exposure</w:t>
+      </w:r>
+    </w:p>
+    <w:p>
+      <w:pPr>
+        <w:widowControl/>
+      </w:pPr>
+      <w:r>
+        <w:rPr>
+          <w:b w:val="0"/>
+          <w:sz w:val="20"/>
+        </w:rPr>
+        <w:t>accessed 2026-10-10 | Vendor capability description. Tenable describes OT asset discovery, exposure analysis, attack-path analysis, remediation context, reporting, and imported configuration data. Vendor-described capability. Coverage, accuracy, operating burden, pricing, and suitability for the proposed review were not independently tested.</w:t>
+      </w:r>
+    </w:p>
+    <w:p>
+      <w:pPr>
+        <w:spacing w:after="240"/>
+      </w:pPr>
+      <w:hyperlink r:id="rId37">
+        <w:r>
+          <w:rPr>
+            <w:color w:val="176C78"/>
+            <w:u w:val="single"/>
+          </w:rPr>
+          <w:t>Source S24</w:t>
+        </w:r>
+      </w:hyperlink>
+    </w:p>
+    <w:p>
+      <w:pPr>
+        <w:keepNext/>
+        <w:widowControl/>
+      </w:pPr>
+      <w:r>
+        <w:rPr>
+          <w:b/>
+          <w:sz w:val="20"/>
+        </w:rPr>
+        <w:t>S25  SpecterOps — BloodHound Enterprise</w:t>
+      </w:r>
+    </w:p>
+    <w:p>
+      <w:pPr>
+        <w:widowControl/>
+      </w:pPr>
+      <w:r>
+        <w:rPr>
+          <w:b w:val="0"/>
+          <w:sz w:val="20"/>
+        </w:rPr>
+        <w:t>accessed 2026-10-10 | Vendor capability description. BloodHound Enterprise describes continuous identity attack-path mapping, prioritized choke points, guided remediation, and progress tracking across supported identity environments. Vendor-described capability. This source does not establish OT remote-access coverage, comparative accuracy, pricing, or fit for the proposed approval-and-verification workflow.</w:t>
+      </w:r>
+    </w:p>
+    <w:p>
+      <w:pPr>
+        <w:spacing w:after="240"/>
+      </w:pPr>
+      <w:hyperlink r:id="rId38">
+        <w:r>
+          <w:rPr>
+            <w:color w:val="176C78"/>
+            <w:u w:val="single"/>
+          </w:rPr>
+          <w:t>Source S25</w:t>
         </w:r>
       </w:hyperlink>
     </w:p>
@@ -4020,6 +5858,7 @@
     </w:pPr>
     <w:rPr>
       <w:rFonts w:ascii="Calibri" w:hAnsi="Calibri"/>
+      <w:color w:val="000000"/>
       <w:sz w:val="22"/>
     </w:rPr>
   </w:style>
@@ -4085,7 +5924,7 @@
       <w:rFonts w:asciiTheme="majorHAnsi" w:eastAsiaTheme="majorEastAsia" w:hAnsiTheme="majorHAnsi" w:cstheme="majorBidi" w:ascii="Calibri" w:hAnsi="Calibri"/>
       <w:b/>
       <w:bCs/>
-      <w:color w:val="142F43"/>
+      <w:color w:val="000000"/>
       <w:sz w:val="42"/>
       <w:szCs w:val="28"/>
     </w:rPr>
@@ -4109,7 +5948,7 @@
       <w:rFonts w:asciiTheme="majorHAnsi" w:eastAsiaTheme="majorEastAsia" w:hAnsiTheme="majorHAnsi" w:cstheme="majorBidi" w:ascii="Calibri" w:hAnsi="Calibri"/>
       <w:b/>
       <w:bCs/>
-      <w:color w:val="142F43"/>
+      <w:color w:val="000000"/>
       <w:sz w:val="28"/>
       <w:szCs w:val="26"/>
     </w:rPr>
@@ -4454,6 +6293,7 @@
     </w:pPr>
     <w:rPr>
       <w:rFonts w:ascii="Calibri" w:hAnsi="Calibri"/>
+      <w:color w:val="000000"/>
       <w:sz w:val="22"/>
     </w:rPr>
   </w:style>
@@ -4556,6 +6396,7 @@
     </w:pPr>
     <w:rPr>
       <w:rFonts w:ascii="Calibri" w:hAnsi="Calibri"/>
+      <w:color w:val="000000"/>
       <w:sz w:val="22"/>
     </w:rPr>
   </w:style>

--- a/docs/company/Company_Strategy_and_Business_Plan.docx
+++ b/docs/company/Company_Strategy_and_Business_Plan.docx
@@ -1,6 +1,6 @@
 
 <file path=word/document.xml><?xml version="1.0" encoding="utf-8"?>
-<w:document xmlns:wpc="http://schemas.microsoft.com/office/word/2010/wordprocessingCanvas" xmlns:mo="http://schemas.microsoft.com/office/mac/office/2008/main" xmlns:mc="http://schemas.openxmlformats.org/markup-compatibility/2006" xmlns:mv="urn:schemas-microsoft-com:mac:vml" xmlns:o="urn:schemas-microsoft-com:office:office" xmlns:r="http://schemas.openxmlformats.org/officeDocument/2006/relationships" xmlns:m="http://schemas.openxmlformats.org/officeDocument/2006/math" xmlns:v="urn:schemas-microsoft-com:vml" xmlns:wp14="http://schemas.microsoft.com/office/word/2010/wordprocessingDrawing" xmlns:wp="http://schemas.openxmlformats.org/drawingml/2006/wordprocessingDrawing" xmlns:w10="urn:schemas-microsoft-com:office:word" xmlns:w="http://schemas.openxmlformats.org/wordprocessingml/2006/main" xmlns:w14="http://schemas.microsoft.com/office/word/2010/wordml" xmlns:wpg="http://schemas.microsoft.com/office/word/2010/wordprocessingGroup" xmlns:wpi="http://schemas.microsoft.com/office/word/2010/wordprocessingInk" xmlns:wne="http://schemas.microsoft.com/office/word/2006/wordml" xmlns:wps="http://schemas.microsoft.com/office/word/2010/wordprocessingShape" mc:Ignorable="w14 wp14">
+<w:document xmlns:ns1="http://schemas.openxmlformats.org/markup-compatibility/2006" xmlns:ns2="http://schemas.openxmlformats.org/drawingml/2006/wordprocessingDrawing" xmlns:ns3="http://schemas.openxmlformats.org/drawingml/2006/main" xmlns:ns4="http://schemas.openxmlformats.org/drawingml/2006/picture" xmlns:ns5="http://schemas.openxmlformats.org/officeDocument/2006/relationships" xmlns:w="http://schemas.openxmlformats.org/wordprocessingml/2006/main" ns1:Ignorable="w14 wp14">
   <w:body>
     <w:p>
       <w:pPr>
@@ -26,10 +26,7 @@
         <w:widowControl/>
       </w:pPr>
       <w:r>
-        <w:rPr>
-          <w:b w:val="0"/>
-        </w:rPr>
-        <w:t>Research date 10 October 2026 | Version 0.1 | Founder decision document</w:t>
+        <w:t>Research updated 26 October 2026 | Version 0.2 | Founder decision document</w:t>
       </w:r>
     </w:p>
     <w:p>
@@ -165,10 +162,172 @@
         <w:widowControl/>
       </w:pPr>
       <w:r>
+        <w:t>The company has adopted ten operating principles for how it builds, sells, and works. They preserve customer control, explicit limits, human ownership of operational changes, and measured usefulness. Product claims must distinguish a configured relationship from usable access, a removed relationship from complete revocation, and a technical result from a legal or compliance opinion.</w:t>
+      </w:r>
+    </w:p>
+    <w:p>
+      <w:pPr>
+        <w:pStyle w:val="Heading2"/>
+        <w:pageBreakBefore w:val="0"/>
+      </w:pPr>
+      <w:r>
+        <w:t>Ten company operating principles</w:t>
+      </w:r>
+    </w:p>
+    <w:p>
+      <w:pPr>
+        <w:widowControl/>
+      </w:pPr>
+      <w:r>
+        <w:t>These principles govern product, customer, research, partnership, hiring, and leadership decisions. The full doctrine includes an operating test for each principle and is recorded in the repository decision log.</w:t>
+      </w:r>
+    </w:p>
+    <w:p>
+      <w:pPr>
+        <w:widowControl/>
+      </w:pPr>
+      <w:r>
         <w:rPr>
-          <w:b w:val="0"/>
+          <w:b/>
         </w:rPr>
-        <w:t>Proposed company principles are evidence before conclusions, customer control of sensitive information, explicit limits, human ownership of operational changes, and measured usefulness. Product claims must distinguish a configured relationship from usable access, a removed relationship from complete revocation, and a technical result from a legal or compliance opinion.</w:t>
+        <w:t xml:space="preserve">1. Our business is change → Change is the environment we serve. Adapt when evidence changes, preserve the reason, and revalidate affected decisions.</w:t>
+      </w:r>
+      <w:r>
+        <w:t/>
+      </w:r>
+    </w:p>
+    <w:p>
+      <w:pPr>
+        <w:widowControl/>
+      </w:pPr>
+      <w:r>
+        <w:rPr>
+          <w:b/>
+        </w:rPr>
+        <w:t xml:space="preserve">2. We're on offense. All the time. → Act with initiative. Take the next useful, authorized action without bypassing approval, review, or safety.</w:t>
+      </w:r>
+      <w:r>
+        <w:t/>
+      </w:r>
+    </w:p>
+    <w:p>
+      <w:pPr>
+        <w:widowControl/>
+      </w:pPr>
+      <w:r>
+        <w:rPr>
+          <w:b/>
+        </w:rPr>
+        <w:t xml:space="preserve">3. Perfect results count—not a perfect process → Outcomes and methods both matter. Deliver useful results through lawful, ethical, secure, and reproducible methods.</w:t>
+      </w:r>
+      <w:r>
+        <w:t/>
+      </w:r>
+    </w:p>
+    <w:p>
+      <w:pPr>
+        <w:widowControl/>
+      </w:pPr>
+      <w:r>
+        <w:rPr>
+          <w:b/>
+        </w:rPr>
+        <w:t xml:space="preserve">4. This is as much about battle as about business → Treat the mission as consequential. Work with discipline because security affects operations, privacy, livelihoods, and trust.</w:t>
+      </w:r>
+      <w:r>
+        <w:t/>
+      </w:r>
+    </w:p>
+    <w:p>
+      <w:pPr>
+        <w:widowControl/>
+      </w:pPr>
+      <w:r>
+        <w:rPr>
+          <w:b/>
+        </w:rPr>
+        <w:t xml:space="preserve">5. Assume nothing → Question assumptions and honor commitments. Verify important beliefs, document promises, surface uncertainty, and challenge respectfully.</w:t>
+      </w:r>
+      <w:r>
+        <w:t/>
+      </w:r>
+    </w:p>
+    <w:p>
+      <w:pPr>
+        <w:widowControl/>
+      </w:pPr>
+      <w:r>
+        <w:rPr>
+          <w:b/>
+        </w:rPr>
+        <w:t xml:space="preserve">6. Live off the land → Use resources deliberately. Prefer focused experiments, simple architecture, customer-controlled data, and dependable lightweight tools.</w:t>
+      </w:r>
+      <w:r>
+        <w:t/>
+      </w:r>
+    </w:p>
+    <w:p>
+      <w:pPr>
+        <w:widowControl/>
+      </w:pPr>
+      <w:r>
+        <w:rPr>
+          <w:b/>
+        </w:rPr>
+        <w:t xml:space="preserve">7. Your job isn't done until the job is done → Finish the outcome. Complete acceptance criteria, record limits, make results understandable, and verify changes.</w:t>
+      </w:r>
+      <w:r>
+        <w:t/>
+      </w:r>
+    </w:p>
+    <w:p>
+      <w:pPr>
+        <w:widowControl/>
+      </w:pPr>
+      <w:r>
+        <w:rPr>
+          <w:b/>
+        </w:rPr>
+        <w:t xml:space="preserve">8. Dangers → Guard against predictable failure. Limit bureaucracy, ego, hidden incentives, unmanaged fatigue, blind spots, and excessive work in progress.</w:t>
+      </w:r>
+      <w:r>
+        <w:t/>
+      </w:r>
+    </w:p>
+    <w:p>
+      <w:pPr>
+        <w:widowControl/>
+      </w:pPr>
+      <w:r>
+        <w:rPr>
+          <w:b/>
+        </w:rPr>
+        <w:t xml:space="preserve">9. It won't be pretty → Expect difficult work and communicate clearly. Expose unresolved issues and give each responsible person a clear next step.</w:t>
+      </w:r>
+      <w:r>
+        <w:t/>
+      </w:r>
+    </w:p>
+    <w:p>
+      <w:pPr>
+        <w:widowControl/>
+      </w:pPr>
+      <w:r>
+        <w:rPr>
+          <w:b/>
+        </w:rPr>
+        <w:t xml:space="preserve">10. If we do the right things we'll make money damn near automatic → Earn durable business by doing right. Create revenue through real value, customer trust, honest claims, and financial discipline.</w:t>
+      </w:r>
+      <w:r>
+        <w:t/>
+      </w:r>
+    </w:p>
+    <w:p>
+      <w:pPr>
+        <w:widowControl/>
+      </w:pPr>
+      <w:r>
+        <w:t>Historical context: the text before each arrow is the short heading from a 1977 internal Nike memo associated with Rob Strasser; the text after it is our company interpretation. Some transcriptions expand the third principle with a directive to break rules and fight the law. We reject that directive: lawful authorization, defensible methods, customer protection, and honest reporting are mandatory. Nike is not affiliated with or endorsing the company. [S26, S27]</w:t>
       </w:r>
     </w:p>
     <w:p>
@@ -230,36 +389,36 @@
       </w:pPr>
       <w:r>
         <w:drawing>
-          <wp:inline xmlns:a="http://schemas.openxmlformats.org/drawingml/2006/main" xmlns:pic="http://schemas.openxmlformats.org/drawingml/2006/picture">
-            <wp:extent cx="6172200" cy="2754592"/>
-            <wp:docPr id="1" name="Picture 1" descr="Reported exposure and review practices"/>
-            <wp:cNvGraphicFramePr>
-              <a:graphicFrameLocks noChangeAspect="1"/>
-            </wp:cNvGraphicFramePr>
-            <a:graphic>
-              <a:graphicData uri="http://schemas.openxmlformats.org/drawingml/2006/picture">
-                <pic:pic>
-                  <pic:nvPicPr>
-                    <pic:cNvPr id="0" name="image1.png"/>
-                    <pic:cNvPicPr/>
-                  </pic:nvPicPr>
-                  <pic:blipFill>
-                    <a:blip r:embed="rId10"/>
-                    <a:stretch>
-                      <a:fillRect/>
-                    </a:stretch>
-                  </pic:blipFill>
-                  <pic:spPr>
-                    <a:xfrm>
-                      <a:off x="0" y="0"/>
-                      <a:ext cx="6172200" cy="2754592"/>
-                    </a:xfrm>
-                    <a:prstGeom prst="rect"/>
-                  </pic:spPr>
-                </pic:pic>
-              </a:graphicData>
-            </a:graphic>
-          </wp:inline>
+          <ns2:inline>
+            <ns2:extent cx="6172200" cy="2754592"/>
+            <ns2:docPr id="1" name="Picture 1" descr="Reported exposure and review practices"/>
+            <ns2:cNvGraphicFramePr>
+              <ns3:graphicFrameLocks noChangeAspect="1"/>
+            </ns2:cNvGraphicFramePr>
+            <ns3:graphic>
+              <ns3:graphicData uri="http://schemas.openxmlformats.org/drawingml/2006/picture">
+                <ns4:pic>
+                  <ns4:nvPicPr>
+                    <ns4:cNvPr id="0" name="image1.png"/>
+                    <ns4:cNvPicPr/>
+                  </ns4:nvPicPr>
+                  <ns4:blipFill>
+                    <ns3:blip ns5:embed="rId10"/>
+                    <ns3:stretch>
+                      <ns3:fillRect/>
+                    </ns3:stretch>
+                  </ns4:blipFill>
+                  <ns4:spPr>
+                    <ns3:xfrm>
+                      <ns3:off x="0" y="0"/>
+                      <ns3:ext cx="6172200" cy="2754592"/>
+                    </ns3:xfrm>
+                    <ns3:prstGeom prst="rect"/>
+                  </ns4:spPr>
+                </ns4:pic>
+              </ns3:graphicData>
+            </ns3:graphic>
+          </ns2:inline>
         </w:drawing>
       </w:r>
     </w:p>
@@ -430,36 +589,36 @@
       </w:pPr>
       <w:r>
         <w:drawing>
-          <wp:inline xmlns:a="http://schemas.openxmlformats.org/drawingml/2006/main" xmlns:pic="http://schemas.openxmlformats.org/drawingml/2006/picture">
-            <wp:extent cx="6172200" cy="2754592"/>
-            <wp:docPr id="2" name="Picture 2" descr="Proposed opportunity priorities"/>
-            <wp:cNvGraphicFramePr>
-              <a:graphicFrameLocks noChangeAspect="1"/>
-            </wp:cNvGraphicFramePr>
-            <a:graphic>
-              <a:graphicData uri="http://schemas.openxmlformats.org/drawingml/2006/picture">
-                <pic:pic>
-                  <pic:nvPicPr>
-                    <pic:cNvPr id="0" name="image2.png"/>
-                    <pic:cNvPicPr/>
-                  </pic:nvPicPr>
-                  <pic:blipFill>
-                    <a:blip r:embed="rId11"/>
-                    <a:stretch>
-                      <a:fillRect/>
-                    </a:stretch>
-                  </pic:blipFill>
-                  <pic:spPr>
-                    <a:xfrm>
-                      <a:off x="0" y="0"/>
-                      <a:ext cx="6172200" cy="2754592"/>
-                    </a:xfrm>
-                    <a:prstGeom prst="rect"/>
-                  </pic:spPr>
-                </pic:pic>
-              </a:graphicData>
-            </a:graphic>
-          </wp:inline>
+          <ns2:inline>
+            <ns2:extent cx="6172200" cy="2754592"/>
+            <ns2:docPr id="2" name="Picture 2" descr="Proposed opportunity priorities"/>
+            <ns2:cNvGraphicFramePr>
+              <ns3:graphicFrameLocks noChangeAspect="1"/>
+            </ns2:cNvGraphicFramePr>
+            <ns3:graphic>
+              <ns3:graphicData uri="http://schemas.openxmlformats.org/drawingml/2006/picture">
+                <ns4:pic>
+                  <ns4:nvPicPr>
+                    <ns4:cNvPr id="0" name="image2.png"/>
+                    <ns4:cNvPicPr/>
+                  </ns4:nvPicPr>
+                  <ns4:blipFill>
+                    <ns3:blip ns5:embed="rId11"/>
+                    <ns3:stretch>
+                      <ns3:fillRect/>
+                    </ns3:stretch>
+                  </ns4:blipFill>
+                  <ns4:spPr>
+                    <ns3:xfrm>
+                      <ns3:off x="0" y="0"/>
+                      <ns3:ext cx="6172200" cy="2754592"/>
+                    </ns3:xfrm>
+                    <ns3:prstGeom prst="rect"/>
+                  </ns4:spPr>
+                </ns4:pic>
+              </ns3:graphicData>
+            </ns3:graphic>
+          </ns2:inline>
         </w:drawing>
       </w:r>
     </w:p>
@@ -2487,36 +2646,36 @@
       </w:pPr>
       <w:r>
         <w:drawing>
-          <wp:inline xmlns:a="http://schemas.openxmlformats.org/drawingml/2006/main" xmlns:pic="http://schemas.openxmlformats.org/drawingml/2006/picture">
-            <wp:extent cx="6172200" cy="2754592"/>
-            <wp:docPr id="3" name="Picture 3" descr="Delivery effort determines assessment margin"/>
-            <wp:cNvGraphicFramePr>
-              <a:graphicFrameLocks noChangeAspect="1"/>
-            </wp:cNvGraphicFramePr>
-            <a:graphic>
-              <a:graphicData uri="http://schemas.openxmlformats.org/drawingml/2006/picture">
-                <pic:pic>
-                  <pic:nvPicPr>
-                    <pic:cNvPr id="0" name="image3.png"/>
-                    <pic:cNvPicPr/>
-                  </pic:nvPicPr>
-                  <pic:blipFill>
-                    <a:blip r:embed="rId12"/>
-                    <a:stretch>
-                      <a:fillRect/>
-                    </a:stretch>
-                  </pic:blipFill>
-                  <pic:spPr>
-                    <a:xfrm>
-                      <a:off x="0" y="0"/>
-                      <a:ext cx="6172200" cy="2754592"/>
-                    </a:xfrm>
-                    <a:prstGeom prst="rect"/>
-                  </pic:spPr>
-                </pic:pic>
-              </a:graphicData>
-            </a:graphic>
-          </wp:inline>
+          <ns2:inline>
+            <ns2:extent cx="6172200" cy="2754592"/>
+            <ns2:docPr id="3" name="Picture 3" descr="Delivery effort determines assessment margin"/>
+            <ns2:cNvGraphicFramePr>
+              <ns3:graphicFrameLocks noChangeAspect="1"/>
+            </ns2:cNvGraphicFramePr>
+            <ns3:graphic>
+              <ns3:graphicData uri="http://schemas.openxmlformats.org/drawingml/2006/picture">
+                <ns4:pic>
+                  <ns4:nvPicPr>
+                    <ns4:cNvPr id="0" name="image3.png"/>
+                    <ns4:cNvPicPr/>
+                  </ns4:nvPicPr>
+                  <ns4:blipFill>
+                    <ns3:blip ns5:embed="rId12"/>
+                    <ns3:stretch>
+                      <ns3:fillRect/>
+                    </ns3:stretch>
+                  </ns4:blipFill>
+                  <ns4:spPr>
+                    <ns3:xfrm>
+                      <ns3:off x="0" y="0"/>
+                      <ns3:ext cx="6172200" cy="2754592"/>
+                    </ns3:xfrm>
+                    <ns3:prstGeom prst="rect"/>
+                  </ns4:spPr>
+                </ns4:pic>
+              </ns3:graphicData>
+            </ns3:graphic>
+          </ns2:inline>
         </w:drawing>
       </w:r>
     </w:p>
@@ -2665,36 +2824,36 @@
       </w:pPr>
       <w:r>
         <w:drawing>
-          <wp:inline xmlns:a="http://schemas.openxmlformats.org/drawingml/2006/main" xmlns:pic="http://schemas.openxmlformats.org/drawingml/2006/picture">
-            <wp:extent cx="6172200" cy="2754592"/>
-            <wp:docPr id="4" name="Picture 4" descr="A conservative six month work budget"/>
-            <wp:cNvGraphicFramePr>
-              <a:graphicFrameLocks noChangeAspect="1"/>
-            </wp:cNvGraphicFramePr>
-            <a:graphic>
-              <a:graphicData uri="http://schemas.openxmlformats.org/drawingml/2006/picture">
-                <pic:pic>
-                  <pic:nvPicPr>
-                    <pic:cNvPr id="0" name="image4.png"/>
-                    <pic:cNvPicPr/>
-                  </pic:nvPicPr>
-                  <pic:blipFill>
-                    <a:blip r:embed="rId13"/>
-                    <a:stretch>
-                      <a:fillRect/>
-                    </a:stretch>
-                  </pic:blipFill>
-                  <pic:spPr>
-                    <a:xfrm>
-                      <a:off x="0" y="0"/>
-                      <a:ext cx="6172200" cy="2754592"/>
-                    </a:xfrm>
-                    <a:prstGeom prst="rect"/>
-                  </pic:spPr>
-                </pic:pic>
-              </a:graphicData>
-            </a:graphic>
-          </wp:inline>
+          <ns2:inline>
+            <ns2:extent cx="6172200" cy="2754592"/>
+            <ns2:docPr id="4" name="Picture 4" descr="A conservative six month work budget"/>
+            <ns2:cNvGraphicFramePr>
+              <ns3:graphicFrameLocks noChangeAspect="1"/>
+            </ns2:cNvGraphicFramePr>
+            <ns3:graphic>
+              <ns3:graphicData uri="http://schemas.openxmlformats.org/drawingml/2006/picture">
+                <ns4:pic>
+                  <ns4:nvPicPr>
+                    <ns4:cNvPr id="0" name="image4.png"/>
+                    <ns4:cNvPicPr/>
+                  </ns4:nvPicPr>
+                  <ns4:blipFill>
+                    <ns3:blip ns5:embed="rId13"/>
+                    <ns3:stretch>
+                      <ns3:fillRect/>
+                    </ns3:stretch>
+                  </ns4:blipFill>
+                  <ns4:spPr>
+                    <ns3:xfrm>
+                      <ns3:off x="0" y="0"/>
+                      <ns3:ext cx="6172200" cy="2754592"/>
+                    </ns3:xfrm>
+                    <ns3:prstGeom prst="rect"/>
+                  </ns4:spPr>
+                </ns4:pic>
+              </ns3:graphicData>
+            </ns3:graphic>
+          </ns2:inline>
         </w:drawing>
       </w:r>
     </w:p>
@@ -4479,7 +4638,7 @@
       <w:pPr>
         <w:spacing w:after="240"/>
       </w:pPr>
-      <w:hyperlink r:id="rId14">
+      <w:hyperlink ns5:id="rId14">
         <w:r>
           <w:rPr>
             <w:color w:val="176C78"/>
@@ -4518,7 +4677,7 @@
       <w:pPr>
         <w:spacing w:after="240"/>
       </w:pPr>
-      <w:hyperlink r:id="rId15">
+      <w:hyperlink ns5:id="rId15">
         <w:r>
           <w:rPr>
             <w:color w:val="176C78"/>
@@ -4557,7 +4716,7 @@
       <w:pPr>
         <w:spacing w:after="240"/>
       </w:pPr>
-      <w:hyperlink r:id="rId16">
+      <w:hyperlink ns5:id="rId16">
         <w:r>
           <w:rPr>
             <w:color w:val="176C78"/>
@@ -4596,7 +4755,7 @@
       <w:pPr>
         <w:spacing w:after="240"/>
       </w:pPr>
-      <w:hyperlink r:id="rId17">
+      <w:hyperlink ns5:id="rId17">
         <w:r>
           <w:rPr>
             <w:color w:val="176C78"/>
@@ -4635,7 +4794,7 @@
       <w:pPr>
         <w:spacing w:after="240"/>
       </w:pPr>
-      <w:hyperlink r:id="rId18">
+      <w:hyperlink ns5:id="rId18">
         <w:r>
           <w:rPr>
             <w:color w:val="176C78"/>
@@ -4683,7 +4842,7 @@
       <w:pPr>
         <w:spacing w:after="240"/>
       </w:pPr>
-      <w:hyperlink r:id="rId19">
+      <w:hyperlink ns5:id="rId19">
         <w:r>
           <w:rPr>
             <w:color w:val="176C78"/>
@@ -4722,7 +4881,7 @@
       <w:pPr>
         <w:spacing w:after="240"/>
       </w:pPr>
-      <w:hyperlink r:id="rId20">
+      <w:hyperlink ns5:id="rId20">
         <w:r>
           <w:rPr>
             <w:color w:val="176C78"/>
@@ -4761,7 +4920,7 @@
       <w:pPr>
         <w:spacing w:after="240"/>
       </w:pPr>
-      <w:hyperlink r:id="rId21">
+      <w:hyperlink ns5:id="rId21">
         <w:r>
           <w:rPr>
             <w:color w:val="176C78"/>
@@ -4800,7 +4959,7 @@
       <w:pPr>
         <w:spacing w:after="240"/>
       </w:pPr>
-      <w:hyperlink r:id="rId22">
+      <w:hyperlink ns5:id="rId22">
         <w:r>
           <w:rPr>
             <w:color w:val="176C78"/>
@@ -4839,7 +4998,7 @@
       <w:pPr>
         <w:spacing w:after="240"/>
       </w:pPr>
-      <w:hyperlink r:id="rId23">
+      <w:hyperlink ns5:id="rId23">
         <w:r>
           <w:rPr>
             <w:color w:val="176C78"/>
@@ -4887,7 +5046,7 @@
       <w:pPr>
         <w:spacing w:after="240"/>
       </w:pPr>
-      <w:hyperlink r:id="rId24">
+      <w:hyperlink ns5:id="rId24">
         <w:r>
           <w:rPr>
             <w:color w:val="176C78"/>
@@ -4926,7 +5085,7 @@
       <w:pPr>
         <w:spacing w:after="240"/>
       </w:pPr>
-      <w:hyperlink r:id="rId25">
+      <w:hyperlink ns5:id="rId25">
         <w:r>
           <w:rPr>
             <w:color w:val="176C78"/>
@@ -4965,7 +5124,7 @@
       <w:pPr>
         <w:spacing w:after="240"/>
       </w:pPr>
-      <w:hyperlink r:id="rId26">
+      <w:hyperlink ns5:id="rId26">
         <w:r>
           <w:rPr>
             <w:color w:val="176C78"/>
@@ -5004,7 +5163,7 @@
       <w:pPr>
         <w:spacing w:after="240"/>
       </w:pPr>
-      <w:hyperlink r:id="rId27">
+      <w:hyperlink ns5:id="rId27">
         <w:r>
           <w:rPr>
             <w:color w:val="176C78"/>
@@ -5043,7 +5202,7 @@
       <w:pPr>
         <w:spacing w:after="240"/>
       </w:pPr>
-      <w:hyperlink r:id="rId28">
+      <w:hyperlink ns5:id="rId28">
         <w:r>
           <w:rPr>
             <w:color w:val="176C78"/>
@@ -5091,7 +5250,7 @@
       <w:pPr>
         <w:spacing w:after="240"/>
       </w:pPr>
-      <w:hyperlink r:id="rId29">
+      <w:hyperlink ns5:id="rId29">
         <w:r>
           <w:rPr>
             <w:color w:val="176C78"/>
@@ -5130,7 +5289,7 @@
       <w:pPr>
         <w:spacing w:after="240"/>
       </w:pPr>
-      <w:hyperlink r:id="rId30">
+      <w:hyperlink ns5:id="rId30">
         <w:r>
           <w:rPr>
             <w:color w:val="176C78"/>
@@ -5169,7 +5328,7 @@
       <w:pPr>
         <w:spacing w:after="240"/>
       </w:pPr>
-      <w:hyperlink r:id="rId31">
+      <w:hyperlink ns5:id="rId31">
         <w:r>
           <w:rPr>
             <w:color w:val="176C78"/>
@@ -5208,7 +5367,7 @@
       <w:pPr>
         <w:spacing w:after="240"/>
       </w:pPr>
-      <w:hyperlink r:id="rId32">
+      <w:hyperlink ns5:id="rId32">
         <w:r>
           <w:rPr>
             <w:color w:val="176C78"/>
@@ -5247,7 +5406,7 @@
       <w:pPr>
         <w:spacing w:after="240"/>
       </w:pPr>
-      <w:hyperlink r:id="rId33">
+      <w:hyperlink ns5:id="rId33">
         <w:r>
           <w:rPr>
             <w:color w:val="176C78"/>
@@ -5295,7 +5454,7 @@
       <w:pPr>
         <w:spacing w:after="240"/>
       </w:pPr>
-      <w:hyperlink r:id="rId34">
+      <w:hyperlink ns5:id="rId34">
         <w:r>
           <w:rPr>
             <w:color w:val="176C78"/>
@@ -5334,7 +5493,7 @@
       <w:pPr>
         <w:spacing w:after="240"/>
       </w:pPr>
-      <w:hyperlink r:id="rId35">
+      <w:hyperlink ns5:id="rId35">
         <w:r>
           <w:rPr>
             <w:color w:val="176C78"/>
@@ -5373,7 +5532,7 @@
       <w:pPr>
         <w:spacing w:after="240"/>
       </w:pPr>
-      <w:hyperlink r:id="rId36">
+      <w:hyperlink ns5:id="rId36">
         <w:r>
           <w:rPr>
             <w:color w:val="176C78"/>
@@ -5412,7 +5571,7 @@
       <w:pPr>
         <w:spacing w:after="240"/>
       </w:pPr>
-      <w:hyperlink r:id="rId37">
+      <w:hyperlink ns5:id="rId37">
         <w:r>
           <w:rPr>
             <w:color w:val="176C78"/>
@@ -5451,7 +5610,7 @@
       <w:pPr>
         <w:spacing w:after="240"/>
       </w:pPr>
-      <w:hyperlink r:id="rId38">
+      <w:hyperlink ns5:id="rId38">
         <w:r>
           <w:rPr>
             <w:color w:val="176C78"/>
@@ -5461,8 +5620,71 @@
         </w:r>
       </w:hyperlink>
     </w:p>
+    <w:p>
+      <w:pPr>
+        <w:pStyle w:val="Heading1"/>
+        <w:pageBreakBefore w:val="0"/>
+      </w:pPr>
+      <w:r>
+        <w:t>Research sources 26 to 27</w:t>
+      </w:r>
+    </w:p>
+    <w:p>
+      <w:pPr>
+        <w:widowControl/>
+      </w:pPr>
+      <w:r>
+        <w:rPr>
+          <w:b/>
+        </w:rPr>
+        <w:t>S26  Rob Strasser - Nike Principles internal memo</w:t>
+      </w:r>
+    </w:p>
+    <w:p>
+      <w:pPr>
+        <w:widowControl/>
+      </w:pPr>
+      <w:r>
+        <w:t>1977; accessed 2026-10-26 | Historical memo transcript and image archive. Supports the historical ten-part structure and themes used as inspiration. Some original language is incompatible with lawful, safe cybersecurity work and is not adopted. No Nike affiliation or endorsement is implied.</w:t>
+      </w:r>
+    </w:p>
+    <w:p>
+      <w:pPr>
+        <w:widowControl/>
+      </w:pPr>
+      <w:r>
+        <w:t>https://designmanifestos.org/rob-strasser-nike-memo/</w:t>
+      </w:r>
+    </w:p>
+    <w:p>
+      <w:pPr>
+        <w:widowControl/>
+      </w:pPr>
+      <w:r>
+        <w:rPr>
+          <w:b/>
+        </w:rPr>
+        <w:t>S27  Nike - Inside the Lines Code of Conduct</w:t>
+      </w:r>
+    </w:p>
+    <w:p>
+      <w:pPr>
+        <w:widowControl/>
+      </w:pPr>
+      <w:r>
+        <w:t>November 2025; accessed 2026-10-26 | Official corporate code of conduct. Shows that Nike's current public doctrine contains five maxims, distinct from the historical ten-part memo. It does not govern or endorse this company.</w:t>
+      </w:r>
+    </w:p>
+    <w:p>
+      <w:pPr>
+        <w:widowControl/>
+      </w:pPr>
+      <w:r>
+        <w:t>https://investors.nike.com/_assets/_670338e20d4eb7961dc9659bd7127c86/nike/db/928/9509/file/Inside-The-Lines_Nov-2025.pdf</w:t>
+      </w:r>
+    </w:p>
     <w:sectPr>
-      <w:footerReference w:type="default" r:id="rId9"/>
+      <w:footerReference w:type="default" ns5:id="rId9"/>
       <w:pgSz w:w="12240" w:h="15840"/>
       <w:pgMar w:top="1037" w:right="1123" w:bottom="1037" w:left="1123" w:header="720" w:footer="720" w:gutter="0"/>
       <w:cols w:space="720"/>
@@ -5483,7 +5705,7 @@
       <w:rPr>
         <w:sz w:val="18"/>
       </w:rPr>
-      <w:t xml:space="preserve">Company strategy  |  10 October 2026  |  </w:t>
+      <w:t xml:space="preserve">Company strategy  |  26 October 2026  |  </w:t>
     </w:r>
     <w:fldSimple w:instr="PAGE"/>
   </w:p>
